--- a/cases/arghel/report/report.docx
+++ b/cases/arghel/report/report.docx
@@ -16,7 +16,7 @@
           <w:b w:val="0"/>
           <w:color w:val="718096"/>
         </w:rPr>
-        <w:t>Substrate: Fe(110)  |  Medium: 1 M HCl  |  DFT level: B3LYP/6-311++G(d,p) (ddCOSMO:water)  |  Generated 2026-07-08 09:09</w:t>
+        <w:t>Substrate: Fe(110)  |  Medium: 1 M HCl  |  DFT level: B3LYP/6-311++G(d,p) (ddCOSMO:water)  |  Generated 2026-07-10 14:44</w:t>
       </w:r>
     </w:p>
     <w:p>
@@ -126,19 +126,15 @@
         <w:tblLook w:firstColumn="1" w:firstRow="1" w:lastColumn="0" w:lastRow="0" w:noHBand="0" w:noVBand="1" w:val="04A0"/>
       </w:tblPr>
       <w:tblGrid>
-        <w:gridCol w:w="1080"/>
-        <w:gridCol w:w="1080"/>
-        <w:gridCol w:w="1080"/>
-        <w:gridCol w:w="1080"/>
-        <w:gridCol w:w="1080"/>
-        <w:gridCol w:w="1080"/>
-        <w:gridCol w:w="1080"/>
-        <w:gridCol w:w="1080"/>
+        <w:gridCol w:w="2160"/>
+        <w:gridCol w:w="2160"/>
+        <w:gridCol w:w="2160"/>
+        <w:gridCol w:w="2160"/>
       </w:tblGrid>
       <w:tr>
         <w:tc>
           <w:tcPr>
-            <w:tcW w:type="dxa" w:w="1080"/>
+            <w:tcW w:type="dxa" w:w="2160"/>
           </w:tcPr>
           <w:p>
             <w:r>
@@ -146,113 +142,12 @@
                 <w:b/>
                 <w:sz w:val="17"/>
               </w:rPr>
-              <w:t>Inhibitor</w:t>
             </w:r>
           </w:p>
         </w:tc>
         <w:tc>
           <w:tcPr>
-            <w:tcW w:type="dxa" w:w="1080"/>
-          </w:tcPr>
-          <w:p>
-            <w:r>
-              <w:rPr>
-                <w:b/>
-                <w:sz w:val="17"/>
-              </w:rPr>
-              <w:t>Gap (eV)</w:t>
-            </w:r>
-          </w:p>
-        </w:tc>
-        <w:tc>
-          <w:tcPr>
-            <w:tcW w:type="dxa" w:w="1080"/>
-          </w:tcPr>
-          <w:p>
-            <w:r>
-              <w:rPr>
-                <w:b/>
-                <w:sz w:val="17"/>
-              </w:rPr>
-              <w:t>Hardness η (eV)</w:t>
-            </w:r>
-          </w:p>
-        </w:tc>
-        <w:tc>
-          <w:tcPr>
-            <w:tcW w:type="dxa" w:w="1080"/>
-          </w:tcPr>
-          <w:p>
-            <w:r>
-              <w:rPr>
-                <w:b/>
-                <w:sz w:val="17"/>
-              </w:rPr>
-              <w:t>Softness σ (1/eV)</w:t>
-            </w:r>
-          </w:p>
-        </w:tc>
-        <w:tc>
-          <w:tcPr>
-            <w:tcW w:type="dxa" w:w="1080"/>
-          </w:tcPr>
-          <w:p>
-            <w:r>
-              <w:rPr>
-                <w:b/>
-                <w:sz w:val="17"/>
-              </w:rPr>
-              <w:t>ΔN</w:t>
-            </w:r>
-          </w:p>
-        </w:tc>
-        <w:tc>
-          <w:tcPr>
-            <w:tcW w:type="dxa" w:w="1080"/>
-          </w:tcPr>
-          <w:p>
-            <w:r>
-              <w:rPr>
-                <w:b/>
-                <w:sz w:val="17"/>
-              </w:rPr>
-              <w:t>E_ads (kJ/mol)</w:t>
-            </w:r>
-          </w:p>
-        </w:tc>
-        <w:tc>
-          <w:tcPr>
-            <w:tcW w:type="dxa" w:w="1080"/>
-          </w:tcPr>
-          <w:p>
-            <w:r>
-              <w:rPr>
-                <w:b/>
-                <w:sz w:val="17"/>
-              </w:rPr>
-              <w:t>Fe–O (Å)</w:t>
-            </w:r>
-          </w:p>
-        </w:tc>
-        <w:tc>
-          <w:tcPr>
-            <w:tcW w:type="dxa" w:w="1080"/>
-          </w:tcPr>
-          <w:p>
-            <w:r>
-              <w:rPr>
-                <w:b/>
-                <w:sz w:val="17"/>
-              </w:rPr>
-              <w:t>Score</w:t>
-            </w:r>
-          </w:p>
-        </w:tc>
-      </w:tr>
-      <w:tr>
-        <w:tc>
-          <w:tcPr>
-            <w:tcW w:type="dxa" w:w="1080"/>
+            <w:tcW w:type="dxa" w:w="2160"/>
           </w:tcPr>
           <w:p>
             <w:r>
@@ -266,7 +161,51 @@
         </w:tc>
         <w:tc>
           <w:tcPr>
-            <w:tcW w:type="dxa" w:w="1080"/>
+            <w:tcW w:type="dxa" w:w="2160"/>
+          </w:tcPr>
+          <w:p>
+            <w:r>
+              <w:rPr>
+                <w:b/>
+                <w:sz w:val="17"/>
+              </w:rPr>
+              <w:t>isorhamnetin</w:t>
+            </w:r>
+          </w:p>
+        </w:tc>
+        <w:tc>
+          <w:tcPr>
+            <w:tcW w:type="dxa" w:w="2160"/>
+          </w:tcPr>
+          <w:p>
+            <w:r>
+              <w:rPr>
+                <w:b/>
+                <w:sz w:val="17"/>
+              </w:rPr>
+              <w:t>kaempferol</w:t>
+            </w:r>
+          </w:p>
+        </w:tc>
+      </w:tr>
+      <w:tr>
+        <w:tc>
+          <w:tcPr>
+            <w:tcW w:type="dxa" w:w="2160"/>
+          </w:tcPr>
+          <w:p>
+            <w:r>
+              <w:rPr>
+                <w:b w:val="0"/>
+                <w:sz w:val="17"/>
+              </w:rPr>
+              <w:t>Gap (eV)</w:t>
+            </w:r>
+          </w:p>
+        </w:tc>
+        <w:tc>
+          <w:tcPr>
+            <w:tcW w:type="dxa" w:w="2160"/>
           </w:tcPr>
           <w:p>
             <w:r>
@@ -280,7 +219,51 @@
         </w:tc>
         <w:tc>
           <w:tcPr>
-            <w:tcW w:type="dxa" w:w="1080"/>
+            <w:tcW w:type="dxa" w:w="2160"/>
+          </w:tcPr>
+          <w:p>
+            <w:r>
+              <w:rPr>
+                <w:b w:val="0"/>
+                <w:sz w:val="17"/>
+              </w:rPr>
+              <w:t>4.099</w:t>
+            </w:r>
+          </w:p>
+        </w:tc>
+        <w:tc>
+          <w:tcPr>
+            <w:tcW w:type="dxa" w:w="2160"/>
+          </w:tcPr>
+          <w:p>
+            <w:r>
+              <w:rPr>
+                <w:b w:val="0"/>
+                <w:sz w:val="17"/>
+              </w:rPr>
+              <w:t>4.146</w:t>
+            </w:r>
+          </w:p>
+        </w:tc>
+      </w:tr>
+      <w:tr>
+        <w:tc>
+          <w:tcPr>
+            <w:tcW w:type="dxa" w:w="2160"/>
+          </w:tcPr>
+          <w:p>
+            <w:r>
+              <w:rPr>
+                <w:b w:val="0"/>
+                <w:sz w:val="17"/>
+              </w:rPr>
+              <w:t>Hardness η (eV)</w:t>
+            </w:r>
+          </w:p>
+        </w:tc>
+        <w:tc>
+          <w:tcPr>
+            <w:tcW w:type="dxa" w:w="2160"/>
           </w:tcPr>
           <w:p>
             <w:r>
@@ -294,7 +277,51 @@
         </w:tc>
         <w:tc>
           <w:tcPr>
-            <w:tcW w:type="dxa" w:w="1080"/>
+            <w:tcW w:type="dxa" w:w="2160"/>
+          </w:tcPr>
+          <w:p>
+            <w:r>
+              <w:rPr>
+                <w:b w:val="0"/>
+                <w:sz w:val="17"/>
+              </w:rPr>
+              <w:t>2.049</w:t>
+            </w:r>
+          </w:p>
+        </w:tc>
+        <w:tc>
+          <w:tcPr>
+            <w:tcW w:type="dxa" w:w="2160"/>
+          </w:tcPr>
+          <w:p>
+            <w:r>
+              <w:rPr>
+                <w:b w:val="0"/>
+                <w:sz w:val="17"/>
+              </w:rPr>
+              <w:t>2.073</w:t>
+            </w:r>
+          </w:p>
+        </w:tc>
+      </w:tr>
+      <w:tr>
+        <w:tc>
+          <w:tcPr>
+            <w:tcW w:type="dxa" w:w="2160"/>
+          </w:tcPr>
+          <w:p>
+            <w:r>
+              <w:rPr>
+                <w:b w:val="0"/>
+                <w:sz w:val="17"/>
+              </w:rPr>
+              <w:t>Softness σ (1/eV)</w:t>
+            </w:r>
+          </w:p>
+        </w:tc>
+        <w:tc>
+          <w:tcPr>
+            <w:tcW w:type="dxa" w:w="2160"/>
           </w:tcPr>
           <w:p>
             <w:r>
@@ -308,7 +335,51 @@
         </w:tc>
         <w:tc>
           <w:tcPr>
-            <w:tcW w:type="dxa" w:w="1080"/>
+            <w:tcW w:type="dxa" w:w="2160"/>
+          </w:tcPr>
+          <w:p>
+            <w:r>
+              <w:rPr>
+                <w:b w:val="0"/>
+                <w:sz w:val="17"/>
+              </w:rPr>
+              <w:t>0.488</w:t>
+            </w:r>
+          </w:p>
+        </w:tc>
+        <w:tc>
+          <w:tcPr>
+            <w:tcW w:type="dxa" w:w="2160"/>
+          </w:tcPr>
+          <w:p>
+            <w:r>
+              <w:rPr>
+                <w:b w:val="0"/>
+                <w:sz w:val="17"/>
+              </w:rPr>
+              <w:t>0.482</w:t>
+            </w:r>
+          </w:p>
+        </w:tc>
+      </w:tr>
+      <w:tr>
+        <w:tc>
+          <w:tcPr>
+            <w:tcW w:type="dxa" w:w="2160"/>
+          </w:tcPr>
+          <w:p>
+            <w:r>
+              <w:rPr>
+                <w:b w:val="0"/>
+                <w:sz w:val="17"/>
+              </w:rPr>
+              <w:t>ΔN</w:t>
+            </w:r>
+          </w:p>
+        </w:tc>
+        <w:tc>
+          <w:tcPr>
+            <w:tcW w:type="dxa" w:w="2160"/>
           </w:tcPr>
           <w:p>
             <w:r>
@@ -322,7 +393,51 @@
         </w:tc>
         <w:tc>
           <w:tcPr>
-            <w:tcW w:type="dxa" w:w="1080"/>
+            <w:tcW w:type="dxa" w:w="2160"/>
+          </w:tcPr>
+          <w:p>
+            <w:r>
+              <w:rPr>
+                <w:b w:val="0"/>
+                <w:sz w:val="17"/>
+              </w:rPr>
+              <w:t>0.21</w:t>
+            </w:r>
+          </w:p>
+        </w:tc>
+        <w:tc>
+          <w:tcPr>
+            <w:tcW w:type="dxa" w:w="2160"/>
+          </w:tcPr>
+          <w:p>
+            <w:r>
+              <w:rPr>
+                <w:b w:val="0"/>
+                <w:sz w:val="17"/>
+              </w:rPr>
+              <w:t>0.169</w:t>
+            </w:r>
+          </w:p>
+        </w:tc>
+      </w:tr>
+      <w:tr>
+        <w:tc>
+          <w:tcPr>
+            <w:tcW w:type="dxa" w:w="2160"/>
+          </w:tcPr>
+          <w:p>
+            <w:r>
+              <w:rPr>
+                <w:b w:val="0"/>
+                <w:sz w:val="17"/>
+              </w:rPr>
+              <w:t>E_ads (kJ/mol)</w:t>
+            </w:r>
+          </w:p>
+        </w:tc>
+        <w:tc>
+          <w:tcPr>
+            <w:tcW w:type="dxa" w:w="2160"/>
           </w:tcPr>
           <w:p>
             <w:r>
@@ -336,7 +451,51 @@
         </w:tc>
         <w:tc>
           <w:tcPr>
-            <w:tcW w:type="dxa" w:w="1080"/>
+            <w:tcW w:type="dxa" w:w="2160"/>
+          </w:tcPr>
+          <w:p>
+            <w:r>
+              <w:rPr>
+                <w:b w:val="0"/>
+                <w:sz w:val="17"/>
+              </w:rPr>
+              <w:t>-16.74</w:t>
+            </w:r>
+          </w:p>
+        </w:tc>
+        <w:tc>
+          <w:tcPr>
+            <w:tcW w:type="dxa" w:w="2160"/>
+          </w:tcPr>
+          <w:p>
+            <w:r>
+              <w:rPr>
+                <w:b w:val="0"/>
+                <w:sz w:val="17"/>
+              </w:rPr>
+              <w:t>-16.55</w:t>
+            </w:r>
+          </w:p>
+        </w:tc>
+      </w:tr>
+      <w:tr>
+        <w:tc>
+          <w:tcPr>
+            <w:tcW w:type="dxa" w:w="2160"/>
+          </w:tcPr>
+          <w:p>
+            <w:r>
+              <w:rPr>
+                <w:b w:val="0"/>
+                <w:sz w:val="17"/>
+              </w:rPr>
+              <w:t>Fe–O (Å)</w:t>
+            </w:r>
+          </w:p>
+        </w:tc>
+        <w:tc>
+          <w:tcPr>
+            <w:tcW w:type="dxa" w:w="2160"/>
           </w:tcPr>
           <w:p>
             <w:r>
@@ -350,107 +509,7 @@
         </w:tc>
         <w:tc>
           <w:tcPr>
-            <w:tcW w:type="dxa" w:w="1080"/>
-          </w:tcPr>
-          <w:p>
-            <w:r>
-              <w:rPr>
-                <w:b/>
-                <w:sz w:val="17"/>
-              </w:rPr>
-              <w:t>0.995</w:t>
-            </w:r>
-          </w:p>
-        </w:tc>
-      </w:tr>
-      <w:tr>
-        <w:tc>
-          <w:tcPr>
-            <w:tcW w:type="dxa" w:w="1080"/>
-          </w:tcPr>
-          <w:p>
-            <w:r>
-              <w:rPr>
-                <w:b w:val="0"/>
-                <w:sz w:val="17"/>
-              </w:rPr>
-              <w:t>isorhamnetin</w:t>
-            </w:r>
-          </w:p>
-        </w:tc>
-        <w:tc>
-          <w:tcPr>
-            <w:tcW w:type="dxa" w:w="1080"/>
-          </w:tcPr>
-          <w:p>
-            <w:r>
-              <w:rPr>
-                <w:b w:val="0"/>
-                <w:sz w:val="17"/>
-              </w:rPr>
-              <w:t>4.099</w:t>
-            </w:r>
-          </w:p>
-        </w:tc>
-        <w:tc>
-          <w:tcPr>
-            <w:tcW w:type="dxa" w:w="1080"/>
-          </w:tcPr>
-          <w:p>
-            <w:r>
-              <w:rPr>
-                <w:b w:val="0"/>
-                <w:sz w:val="17"/>
-              </w:rPr>
-              <w:t>2.049</w:t>
-            </w:r>
-          </w:p>
-        </w:tc>
-        <w:tc>
-          <w:tcPr>
-            <w:tcW w:type="dxa" w:w="1080"/>
-          </w:tcPr>
-          <w:p>
-            <w:r>
-              <w:rPr>
-                <w:b w:val="0"/>
-                <w:sz w:val="17"/>
-              </w:rPr>
-              <w:t>0.488</w:t>
-            </w:r>
-          </w:p>
-        </w:tc>
-        <w:tc>
-          <w:tcPr>
-            <w:tcW w:type="dxa" w:w="1080"/>
-          </w:tcPr>
-          <w:p>
-            <w:r>
-              <w:rPr>
-                <w:b w:val="0"/>
-                <w:sz w:val="17"/>
-              </w:rPr>
-              <w:t>0.21</w:t>
-            </w:r>
-          </w:p>
-        </w:tc>
-        <w:tc>
-          <w:tcPr>
-            <w:tcW w:type="dxa" w:w="1080"/>
-          </w:tcPr>
-          <w:p>
-            <w:r>
-              <w:rPr>
-                <w:b w:val="0"/>
-                <w:sz w:val="17"/>
-              </w:rPr>
-              <w:t>-16.74</w:t>
-            </w:r>
-          </w:p>
-        </w:tc>
-        <w:tc>
-          <w:tcPr>
-            <w:tcW w:type="dxa" w:w="1080"/>
+            <w:tcW w:type="dxa" w:w="2160"/>
           </w:tcPr>
           <w:p>
             <w:r>
@@ -464,7 +523,51 @@
         </w:tc>
         <w:tc>
           <w:tcPr>
-            <w:tcW w:type="dxa" w:w="1080"/>
+            <w:tcW w:type="dxa" w:w="2160"/>
+          </w:tcPr>
+          <w:p>
+            <w:r>
+              <w:rPr>
+                <w:b w:val="0"/>
+                <w:sz w:val="17"/>
+              </w:rPr>
+              <w:t>3.15</w:t>
+            </w:r>
+          </w:p>
+        </w:tc>
+      </w:tr>
+      <w:tr>
+        <w:tc>
+          <w:tcPr>
+            <w:tcW w:type="dxa" w:w="2160"/>
+          </w:tcPr>
+          <w:p>
+            <w:r>
+              <w:rPr>
+                <w:b w:val="0"/>
+                <w:sz w:val="17"/>
+              </w:rPr>
+              <w:t>Score</w:t>
+            </w:r>
+          </w:p>
+        </w:tc>
+        <w:tc>
+          <w:tcPr>
+            <w:tcW w:type="dxa" w:w="2160"/>
+          </w:tcPr>
+          <w:p>
+            <w:r>
+              <w:rPr>
+                <w:b/>
+                <w:sz w:val="17"/>
+              </w:rPr>
+              <w:t>0.995</w:t>
+            </w:r>
+          </w:p>
+        </w:tc>
+        <w:tc>
+          <w:tcPr>
+            <w:tcW w:type="dxa" w:w="2160"/>
           </w:tcPr>
           <w:p>
             <w:r>
@@ -476,109 +579,9 @@
             </w:r>
           </w:p>
         </w:tc>
-      </w:tr>
-      <w:tr>
         <w:tc>
           <w:tcPr>
-            <w:tcW w:type="dxa" w:w="1080"/>
-          </w:tcPr>
-          <w:p>
-            <w:r>
-              <w:rPr>
-                <w:b w:val="0"/>
-                <w:sz w:val="17"/>
-              </w:rPr>
-              <w:t>kaempferol</w:t>
-            </w:r>
-          </w:p>
-        </w:tc>
-        <w:tc>
-          <w:tcPr>
-            <w:tcW w:type="dxa" w:w="1080"/>
-          </w:tcPr>
-          <w:p>
-            <w:r>
-              <w:rPr>
-                <w:b w:val="0"/>
-                <w:sz w:val="17"/>
-              </w:rPr>
-              <w:t>4.146</w:t>
-            </w:r>
-          </w:p>
-        </w:tc>
-        <w:tc>
-          <w:tcPr>
-            <w:tcW w:type="dxa" w:w="1080"/>
-          </w:tcPr>
-          <w:p>
-            <w:r>
-              <w:rPr>
-                <w:b w:val="0"/>
-                <w:sz w:val="17"/>
-              </w:rPr>
-              <w:t>2.073</w:t>
-            </w:r>
-          </w:p>
-        </w:tc>
-        <w:tc>
-          <w:tcPr>
-            <w:tcW w:type="dxa" w:w="1080"/>
-          </w:tcPr>
-          <w:p>
-            <w:r>
-              <w:rPr>
-                <w:b w:val="0"/>
-                <w:sz w:val="17"/>
-              </w:rPr>
-              <w:t>0.482</w:t>
-            </w:r>
-          </w:p>
-        </w:tc>
-        <w:tc>
-          <w:tcPr>
-            <w:tcW w:type="dxa" w:w="1080"/>
-          </w:tcPr>
-          <w:p>
-            <w:r>
-              <w:rPr>
-                <w:b w:val="0"/>
-                <w:sz w:val="17"/>
-              </w:rPr>
-              <w:t>0.169</w:t>
-            </w:r>
-          </w:p>
-        </w:tc>
-        <w:tc>
-          <w:tcPr>
-            <w:tcW w:type="dxa" w:w="1080"/>
-          </w:tcPr>
-          <w:p>
-            <w:r>
-              <w:rPr>
-                <w:b w:val="0"/>
-                <w:sz w:val="17"/>
-              </w:rPr>
-              <w:t>-16.55</w:t>
-            </w:r>
-          </w:p>
-        </w:tc>
-        <w:tc>
-          <w:tcPr>
-            <w:tcW w:type="dxa" w:w="1080"/>
-          </w:tcPr>
-          <w:p>
-            <w:r>
-              <w:rPr>
-                <w:b w:val="0"/>
-                <w:sz w:val="17"/>
-              </w:rPr>
-              <w:t>3.15</w:t>
-            </w:r>
-          </w:p>
-        </w:tc>
-        <w:tc>
-          <w:tcPr>
-            <w:tcW w:type="dxa" w:w="1080"/>
+            <w:tcW w:type="dxa" w:w="2160"/>
           </w:tcPr>
           <w:p>
             <w:r>
@@ -1169,26 +1172,15 @@
         <w:tblLook w:firstColumn="1" w:firstRow="1" w:lastColumn="0" w:lastRow="0" w:noHBand="0" w:noVBand="1" w:val="04A0"/>
       </w:tblPr>
       <w:tblGrid>
-        <w:gridCol w:w="576"/>
-        <w:gridCol w:w="576"/>
-        <w:gridCol w:w="576"/>
-        <w:gridCol w:w="576"/>
-        <w:gridCol w:w="576"/>
-        <w:gridCol w:w="576"/>
-        <w:gridCol w:w="576"/>
-        <w:gridCol w:w="576"/>
-        <w:gridCol w:w="576"/>
-        <w:gridCol w:w="576"/>
-        <w:gridCol w:w="576"/>
-        <w:gridCol w:w="576"/>
-        <w:gridCol w:w="576"/>
-        <w:gridCol w:w="576"/>
-        <w:gridCol w:w="576"/>
+        <w:gridCol w:w="2160"/>
+        <w:gridCol w:w="2160"/>
+        <w:gridCol w:w="2160"/>
+        <w:gridCol w:w="2160"/>
       </w:tblGrid>
       <w:tr>
         <w:tc>
           <w:tcPr>
-            <w:tcW w:type="dxa" w:w="576"/>
+            <w:tcW w:type="dxa" w:w="2160"/>
           </w:tcPr>
           <w:p>
             <w:r>
@@ -1196,216 +1188,18 @@
                 <w:b/>
                 <w:sz w:val="17"/>
               </w:rPr>
-              <w:t>name</w:t>
+              <w:t>Descriptor</w:t>
             </w:r>
           </w:p>
         </w:tc>
         <w:tc>
           <w:tcPr>
-            <w:tcW w:type="dxa" w:w="576"/>
+            <w:tcW w:type="dxa" w:w="2160"/>
           </w:tcPr>
           <w:p>
             <w:r>
               <w:rPr>
                 <w:b/>
-                <w:sz w:val="17"/>
-              </w:rPr>
-              <w:t>formula</w:t>
-            </w:r>
-          </w:p>
-        </w:tc>
-        <w:tc>
-          <w:tcPr>
-            <w:tcW w:type="dxa" w:w="576"/>
-          </w:tcPr>
-          <w:p>
-            <w:r>
-              <w:rPr>
-                <w:b/>
-                <w:sz w:val="17"/>
-              </w:rPr>
-              <w:t>charge</w:t>
-            </w:r>
-          </w:p>
-        </w:tc>
-        <w:tc>
-          <w:tcPr>
-            <w:tcW w:type="dxa" w:w="576"/>
-          </w:tcPr>
-          <w:p>
-            <w:r>
-              <w:rPr>
-                <w:b/>
-                <w:sz w:val="17"/>
-              </w:rPr>
-              <w:t>level</w:t>
-            </w:r>
-          </w:p>
-        </w:tc>
-        <w:tc>
-          <w:tcPr>
-            <w:tcW w:type="dxa" w:w="576"/>
-          </w:tcPr>
-          <w:p>
-            <w:r>
-              <w:rPr>
-                <w:b/>
-                <w:sz w:val="17"/>
-              </w:rPr>
-              <w:t>homo_ev</w:t>
-            </w:r>
-          </w:p>
-        </w:tc>
-        <w:tc>
-          <w:tcPr>
-            <w:tcW w:type="dxa" w:w="576"/>
-          </w:tcPr>
-          <w:p>
-            <w:r>
-              <w:rPr>
-                <w:b/>
-                <w:sz w:val="17"/>
-              </w:rPr>
-              <w:t>lumo_ev</w:t>
-            </w:r>
-          </w:p>
-        </w:tc>
-        <w:tc>
-          <w:tcPr>
-            <w:tcW w:type="dxa" w:w="576"/>
-          </w:tcPr>
-          <w:p>
-            <w:r>
-              <w:rPr>
-                <w:b/>
-                <w:sz w:val="17"/>
-              </w:rPr>
-              <w:t>gap_ev</w:t>
-            </w:r>
-          </w:p>
-        </w:tc>
-        <w:tc>
-          <w:tcPr>
-            <w:tcW w:type="dxa" w:w="576"/>
-          </w:tcPr>
-          <w:p>
-            <w:r>
-              <w:rPr>
-                <w:b/>
-                <w:sz w:val="17"/>
-              </w:rPr>
-              <w:t>hardness_ev</w:t>
-            </w:r>
-          </w:p>
-        </w:tc>
-        <w:tc>
-          <w:tcPr>
-            <w:tcW w:type="dxa" w:w="576"/>
-          </w:tcPr>
-          <w:p>
-            <w:r>
-              <w:rPr>
-                <w:b/>
-                <w:sz w:val="17"/>
-              </w:rPr>
-              <w:t>softness_inv_ev</w:t>
-            </w:r>
-          </w:p>
-        </w:tc>
-        <w:tc>
-          <w:tcPr>
-            <w:tcW w:type="dxa" w:w="576"/>
-          </w:tcPr>
-          <w:p>
-            <w:r>
-              <w:rPr>
-                <w:b/>
-                <w:sz w:val="17"/>
-              </w:rPr>
-              <w:t>electronegativity_ev</w:t>
-            </w:r>
-          </w:p>
-        </w:tc>
-        <w:tc>
-          <w:tcPr>
-            <w:tcW w:type="dxa" w:w="576"/>
-          </w:tcPr>
-          <w:p>
-            <w:r>
-              <w:rPr>
-                <w:b/>
-                <w:sz w:val="17"/>
-              </w:rPr>
-              <w:t>electrophilicity_ev</w:t>
-            </w:r>
-          </w:p>
-        </w:tc>
-        <w:tc>
-          <w:tcPr>
-            <w:tcW w:type="dxa" w:w="576"/>
-          </w:tcPr>
-          <w:p>
-            <w:r>
-              <w:rPr>
-                <w:b/>
-                <w:sz w:val="17"/>
-              </w:rPr>
-              <w:t>delta_n</w:t>
-            </w:r>
-          </w:p>
-        </w:tc>
-        <w:tc>
-          <w:tcPr>
-            <w:tcW w:type="dxa" w:w="576"/>
-          </w:tcPr>
-          <w:p>
-            <w:r>
-              <w:rPr>
-                <w:b/>
-                <w:sz w:val="17"/>
-              </w:rPr>
-              <w:t>back_donation_ev</w:t>
-            </w:r>
-          </w:p>
-        </w:tc>
-        <w:tc>
-          <w:tcPr>
-            <w:tcW w:type="dxa" w:w="576"/>
-          </w:tcPr>
-          <w:p>
-            <w:r>
-              <w:rPr>
-                <w:b/>
-                <w:sz w:val="17"/>
-              </w:rPr>
-              <w:t>tnc</w:t>
-            </w:r>
-          </w:p>
-        </w:tc>
-        <w:tc>
-          <w:tcPr>
-            <w:tcW w:type="dxa" w:w="576"/>
-          </w:tcPr>
-          <w:p>
-            <w:r>
-              <w:rPr>
-                <w:b/>
-                <w:sz w:val="17"/>
-              </w:rPr>
-              <w:t>e_ads_kjmol</w:t>
-            </w:r>
-          </w:p>
-        </w:tc>
-      </w:tr>
-      <w:tr>
-        <w:tc>
-          <w:tcPr>
-            <w:tcW w:type="dxa" w:w="576"/>
-          </w:tcPr>
-          <w:p>
-            <w:r>
-              <w:rPr>
-                <w:b w:val="0"/>
                 <w:sz w:val="17"/>
               </w:rPr>
               <w:t>kaempferol</w:t>
@@ -1414,7 +1208,51 @@
         </w:tc>
         <w:tc>
           <w:tcPr>
-            <w:tcW w:type="dxa" w:w="576"/>
+            <w:tcW w:type="dxa" w:w="2160"/>
+          </w:tcPr>
+          <w:p>
+            <w:r>
+              <w:rPr>
+                <w:b/>
+                <w:sz w:val="17"/>
+              </w:rPr>
+              <w:t>quercetin</w:t>
+            </w:r>
+          </w:p>
+        </w:tc>
+        <w:tc>
+          <w:tcPr>
+            <w:tcW w:type="dxa" w:w="2160"/>
+          </w:tcPr>
+          <w:p>
+            <w:r>
+              <w:rPr>
+                <w:b/>
+                <w:sz w:val="17"/>
+              </w:rPr>
+              <w:t>isorhamnetin</w:t>
+            </w:r>
+          </w:p>
+        </w:tc>
+      </w:tr>
+      <w:tr>
+        <w:tc>
+          <w:tcPr>
+            <w:tcW w:type="dxa" w:w="2160"/>
+          </w:tcPr>
+          <w:p>
+            <w:r>
+              <w:rPr>
+                <w:b w:val="0"/>
+                <w:sz w:val="17"/>
+              </w:rPr>
+              <w:t>Formula</w:t>
+            </w:r>
+          </w:p>
+        </w:tc>
+        <w:tc>
+          <w:tcPr>
+            <w:tcW w:type="dxa" w:w="2160"/>
           </w:tcPr>
           <w:p>
             <w:r>
@@ -1428,7 +1266,7 @@
         </w:tc>
         <w:tc>
           <w:tcPr>
-            <w:tcW w:type="dxa" w:w="576"/>
+            <w:tcW w:type="dxa" w:w="2160"/>
           </w:tcPr>
           <w:p>
             <w:r>
@@ -1436,13 +1274,13 @@
                 <w:b w:val="0"/>
                 <w:sz w:val="17"/>
               </w:rPr>
-              <w:t>0</w:t>
+              <w:t>C15H10O7</w:t>
             </w:r>
           </w:p>
         </w:tc>
         <w:tc>
           <w:tcPr>
-            <w:tcW w:type="dxa" w:w="576"/>
+            <w:tcW w:type="dxa" w:w="2160"/>
           </w:tcPr>
           <w:p>
             <w:r>
@@ -1450,13 +1288,29 @@
                 <w:b w:val="0"/>
                 <w:sz w:val="17"/>
               </w:rPr>
-              <w:t>B3LYP/6-311++G(d,p) (ddCOSMO:water)</w:t>
+              <w:t>C16H12O7</w:t>
+            </w:r>
+          </w:p>
+        </w:tc>
+      </w:tr>
+      <w:tr>
+        <w:tc>
+          <w:tcPr>
+            <w:tcW w:type="dxa" w:w="2160"/>
+          </w:tcPr>
+          <w:p>
+            <w:r>
+              <w:rPr>
+                <w:b w:val="0"/>
+                <w:sz w:val="17"/>
+              </w:rPr>
+              <w:t>HOMO (eV)</w:t>
             </w:r>
           </w:p>
         </w:tc>
         <w:tc>
           <w:tcPr>
-            <w:tcW w:type="dxa" w:w="576"/>
+            <w:tcW w:type="dxa" w:w="2160"/>
           </w:tcPr>
           <w:p>
             <w:r>
@@ -1470,7 +1324,51 @@
         </w:tc>
         <w:tc>
           <w:tcPr>
-            <w:tcW w:type="dxa" w:w="576"/>
+            <w:tcW w:type="dxa" w:w="2160"/>
+          </w:tcPr>
+          <w:p>
+            <w:r>
+              <w:rPr>
+                <w:b w:val="0"/>
+                <w:sz w:val="17"/>
+              </w:rPr>
+              <w:t>-6.134</w:t>
+            </w:r>
+          </w:p>
+        </w:tc>
+        <w:tc>
+          <w:tcPr>
+            <w:tcW w:type="dxa" w:w="2160"/>
+          </w:tcPr>
+          <w:p>
+            <w:r>
+              <w:rPr>
+                <w:b w:val="0"/>
+                <w:sz w:val="17"/>
+              </w:rPr>
+              <w:t>-6.009</w:t>
+            </w:r>
+          </w:p>
+        </w:tc>
+      </w:tr>
+      <w:tr>
+        <w:tc>
+          <w:tcPr>
+            <w:tcW w:type="dxa" w:w="2160"/>
+          </w:tcPr>
+          <w:p>
+            <w:r>
+              <w:rPr>
+                <w:b w:val="0"/>
+                <w:sz w:val="17"/>
+              </w:rPr>
+              <w:t>LUMO (eV)</w:t>
+            </w:r>
+          </w:p>
+        </w:tc>
+        <w:tc>
+          <w:tcPr>
+            <w:tcW w:type="dxa" w:w="2160"/>
           </w:tcPr>
           <w:p>
             <w:r>
@@ -1484,7 +1382,51 @@
         </w:tc>
         <w:tc>
           <w:tcPr>
-            <w:tcW w:type="dxa" w:w="576"/>
+            <w:tcW w:type="dxa" w:w="2160"/>
+          </w:tcPr>
+          <w:p>
+            <w:r>
+              <w:rPr>
+                <w:b w:val="0"/>
+                <w:sz w:val="17"/>
+              </w:rPr>
+              <w:t>-2.052</w:t>
+            </w:r>
+          </w:p>
+        </w:tc>
+        <w:tc>
+          <w:tcPr>
+            <w:tcW w:type="dxa" w:w="2160"/>
+          </w:tcPr>
+          <w:p>
+            <w:r>
+              <w:rPr>
+                <w:b w:val="0"/>
+                <w:sz w:val="17"/>
+              </w:rPr>
+              <w:t>-1.91</w:t>
+            </w:r>
+          </w:p>
+        </w:tc>
+      </w:tr>
+      <w:tr>
+        <w:tc>
+          <w:tcPr>
+            <w:tcW w:type="dxa" w:w="2160"/>
+          </w:tcPr>
+          <w:p>
+            <w:r>
+              <w:rPr>
+                <w:b w:val="0"/>
+                <w:sz w:val="17"/>
+              </w:rPr>
+              <w:t>Gap ΔE (eV)</w:t>
+            </w:r>
+          </w:p>
+        </w:tc>
+        <w:tc>
+          <w:tcPr>
+            <w:tcW w:type="dxa" w:w="2160"/>
           </w:tcPr>
           <w:p>
             <w:r>
@@ -1498,7 +1440,51 @@
         </w:tc>
         <w:tc>
           <w:tcPr>
-            <w:tcW w:type="dxa" w:w="576"/>
+            <w:tcW w:type="dxa" w:w="2160"/>
+          </w:tcPr>
+          <w:p>
+            <w:r>
+              <w:rPr>
+                <w:b w:val="0"/>
+                <w:sz w:val="17"/>
+              </w:rPr>
+              <w:t>4.082</w:t>
+            </w:r>
+          </w:p>
+        </w:tc>
+        <w:tc>
+          <w:tcPr>
+            <w:tcW w:type="dxa" w:w="2160"/>
+          </w:tcPr>
+          <w:p>
+            <w:r>
+              <w:rPr>
+                <w:b w:val="0"/>
+                <w:sz w:val="17"/>
+              </w:rPr>
+              <w:t>4.099</w:t>
+            </w:r>
+          </w:p>
+        </w:tc>
+      </w:tr>
+      <w:tr>
+        <w:tc>
+          <w:tcPr>
+            <w:tcW w:type="dxa" w:w="2160"/>
+          </w:tcPr>
+          <w:p>
+            <w:r>
+              <w:rPr>
+                <w:b w:val="0"/>
+                <w:sz w:val="17"/>
+              </w:rPr>
+              <w:t>η hardness (eV)</w:t>
+            </w:r>
+          </w:p>
+        </w:tc>
+        <w:tc>
+          <w:tcPr>
+            <w:tcW w:type="dxa" w:w="2160"/>
           </w:tcPr>
           <w:p>
             <w:r>
@@ -1512,7 +1498,51 @@
         </w:tc>
         <w:tc>
           <w:tcPr>
-            <w:tcW w:type="dxa" w:w="576"/>
+            <w:tcW w:type="dxa" w:w="2160"/>
+          </w:tcPr>
+          <w:p>
+            <w:r>
+              <w:rPr>
+                <w:b w:val="0"/>
+                <w:sz w:val="17"/>
+              </w:rPr>
+              <w:t>2.041</w:t>
+            </w:r>
+          </w:p>
+        </w:tc>
+        <w:tc>
+          <w:tcPr>
+            <w:tcW w:type="dxa" w:w="2160"/>
+          </w:tcPr>
+          <w:p>
+            <w:r>
+              <w:rPr>
+                <w:b w:val="0"/>
+                <w:sz w:val="17"/>
+              </w:rPr>
+              <w:t>2.049</w:t>
+            </w:r>
+          </w:p>
+        </w:tc>
+      </w:tr>
+      <w:tr>
+        <w:tc>
+          <w:tcPr>
+            <w:tcW w:type="dxa" w:w="2160"/>
+          </w:tcPr>
+          <w:p>
+            <w:r>
+              <w:rPr>
+                <w:b w:val="0"/>
+                <w:sz w:val="17"/>
+              </w:rPr>
+              <w:t>σ softness (1/eV)</w:t>
+            </w:r>
+          </w:p>
+        </w:tc>
+        <w:tc>
+          <w:tcPr>
+            <w:tcW w:type="dxa" w:w="2160"/>
           </w:tcPr>
           <w:p>
             <w:r>
@@ -1526,7 +1556,51 @@
         </w:tc>
         <w:tc>
           <w:tcPr>
-            <w:tcW w:type="dxa" w:w="576"/>
+            <w:tcW w:type="dxa" w:w="2160"/>
+          </w:tcPr>
+          <w:p>
+            <w:r>
+              <w:rPr>
+                <w:b w:val="0"/>
+                <w:sz w:val="17"/>
+              </w:rPr>
+              <w:t>0.49</w:t>
+            </w:r>
+          </w:p>
+        </w:tc>
+        <w:tc>
+          <w:tcPr>
+            <w:tcW w:type="dxa" w:w="2160"/>
+          </w:tcPr>
+          <w:p>
+            <w:r>
+              <w:rPr>
+                <w:b w:val="0"/>
+                <w:sz w:val="17"/>
+              </w:rPr>
+              <w:t>0.488</w:t>
+            </w:r>
+          </w:p>
+        </w:tc>
+      </w:tr>
+      <w:tr>
+        <w:tc>
+          <w:tcPr>
+            <w:tcW w:type="dxa" w:w="2160"/>
+          </w:tcPr>
+          <w:p>
+            <w:r>
+              <w:rPr>
+                <w:b w:val="0"/>
+                <w:sz w:val="17"/>
+              </w:rPr>
+              <w:t>χ electronegativity (eV)</w:t>
+            </w:r>
+          </w:p>
+        </w:tc>
+        <w:tc>
+          <w:tcPr>
+            <w:tcW w:type="dxa" w:w="2160"/>
           </w:tcPr>
           <w:p>
             <w:r>
@@ -1540,7 +1614,51 @@
         </w:tc>
         <w:tc>
           <w:tcPr>
-            <w:tcW w:type="dxa" w:w="576"/>
+            <w:tcW w:type="dxa" w:w="2160"/>
+          </w:tcPr>
+          <w:p>
+            <w:r>
+              <w:rPr>
+                <w:b w:val="0"/>
+                <w:sz w:val="17"/>
+              </w:rPr>
+              <w:t>4.093</w:t>
+            </w:r>
+          </w:p>
+        </w:tc>
+        <w:tc>
+          <w:tcPr>
+            <w:tcW w:type="dxa" w:w="2160"/>
+          </w:tcPr>
+          <w:p>
+            <w:r>
+              <w:rPr>
+                <w:b w:val="0"/>
+                <w:sz w:val="17"/>
+              </w:rPr>
+              <w:t>3.959</w:t>
+            </w:r>
+          </w:p>
+        </w:tc>
+      </w:tr>
+      <w:tr>
+        <w:tc>
+          <w:tcPr>
+            <w:tcW w:type="dxa" w:w="2160"/>
+          </w:tcPr>
+          <w:p>
+            <w:r>
+              <w:rPr>
+                <w:b w:val="0"/>
+                <w:sz w:val="17"/>
+              </w:rPr>
+              <w:t>ω electrophilicity (eV)</w:t>
+            </w:r>
+          </w:p>
+        </w:tc>
+        <w:tc>
+          <w:tcPr>
+            <w:tcW w:type="dxa" w:w="2160"/>
           </w:tcPr>
           <w:p>
             <w:r>
@@ -1554,7 +1672,51 @@
         </w:tc>
         <w:tc>
           <w:tcPr>
-            <w:tcW w:type="dxa" w:w="576"/>
+            <w:tcW w:type="dxa" w:w="2160"/>
+          </w:tcPr>
+          <w:p>
+            <w:r>
+              <w:rPr>
+                <w:b w:val="0"/>
+                <w:sz w:val="17"/>
+              </w:rPr>
+              <w:t>4.104</w:t>
+            </w:r>
+          </w:p>
+        </w:tc>
+        <w:tc>
+          <w:tcPr>
+            <w:tcW w:type="dxa" w:w="2160"/>
+          </w:tcPr>
+          <w:p>
+            <w:r>
+              <w:rPr>
+                <w:b w:val="0"/>
+                <w:sz w:val="17"/>
+              </w:rPr>
+              <w:t>3.824</w:t>
+            </w:r>
+          </w:p>
+        </w:tc>
+      </w:tr>
+      <w:tr>
+        <w:tc>
+          <w:tcPr>
+            <w:tcW w:type="dxa" w:w="2160"/>
+          </w:tcPr>
+          <w:p>
+            <w:r>
+              <w:rPr>
+                <w:b w:val="0"/>
+                <w:sz w:val="17"/>
+              </w:rPr>
+              <w:t>ΔN</w:t>
+            </w:r>
+          </w:p>
+        </w:tc>
+        <w:tc>
+          <w:tcPr>
+            <w:tcW w:type="dxa" w:w="2160"/>
           </w:tcPr>
           <w:p>
             <w:r>
@@ -1568,7 +1730,51 @@
         </w:tc>
         <w:tc>
           <w:tcPr>
-            <w:tcW w:type="dxa" w:w="576"/>
+            <w:tcW w:type="dxa" w:w="2160"/>
+          </w:tcPr>
+          <w:p>
+            <w:r>
+              <w:rPr>
+                <w:b w:val="0"/>
+                <w:sz w:val="17"/>
+              </w:rPr>
+              <w:t>0.178</w:t>
+            </w:r>
+          </w:p>
+        </w:tc>
+        <w:tc>
+          <w:tcPr>
+            <w:tcW w:type="dxa" w:w="2160"/>
+          </w:tcPr>
+          <w:p>
+            <w:r>
+              <w:rPr>
+                <w:b w:val="0"/>
+                <w:sz w:val="17"/>
+              </w:rPr>
+              <w:t>0.21</w:t>
+            </w:r>
+          </w:p>
+        </w:tc>
+      </w:tr>
+      <w:tr>
+        <w:tc>
+          <w:tcPr>
+            <w:tcW w:type="dxa" w:w="2160"/>
+          </w:tcPr>
+          <w:p>
+            <w:r>
+              <w:rPr>
+                <w:b w:val="0"/>
+                <w:sz w:val="17"/>
+              </w:rPr>
+              <w:t>E_back-donation (eV)</w:t>
+            </w:r>
+          </w:p>
+        </w:tc>
+        <w:tc>
+          <w:tcPr>
+            <w:tcW w:type="dxa" w:w="2160"/>
           </w:tcPr>
           <w:p>
             <w:r>
@@ -1582,7 +1788,51 @@
         </w:tc>
         <w:tc>
           <w:tcPr>
-            <w:tcW w:type="dxa" w:w="576"/>
+            <w:tcW w:type="dxa" w:w="2160"/>
+          </w:tcPr>
+          <w:p>
+            <w:r>
+              <w:rPr>
+                <w:b w:val="0"/>
+                <w:sz w:val="17"/>
+              </w:rPr>
+              <w:t>-0.51</w:t>
+            </w:r>
+          </w:p>
+        </w:tc>
+        <w:tc>
+          <w:tcPr>
+            <w:tcW w:type="dxa" w:w="2160"/>
+          </w:tcPr>
+          <w:p>
+            <w:r>
+              <w:rPr>
+                <w:b w:val="0"/>
+                <w:sz w:val="17"/>
+              </w:rPr>
+              <w:t>-0.512</w:t>
+            </w:r>
+          </w:p>
+        </w:tc>
+      </w:tr>
+      <w:tr>
+        <w:tc>
+          <w:tcPr>
+            <w:tcW w:type="dxa" w:w="2160"/>
+          </w:tcPr>
+          <w:p>
+            <w:r>
+              <w:rPr>
+                <w:b w:val="0"/>
+                <w:sz w:val="17"/>
+              </w:rPr>
+              <w:t>TNC</w:t>
+            </w:r>
+          </w:p>
+        </w:tc>
+        <w:tc>
+          <w:tcPr>
+            <w:tcW w:type="dxa" w:w="2160"/>
           </w:tcPr>
           <w:p>
             <w:r>
@@ -1596,205 +1846,7 @@
         </w:tc>
         <w:tc>
           <w:tcPr>
-            <w:tcW w:type="dxa" w:w="576"/>
-          </w:tcPr>
-          <w:p>
-            <w:r>
-              <w:rPr>
-                <w:b w:val="0"/>
-                <w:sz w:val="17"/>
-              </w:rPr>
-              <w:t>-16.55</w:t>
-            </w:r>
-          </w:p>
-        </w:tc>
-      </w:tr>
-      <w:tr>
-        <w:tc>
-          <w:tcPr>
-            <w:tcW w:type="dxa" w:w="576"/>
-          </w:tcPr>
-          <w:p>
-            <w:r>
-              <w:rPr>
-                <w:b w:val="0"/>
-                <w:sz w:val="17"/>
-              </w:rPr>
-              <w:t>quercetin</w:t>
-            </w:r>
-          </w:p>
-        </w:tc>
-        <w:tc>
-          <w:tcPr>
-            <w:tcW w:type="dxa" w:w="576"/>
-          </w:tcPr>
-          <w:p>
-            <w:r>
-              <w:rPr>
-                <w:b w:val="0"/>
-                <w:sz w:val="17"/>
-              </w:rPr>
-              <w:t>C15H10O7</w:t>
-            </w:r>
-          </w:p>
-        </w:tc>
-        <w:tc>
-          <w:tcPr>
-            <w:tcW w:type="dxa" w:w="576"/>
-          </w:tcPr>
-          <w:p>
-            <w:r>
-              <w:rPr>
-                <w:b w:val="0"/>
-                <w:sz w:val="17"/>
-              </w:rPr>
-              <w:t>0</w:t>
-            </w:r>
-          </w:p>
-        </w:tc>
-        <w:tc>
-          <w:tcPr>
-            <w:tcW w:type="dxa" w:w="576"/>
-          </w:tcPr>
-          <w:p>
-            <w:r>
-              <w:rPr>
-                <w:b w:val="0"/>
-                <w:sz w:val="17"/>
-              </w:rPr>
-              <w:t>B3LYP/6-311++G(d,p) (ddCOSMO:water)</w:t>
-            </w:r>
-          </w:p>
-        </w:tc>
-        <w:tc>
-          <w:tcPr>
-            <w:tcW w:type="dxa" w:w="576"/>
-          </w:tcPr>
-          <w:p>
-            <w:r>
-              <w:rPr>
-                <w:b w:val="0"/>
-                <w:sz w:val="17"/>
-              </w:rPr>
-              <w:t>-6.134</w:t>
-            </w:r>
-          </w:p>
-        </w:tc>
-        <w:tc>
-          <w:tcPr>
-            <w:tcW w:type="dxa" w:w="576"/>
-          </w:tcPr>
-          <w:p>
-            <w:r>
-              <w:rPr>
-                <w:b w:val="0"/>
-                <w:sz w:val="17"/>
-              </w:rPr>
-              <w:t>-2.052</w:t>
-            </w:r>
-          </w:p>
-        </w:tc>
-        <w:tc>
-          <w:tcPr>
-            <w:tcW w:type="dxa" w:w="576"/>
-          </w:tcPr>
-          <w:p>
-            <w:r>
-              <w:rPr>
-                <w:b w:val="0"/>
-                <w:sz w:val="17"/>
-              </w:rPr>
-              <w:t>4.082</w:t>
-            </w:r>
-          </w:p>
-        </w:tc>
-        <w:tc>
-          <w:tcPr>
-            <w:tcW w:type="dxa" w:w="576"/>
-          </w:tcPr>
-          <w:p>
-            <w:r>
-              <w:rPr>
-                <w:b w:val="0"/>
-                <w:sz w:val="17"/>
-              </w:rPr>
-              <w:t>2.041</w:t>
-            </w:r>
-          </w:p>
-        </w:tc>
-        <w:tc>
-          <w:tcPr>
-            <w:tcW w:type="dxa" w:w="576"/>
-          </w:tcPr>
-          <w:p>
-            <w:r>
-              <w:rPr>
-                <w:b w:val="0"/>
-                <w:sz w:val="17"/>
-              </w:rPr>
-              <w:t>0.49</w:t>
-            </w:r>
-          </w:p>
-        </w:tc>
-        <w:tc>
-          <w:tcPr>
-            <w:tcW w:type="dxa" w:w="576"/>
-          </w:tcPr>
-          <w:p>
-            <w:r>
-              <w:rPr>
-                <w:b w:val="0"/>
-                <w:sz w:val="17"/>
-              </w:rPr>
-              <w:t>4.093</w:t>
-            </w:r>
-          </w:p>
-        </w:tc>
-        <w:tc>
-          <w:tcPr>
-            <w:tcW w:type="dxa" w:w="576"/>
-          </w:tcPr>
-          <w:p>
-            <w:r>
-              <w:rPr>
-                <w:b w:val="0"/>
-                <w:sz w:val="17"/>
-              </w:rPr>
-              <w:t>4.104</w:t>
-            </w:r>
-          </w:p>
-        </w:tc>
-        <w:tc>
-          <w:tcPr>
-            <w:tcW w:type="dxa" w:w="576"/>
-          </w:tcPr>
-          <w:p>
-            <w:r>
-              <w:rPr>
-                <w:b w:val="0"/>
-                <w:sz w:val="17"/>
-              </w:rPr>
-              <w:t>0.178</w:t>
-            </w:r>
-          </w:p>
-        </w:tc>
-        <w:tc>
-          <w:tcPr>
-            <w:tcW w:type="dxa" w:w="576"/>
-          </w:tcPr>
-          <w:p>
-            <w:r>
-              <w:rPr>
-                <w:b w:val="0"/>
-                <w:sz w:val="17"/>
-              </w:rPr>
-              <w:t>-0.51</w:t>
-            </w:r>
-          </w:p>
-        </w:tc>
-        <w:tc>
-          <w:tcPr>
-            <w:tcW w:type="dxa" w:w="576"/>
+            <w:tcW w:type="dxa" w:w="2160"/>
           </w:tcPr>
           <w:p>
             <w:r>
@@ -1808,7 +1860,51 @@
         </w:tc>
         <w:tc>
           <w:tcPr>
-            <w:tcW w:type="dxa" w:w="576"/>
+            <w:tcW w:type="dxa" w:w="2160"/>
+          </w:tcPr>
+          <w:p>
+            <w:r>
+              <w:rPr>
+                <w:b w:val="0"/>
+                <w:sz w:val="17"/>
+              </w:rPr>
+              <w:t>-5.525</w:t>
+            </w:r>
+          </w:p>
+        </w:tc>
+      </w:tr>
+      <w:tr>
+        <w:tc>
+          <w:tcPr>
+            <w:tcW w:type="dxa" w:w="2160"/>
+          </w:tcPr>
+          <w:p>
+            <w:r>
+              <w:rPr>
+                <w:b w:val="0"/>
+                <w:sz w:val="17"/>
+              </w:rPr>
+              <w:t>E_ads (kJ/mol)</w:t>
+            </w:r>
+          </w:p>
+        </w:tc>
+        <w:tc>
+          <w:tcPr>
+            <w:tcW w:type="dxa" w:w="2160"/>
+          </w:tcPr>
+          <w:p>
+            <w:r>
+              <w:rPr>
+                <w:b w:val="0"/>
+                <w:sz w:val="17"/>
+              </w:rPr>
+              <w:t>-16.55</w:t>
+            </w:r>
+          </w:p>
+        </w:tc>
+        <w:tc>
+          <w:tcPr>
+            <w:tcW w:type="dxa" w:w="2160"/>
           </w:tcPr>
           <w:p>
             <w:r>
@@ -1820,207 +1916,9 @@
             </w:r>
           </w:p>
         </w:tc>
-      </w:tr>
-      <w:tr>
         <w:tc>
           <w:tcPr>
-            <w:tcW w:type="dxa" w:w="576"/>
-          </w:tcPr>
-          <w:p>
-            <w:r>
-              <w:rPr>
-                <w:b w:val="0"/>
-                <w:sz w:val="17"/>
-              </w:rPr>
-              <w:t>isorhamnetin</w:t>
-            </w:r>
-          </w:p>
-        </w:tc>
-        <w:tc>
-          <w:tcPr>
-            <w:tcW w:type="dxa" w:w="576"/>
-          </w:tcPr>
-          <w:p>
-            <w:r>
-              <w:rPr>
-                <w:b w:val="0"/>
-                <w:sz w:val="17"/>
-              </w:rPr>
-              <w:t>C16H12O7</w:t>
-            </w:r>
-          </w:p>
-        </w:tc>
-        <w:tc>
-          <w:tcPr>
-            <w:tcW w:type="dxa" w:w="576"/>
-          </w:tcPr>
-          <w:p>
-            <w:r>
-              <w:rPr>
-                <w:b w:val="0"/>
-                <w:sz w:val="17"/>
-              </w:rPr>
-              <w:t>0</w:t>
-            </w:r>
-          </w:p>
-        </w:tc>
-        <w:tc>
-          <w:tcPr>
-            <w:tcW w:type="dxa" w:w="576"/>
-          </w:tcPr>
-          <w:p>
-            <w:r>
-              <w:rPr>
-                <w:b w:val="0"/>
-                <w:sz w:val="17"/>
-              </w:rPr>
-              <w:t>B3LYP/6-311++G(d,p) (ddCOSMO:water)</w:t>
-            </w:r>
-          </w:p>
-        </w:tc>
-        <w:tc>
-          <w:tcPr>
-            <w:tcW w:type="dxa" w:w="576"/>
-          </w:tcPr>
-          <w:p>
-            <w:r>
-              <w:rPr>
-                <w:b w:val="0"/>
-                <w:sz w:val="17"/>
-              </w:rPr>
-              <w:t>-6.009</w:t>
-            </w:r>
-          </w:p>
-        </w:tc>
-        <w:tc>
-          <w:tcPr>
-            <w:tcW w:type="dxa" w:w="576"/>
-          </w:tcPr>
-          <w:p>
-            <w:r>
-              <w:rPr>
-                <w:b w:val="0"/>
-                <w:sz w:val="17"/>
-              </w:rPr>
-              <w:t>-1.91</w:t>
-            </w:r>
-          </w:p>
-        </w:tc>
-        <w:tc>
-          <w:tcPr>
-            <w:tcW w:type="dxa" w:w="576"/>
-          </w:tcPr>
-          <w:p>
-            <w:r>
-              <w:rPr>
-                <w:b w:val="0"/>
-                <w:sz w:val="17"/>
-              </w:rPr>
-              <w:t>4.099</w:t>
-            </w:r>
-          </w:p>
-        </w:tc>
-        <w:tc>
-          <w:tcPr>
-            <w:tcW w:type="dxa" w:w="576"/>
-          </w:tcPr>
-          <w:p>
-            <w:r>
-              <w:rPr>
-                <w:b w:val="0"/>
-                <w:sz w:val="17"/>
-              </w:rPr>
-              <w:t>2.049</w:t>
-            </w:r>
-          </w:p>
-        </w:tc>
-        <w:tc>
-          <w:tcPr>
-            <w:tcW w:type="dxa" w:w="576"/>
-          </w:tcPr>
-          <w:p>
-            <w:r>
-              <w:rPr>
-                <w:b w:val="0"/>
-                <w:sz w:val="17"/>
-              </w:rPr>
-              <w:t>0.488</w:t>
-            </w:r>
-          </w:p>
-        </w:tc>
-        <w:tc>
-          <w:tcPr>
-            <w:tcW w:type="dxa" w:w="576"/>
-          </w:tcPr>
-          <w:p>
-            <w:r>
-              <w:rPr>
-                <w:b w:val="0"/>
-                <w:sz w:val="17"/>
-              </w:rPr>
-              <w:t>3.959</w:t>
-            </w:r>
-          </w:p>
-        </w:tc>
-        <w:tc>
-          <w:tcPr>
-            <w:tcW w:type="dxa" w:w="576"/>
-          </w:tcPr>
-          <w:p>
-            <w:r>
-              <w:rPr>
-                <w:b w:val="0"/>
-                <w:sz w:val="17"/>
-              </w:rPr>
-              <w:t>3.824</w:t>
-            </w:r>
-          </w:p>
-        </w:tc>
-        <w:tc>
-          <w:tcPr>
-            <w:tcW w:type="dxa" w:w="576"/>
-          </w:tcPr>
-          <w:p>
-            <w:r>
-              <w:rPr>
-                <w:b w:val="0"/>
-                <w:sz w:val="17"/>
-              </w:rPr>
-              <w:t>0.21</w:t>
-            </w:r>
-          </w:p>
-        </w:tc>
-        <w:tc>
-          <w:tcPr>
-            <w:tcW w:type="dxa" w:w="576"/>
-          </w:tcPr>
-          <w:p>
-            <w:r>
-              <w:rPr>
-                <w:b w:val="0"/>
-                <w:sz w:val="17"/>
-              </w:rPr>
-              <w:t>-0.512</w:t>
-            </w:r>
-          </w:p>
-        </w:tc>
-        <w:tc>
-          <w:tcPr>
-            <w:tcW w:type="dxa" w:w="576"/>
-          </w:tcPr>
-          <w:p>
-            <w:r>
-              <w:rPr>
-                <w:b w:val="0"/>
-                <w:sz w:val="17"/>
-              </w:rPr>
-              <w:t>-5.525</w:t>
-            </w:r>
-          </w:p>
-        </w:tc>
-        <w:tc>
-          <w:tcPr>
-            <w:tcW w:type="dxa" w:w="576"/>
+            <w:tcW w:type="dxa" w:w="2160"/>
           </w:tcPr>
           <w:p>
             <w:r>
@@ -2109,18 +2007,15 @@
         <w:tblLook w:firstColumn="1" w:firstRow="1" w:lastColumn="0" w:lastRow="0" w:noHBand="0" w:noVBand="1" w:val="04A0"/>
       </w:tblPr>
       <w:tblGrid>
-        <w:gridCol w:w="1234"/>
-        <w:gridCol w:w="1234"/>
-        <w:gridCol w:w="1234"/>
-        <w:gridCol w:w="1234"/>
-        <w:gridCol w:w="1234"/>
-        <w:gridCol w:w="1234"/>
-        <w:gridCol w:w="1234"/>
+        <w:gridCol w:w="2160"/>
+        <w:gridCol w:w="2160"/>
+        <w:gridCol w:w="2160"/>
+        <w:gridCol w:w="2160"/>
       </w:tblGrid>
       <w:tr>
         <w:tc>
           <w:tcPr>
-            <w:tcW w:type="dxa" w:w="1234"/>
+            <w:tcW w:type="dxa" w:w="2160"/>
           </w:tcPr>
           <w:p>
             <w:r>
@@ -2128,99 +2023,12 @@
                 <w:b/>
                 <w:sz w:val="17"/>
               </w:rPr>
-              <w:t>name</w:t>
             </w:r>
           </w:p>
         </w:tc>
         <w:tc>
           <w:tcPr>
-            <w:tcW w:type="dxa" w:w="1234"/>
-          </w:tcPr>
-          <w:p>
-            <w:r>
-              <w:rPr>
-                <w:b/>
-                <w:sz w:val="17"/>
-              </w:rPr>
-              <w:t>gap_ev</w:t>
-            </w:r>
-          </w:p>
-        </w:tc>
-        <w:tc>
-          <w:tcPr>
-            <w:tcW w:type="dxa" w:w="1234"/>
-          </w:tcPr>
-          <w:p>
-            <w:r>
-              <w:rPr>
-                <w:b/>
-                <w:sz w:val="17"/>
-              </w:rPr>
-              <w:t>hardness_ev</w:t>
-            </w:r>
-          </w:p>
-        </w:tc>
-        <w:tc>
-          <w:tcPr>
-            <w:tcW w:type="dxa" w:w="1234"/>
-          </w:tcPr>
-          <w:p>
-            <w:r>
-              <w:rPr>
-                <w:b/>
-                <w:sz w:val="17"/>
-              </w:rPr>
-              <w:t>softness_inv_ev</w:t>
-            </w:r>
-          </w:p>
-        </w:tc>
-        <w:tc>
-          <w:tcPr>
-            <w:tcW w:type="dxa" w:w="1234"/>
-          </w:tcPr>
-          <w:p>
-            <w:r>
-              <w:rPr>
-                <w:b/>
-                <w:sz w:val="17"/>
-              </w:rPr>
-              <w:t>delta_n</w:t>
-            </w:r>
-          </w:p>
-        </w:tc>
-        <w:tc>
-          <w:tcPr>
-            <w:tcW w:type="dxa" w:w="1234"/>
-          </w:tcPr>
-          <w:p>
-            <w:r>
-              <w:rPr>
-                <w:b/>
-                <w:sz w:val="17"/>
-              </w:rPr>
-              <w:t>tnc</w:t>
-            </w:r>
-          </w:p>
-        </w:tc>
-        <w:tc>
-          <w:tcPr>
-            <w:tcW w:type="dxa" w:w="1234"/>
-          </w:tcPr>
-          <w:p>
-            <w:r>
-              <w:rPr>
-                <w:b/>
-                <w:sz w:val="17"/>
-              </w:rPr>
-              <w:t>score</w:t>
-            </w:r>
-          </w:p>
-        </w:tc>
-      </w:tr>
-      <w:tr>
-        <w:tc>
-          <w:tcPr>
-            <w:tcW w:type="dxa" w:w="1234"/>
+            <w:tcW w:type="dxa" w:w="2160"/>
           </w:tcPr>
           <w:p>
             <w:r>
@@ -2234,7 +2042,51 @@
         </w:tc>
         <w:tc>
           <w:tcPr>
-            <w:tcW w:type="dxa" w:w="1234"/>
+            <w:tcW w:type="dxa" w:w="2160"/>
+          </w:tcPr>
+          <w:p>
+            <w:r>
+              <w:rPr>
+                <w:b/>
+                <w:sz w:val="17"/>
+              </w:rPr>
+              <w:t>isorhamnetin</w:t>
+            </w:r>
+          </w:p>
+        </w:tc>
+        <w:tc>
+          <w:tcPr>
+            <w:tcW w:type="dxa" w:w="2160"/>
+          </w:tcPr>
+          <w:p>
+            <w:r>
+              <w:rPr>
+                <w:b/>
+                <w:sz w:val="17"/>
+              </w:rPr>
+              <w:t>kaempferol</w:t>
+            </w:r>
+          </w:p>
+        </w:tc>
+      </w:tr>
+      <w:tr>
+        <w:tc>
+          <w:tcPr>
+            <w:tcW w:type="dxa" w:w="2160"/>
+          </w:tcPr>
+          <w:p>
+            <w:r>
+              <w:rPr>
+                <w:b w:val="0"/>
+                <w:sz w:val="17"/>
+              </w:rPr>
+              <w:t>Gap ΔE (eV)</w:t>
+            </w:r>
+          </w:p>
+        </w:tc>
+        <w:tc>
+          <w:tcPr>
+            <w:tcW w:type="dxa" w:w="2160"/>
           </w:tcPr>
           <w:p>
             <w:r>
@@ -2248,7 +2100,51 @@
         </w:tc>
         <w:tc>
           <w:tcPr>
-            <w:tcW w:type="dxa" w:w="1234"/>
+            <w:tcW w:type="dxa" w:w="2160"/>
+          </w:tcPr>
+          <w:p>
+            <w:r>
+              <w:rPr>
+                <w:b w:val="0"/>
+                <w:sz w:val="17"/>
+              </w:rPr>
+              <w:t>3.687</w:t>
+            </w:r>
+          </w:p>
+        </w:tc>
+        <w:tc>
+          <w:tcPr>
+            <w:tcW w:type="dxa" w:w="2160"/>
+          </w:tcPr>
+          <w:p>
+            <w:r>
+              <w:rPr>
+                <w:b w:val="0"/>
+                <w:sz w:val="17"/>
+              </w:rPr>
+              <w:t>3.69</w:t>
+            </w:r>
+          </w:p>
+        </w:tc>
+      </w:tr>
+      <w:tr>
+        <w:tc>
+          <w:tcPr>
+            <w:tcW w:type="dxa" w:w="2160"/>
+          </w:tcPr>
+          <w:p>
+            <w:r>
+              <w:rPr>
+                <w:b w:val="0"/>
+                <w:sz w:val="17"/>
+              </w:rPr>
+              <w:t>η hardness (eV)</w:t>
+            </w:r>
+          </w:p>
+        </w:tc>
+        <w:tc>
+          <w:tcPr>
+            <w:tcW w:type="dxa" w:w="2160"/>
           </w:tcPr>
           <w:p>
             <w:r>
@@ -2262,7 +2158,51 @@
         </w:tc>
         <w:tc>
           <w:tcPr>
-            <w:tcW w:type="dxa" w:w="1234"/>
+            <w:tcW w:type="dxa" w:w="2160"/>
+          </w:tcPr>
+          <w:p>
+            <w:r>
+              <w:rPr>
+                <w:b w:val="0"/>
+                <w:sz w:val="17"/>
+              </w:rPr>
+              <w:t>1.843</w:t>
+            </w:r>
+          </w:p>
+        </w:tc>
+        <w:tc>
+          <w:tcPr>
+            <w:tcW w:type="dxa" w:w="2160"/>
+          </w:tcPr>
+          <w:p>
+            <w:r>
+              <w:rPr>
+                <w:b w:val="0"/>
+                <w:sz w:val="17"/>
+              </w:rPr>
+              <w:t>1.845</w:t>
+            </w:r>
+          </w:p>
+        </w:tc>
+      </w:tr>
+      <w:tr>
+        <w:tc>
+          <w:tcPr>
+            <w:tcW w:type="dxa" w:w="2160"/>
+          </w:tcPr>
+          <w:p>
+            <w:r>
+              <w:rPr>
+                <w:b w:val="0"/>
+                <w:sz w:val="17"/>
+              </w:rPr>
+              <w:t>σ softness (1/eV)</w:t>
+            </w:r>
+          </w:p>
+        </w:tc>
+        <w:tc>
+          <w:tcPr>
+            <w:tcW w:type="dxa" w:w="2160"/>
           </w:tcPr>
           <w:p>
             <w:r>
@@ -2276,7 +2216,51 @@
         </w:tc>
         <w:tc>
           <w:tcPr>
-            <w:tcW w:type="dxa" w:w="1234"/>
+            <w:tcW w:type="dxa" w:w="2160"/>
+          </w:tcPr>
+          <w:p>
+            <w:r>
+              <w:rPr>
+                <w:b w:val="0"/>
+                <w:sz w:val="17"/>
+              </w:rPr>
+              <w:t>0.542</w:t>
+            </w:r>
+          </w:p>
+        </w:tc>
+        <w:tc>
+          <w:tcPr>
+            <w:tcW w:type="dxa" w:w="2160"/>
+          </w:tcPr>
+          <w:p>
+            <w:r>
+              <w:rPr>
+                <w:b w:val="0"/>
+                <w:sz w:val="17"/>
+              </w:rPr>
+              <w:t>0.542</w:t>
+            </w:r>
+          </w:p>
+        </w:tc>
+      </w:tr>
+      <w:tr>
+        <w:tc>
+          <w:tcPr>
+            <w:tcW w:type="dxa" w:w="2160"/>
+          </w:tcPr>
+          <w:p>
+            <w:r>
+              <w:rPr>
+                <w:b w:val="0"/>
+                <w:sz w:val="17"/>
+              </w:rPr>
+              <w:t>ΔN</w:t>
+            </w:r>
+          </w:p>
+        </w:tc>
+        <w:tc>
+          <w:tcPr>
+            <w:tcW w:type="dxa" w:w="2160"/>
           </w:tcPr>
           <w:p>
             <w:r>
@@ -2290,7 +2274,51 @@
         </w:tc>
         <w:tc>
           <w:tcPr>
-            <w:tcW w:type="dxa" w:w="1234"/>
+            <w:tcW w:type="dxa" w:w="2160"/>
+          </w:tcPr>
+          <w:p>
+            <w:r>
+              <w:rPr>
+                <w:b w:val="0"/>
+                <w:sz w:val="17"/>
+              </w:rPr>
+              <w:t>0.233</w:t>
+            </w:r>
+          </w:p>
+        </w:tc>
+        <w:tc>
+          <w:tcPr>
+            <w:tcW w:type="dxa" w:w="2160"/>
+          </w:tcPr>
+          <w:p>
+            <w:r>
+              <w:rPr>
+                <w:b w:val="0"/>
+                <w:sz w:val="17"/>
+              </w:rPr>
+              <w:t>0.188</w:t>
+            </w:r>
+          </w:p>
+        </w:tc>
+      </w:tr>
+      <w:tr>
+        <w:tc>
+          <w:tcPr>
+            <w:tcW w:type="dxa" w:w="2160"/>
+          </w:tcPr>
+          <w:p>
+            <w:r>
+              <w:rPr>
+                <w:b w:val="0"/>
+                <w:sz w:val="17"/>
+              </w:rPr>
+              <w:t>TNC</w:t>
+            </w:r>
+          </w:p>
+        </w:tc>
+        <w:tc>
+          <w:tcPr>
+            <w:tcW w:type="dxa" w:w="2160"/>
           </w:tcPr>
           <w:p>
             <w:r>
@@ -2304,93 +2332,7 @@
         </w:tc>
         <w:tc>
           <w:tcPr>
-            <w:tcW w:type="dxa" w:w="1234"/>
-          </w:tcPr>
-          <w:p>
-            <w:r>
-              <w:rPr>
-                <w:b/>
-                <w:sz w:val="17"/>
-              </w:rPr>
-              <w:t>1.413</w:t>
-            </w:r>
-          </w:p>
-        </w:tc>
-      </w:tr>
-      <w:tr>
-        <w:tc>
-          <w:tcPr>
-            <w:tcW w:type="dxa" w:w="1234"/>
-          </w:tcPr>
-          <w:p>
-            <w:r>
-              <w:rPr>
-                <w:b w:val="0"/>
-                <w:sz w:val="17"/>
-              </w:rPr>
-              <w:t>isorhamnetin</w:t>
-            </w:r>
-          </w:p>
-        </w:tc>
-        <w:tc>
-          <w:tcPr>
-            <w:tcW w:type="dxa" w:w="1234"/>
-          </w:tcPr>
-          <w:p>
-            <w:r>
-              <w:rPr>
-                <w:b w:val="0"/>
-                <w:sz w:val="17"/>
-              </w:rPr>
-              <w:t>3.687</w:t>
-            </w:r>
-          </w:p>
-        </w:tc>
-        <w:tc>
-          <w:tcPr>
-            <w:tcW w:type="dxa" w:w="1234"/>
-          </w:tcPr>
-          <w:p>
-            <w:r>
-              <w:rPr>
-                <w:b w:val="0"/>
-                <w:sz w:val="17"/>
-              </w:rPr>
-              <w:t>1.843</w:t>
-            </w:r>
-          </w:p>
-        </w:tc>
-        <w:tc>
-          <w:tcPr>
-            <w:tcW w:type="dxa" w:w="1234"/>
-          </w:tcPr>
-          <w:p>
-            <w:r>
-              <w:rPr>
-                <w:b w:val="0"/>
-                <w:sz w:val="17"/>
-              </w:rPr>
-              <w:t>0.542</w:t>
-            </w:r>
-          </w:p>
-        </w:tc>
-        <w:tc>
-          <w:tcPr>
-            <w:tcW w:type="dxa" w:w="1234"/>
-          </w:tcPr>
-          <w:p>
-            <w:r>
-              <w:rPr>
-                <w:b w:val="0"/>
-                <w:sz w:val="17"/>
-              </w:rPr>
-              <w:t>0.233</w:t>
-            </w:r>
-          </w:p>
-        </w:tc>
-        <w:tc>
-          <w:tcPr>
-            <w:tcW w:type="dxa" w:w="1234"/>
+            <w:tcW w:type="dxa" w:w="2160"/>
           </w:tcPr>
           <w:p>
             <w:r>
@@ -2404,7 +2346,51 @@
         </w:tc>
         <w:tc>
           <w:tcPr>
-            <w:tcW w:type="dxa" w:w="1234"/>
+            <w:tcW w:type="dxa" w:w="2160"/>
+          </w:tcPr>
+          <w:p>
+            <w:r>
+              <w:rPr>
+                <w:b w:val="0"/>
+                <w:sz w:val="17"/>
+              </w:rPr>
+              <w:t>-6.092</w:t>
+            </w:r>
+          </w:p>
+        </w:tc>
+      </w:tr>
+      <w:tr>
+        <w:tc>
+          <w:tcPr>
+            <w:tcW w:type="dxa" w:w="2160"/>
+          </w:tcPr>
+          <w:p>
+            <w:r>
+              <w:rPr>
+                <w:b w:val="0"/>
+                <w:sz w:val="17"/>
+              </w:rPr>
+              <w:t>Score</w:t>
+            </w:r>
+          </w:p>
+        </w:tc>
+        <w:tc>
+          <w:tcPr>
+            <w:tcW w:type="dxa" w:w="2160"/>
+          </w:tcPr>
+          <w:p>
+            <w:r>
+              <w:rPr>
+                <w:b/>
+                <w:sz w:val="17"/>
+              </w:rPr>
+              <w:t>1.413</w:t>
+            </w:r>
+          </w:p>
+        </w:tc>
+        <w:tc>
+          <w:tcPr>
+            <w:tcW w:type="dxa" w:w="2160"/>
           </w:tcPr>
           <w:p>
             <w:r>
@@ -2416,95 +2402,9 @@
             </w:r>
           </w:p>
         </w:tc>
-      </w:tr>
-      <w:tr>
         <w:tc>
           <w:tcPr>
-            <w:tcW w:type="dxa" w:w="1234"/>
-          </w:tcPr>
-          <w:p>
-            <w:r>
-              <w:rPr>
-                <w:b w:val="0"/>
-                <w:sz w:val="17"/>
-              </w:rPr>
-              <w:t>kaempferol</w:t>
-            </w:r>
-          </w:p>
-        </w:tc>
-        <w:tc>
-          <w:tcPr>
-            <w:tcW w:type="dxa" w:w="1234"/>
-          </w:tcPr>
-          <w:p>
-            <w:r>
-              <w:rPr>
-                <w:b w:val="0"/>
-                <w:sz w:val="17"/>
-              </w:rPr>
-              <w:t>3.69</w:t>
-            </w:r>
-          </w:p>
-        </w:tc>
-        <w:tc>
-          <w:tcPr>
-            <w:tcW w:type="dxa" w:w="1234"/>
-          </w:tcPr>
-          <w:p>
-            <w:r>
-              <w:rPr>
-                <w:b w:val="0"/>
-                <w:sz w:val="17"/>
-              </w:rPr>
-              <w:t>1.845</w:t>
-            </w:r>
-          </w:p>
-        </w:tc>
-        <w:tc>
-          <w:tcPr>
-            <w:tcW w:type="dxa" w:w="1234"/>
-          </w:tcPr>
-          <w:p>
-            <w:r>
-              <w:rPr>
-                <w:b w:val="0"/>
-                <w:sz w:val="17"/>
-              </w:rPr>
-              <w:t>0.542</w:t>
-            </w:r>
-          </w:p>
-        </w:tc>
-        <w:tc>
-          <w:tcPr>
-            <w:tcW w:type="dxa" w:w="1234"/>
-          </w:tcPr>
-          <w:p>
-            <w:r>
-              <w:rPr>
-                <w:b w:val="0"/>
-                <w:sz w:val="17"/>
-              </w:rPr>
-              <w:t>0.188</w:t>
-            </w:r>
-          </w:p>
-        </w:tc>
-        <w:tc>
-          <w:tcPr>
-            <w:tcW w:type="dxa" w:w="1234"/>
-          </w:tcPr>
-          <w:p>
-            <w:r>
-              <w:rPr>
-                <w:b w:val="0"/>
-                <w:sz w:val="17"/>
-              </w:rPr>
-              <w:t>-6.092</w:t>
-            </w:r>
-          </w:p>
-        </w:tc>
-        <w:tc>
-          <w:tcPr>
-            <w:tcW w:type="dxa" w:w="1234"/>
+            <w:tcW w:type="dxa" w:w="2160"/>
           </w:tcPr>
           <w:p>
             <w:r>
@@ -2533,25 +2433,15 @@
         <w:tblLook w:firstColumn="1" w:firstRow="1" w:lastColumn="0" w:lastRow="0" w:noHBand="0" w:noVBand="1" w:val="04A0"/>
       </w:tblPr>
       <w:tblGrid>
-        <w:gridCol w:w="617"/>
-        <w:gridCol w:w="617"/>
-        <w:gridCol w:w="617"/>
-        <w:gridCol w:w="617"/>
-        <w:gridCol w:w="617"/>
-        <w:gridCol w:w="617"/>
-        <w:gridCol w:w="617"/>
-        <w:gridCol w:w="617"/>
-        <w:gridCol w:w="617"/>
-        <w:gridCol w:w="617"/>
-        <w:gridCol w:w="617"/>
-        <w:gridCol w:w="617"/>
-        <w:gridCol w:w="617"/>
-        <w:gridCol w:w="617"/>
+        <w:gridCol w:w="2160"/>
+        <w:gridCol w:w="2160"/>
+        <w:gridCol w:w="2160"/>
+        <w:gridCol w:w="2160"/>
       </w:tblGrid>
       <w:tr>
         <w:tc>
           <w:tcPr>
-            <w:tcW w:type="dxa" w:w="617"/>
+            <w:tcW w:type="dxa" w:w="2160"/>
           </w:tcPr>
           <w:p>
             <w:r>
@@ -2559,202 +2449,18 @@
                 <w:b/>
                 <w:sz w:val="17"/>
               </w:rPr>
-              <w:t>name</w:t>
+              <w:t>Descriptor</w:t>
             </w:r>
           </w:p>
         </w:tc>
         <w:tc>
           <w:tcPr>
-            <w:tcW w:type="dxa" w:w="617"/>
+            <w:tcW w:type="dxa" w:w="2160"/>
           </w:tcPr>
           <w:p>
             <w:r>
               <w:rPr>
                 <w:b/>
-                <w:sz w:val="17"/>
-              </w:rPr>
-              <w:t>formula</w:t>
-            </w:r>
-          </w:p>
-        </w:tc>
-        <w:tc>
-          <w:tcPr>
-            <w:tcW w:type="dxa" w:w="617"/>
-          </w:tcPr>
-          <w:p>
-            <w:r>
-              <w:rPr>
-                <w:b/>
-                <w:sz w:val="17"/>
-              </w:rPr>
-              <w:t>charge</w:t>
-            </w:r>
-          </w:p>
-        </w:tc>
-        <w:tc>
-          <w:tcPr>
-            <w:tcW w:type="dxa" w:w="617"/>
-          </w:tcPr>
-          <w:p>
-            <w:r>
-              <w:rPr>
-                <w:b/>
-                <w:sz w:val="17"/>
-              </w:rPr>
-              <w:t>level</w:t>
-            </w:r>
-          </w:p>
-        </w:tc>
-        <w:tc>
-          <w:tcPr>
-            <w:tcW w:type="dxa" w:w="617"/>
-          </w:tcPr>
-          <w:p>
-            <w:r>
-              <w:rPr>
-                <w:b/>
-                <w:sz w:val="17"/>
-              </w:rPr>
-              <w:t>homo_ev</w:t>
-            </w:r>
-          </w:p>
-        </w:tc>
-        <w:tc>
-          <w:tcPr>
-            <w:tcW w:type="dxa" w:w="617"/>
-          </w:tcPr>
-          <w:p>
-            <w:r>
-              <w:rPr>
-                <w:b/>
-                <w:sz w:val="17"/>
-              </w:rPr>
-              <w:t>lumo_ev</w:t>
-            </w:r>
-          </w:p>
-        </w:tc>
-        <w:tc>
-          <w:tcPr>
-            <w:tcW w:type="dxa" w:w="617"/>
-          </w:tcPr>
-          <w:p>
-            <w:r>
-              <w:rPr>
-                <w:b/>
-                <w:sz w:val="17"/>
-              </w:rPr>
-              <w:t>gap_ev</w:t>
-            </w:r>
-          </w:p>
-        </w:tc>
-        <w:tc>
-          <w:tcPr>
-            <w:tcW w:type="dxa" w:w="617"/>
-          </w:tcPr>
-          <w:p>
-            <w:r>
-              <w:rPr>
-                <w:b/>
-                <w:sz w:val="17"/>
-              </w:rPr>
-              <w:t>hardness_ev</w:t>
-            </w:r>
-          </w:p>
-        </w:tc>
-        <w:tc>
-          <w:tcPr>
-            <w:tcW w:type="dxa" w:w="617"/>
-          </w:tcPr>
-          <w:p>
-            <w:r>
-              <w:rPr>
-                <w:b/>
-                <w:sz w:val="17"/>
-              </w:rPr>
-              <w:t>softness_inv_ev</w:t>
-            </w:r>
-          </w:p>
-        </w:tc>
-        <w:tc>
-          <w:tcPr>
-            <w:tcW w:type="dxa" w:w="617"/>
-          </w:tcPr>
-          <w:p>
-            <w:r>
-              <w:rPr>
-                <w:b/>
-                <w:sz w:val="17"/>
-              </w:rPr>
-              <w:t>electronegativity_ev</w:t>
-            </w:r>
-          </w:p>
-        </w:tc>
-        <w:tc>
-          <w:tcPr>
-            <w:tcW w:type="dxa" w:w="617"/>
-          </w:tcPr>
-          <w:p>
-            <w:r>
-              <w:rPr>
-                <w:b/>
-                <w:sz w:val="17"/>
-              </w:rPr>
-              <w:t>electrophilicity_ev</w:t>
-            </w:r>
-          </w:p>
-        </w:tc>
-        <w:tc>
-          <w:tcPr>
-            <w:tcW w:type="dxa" w:w="617"/>
-          </w:tcPr>
-          <w:p>
-            <w:r>
-              <w:rPr>
-                <w:b/>
-                <w:sz w:val="17"/>
-              </w:rPr>
-              <w:t>delta_n</w:t>
-            </w:r>
-          </w:p>
-        </w:tc>
-        <w:tc>
-          <w:tcPr>
-            <w:tcW w:type="dxa" w:w="617"/>
-          </w:tcPr>
-          <w:p>
-            <w:r>
-              <w:rPr>
-                <w:b/>
-                <w:sz w:val="17"/>
-              </w:rPr>
-              <w:t>back_donation_ev</w:t>
-            </w:r>
-          </w:p>
-        </w:tc>
-        <w:tc>
-          <w:tcPr>
-            <w:tcW w:type="dxa" w:w="617"/>
-          </w:tcPr>
-          <w:p>
-            <w:r>
-              <w:rPr>
-                <w:b/>
-                <w:sz w:val="17"/>
-              </w:rPr>
-              <w:t>tnc</w:t>
-            </w:r>
-          </w:p>
-        </w:tc>
-      </w:tr>
-      <w:tr>
-        <w:tc>
-          <w:tcPr>
-            <w:tcW w:type="dxa" w:w="617"/>
-          </w:tcPr>
-          <w:p>
-            <w:r>
-              <w:rPr>
-                <w:b w:val="0"/>
                 <w:sz w:val="17"/>
               </w:rPr>
               <w:t>kaempferol+H+</w:t>
@@ -2763,7 +2469,51 @@
         </w:tc>
         <w:tc>
           <w:tcPr>
-            <w:tcW w:type="dxa" w:w="617"/>
+            <w:tcW w:type="dxa" w:w="2160"/>
+          </w:tcPr>
+          <w:p>
+            <w:r>
+              <w:rPr>
+                <w:b/>
+                <w:sz w:val="17"/>
+              </w:rPr>
+              <w:t>quercetin+H+</w:t>
+            </w:r>
+          </w:p>
+        </w:tc>
+        <w:tc>
+          <w:tcPr>
+            <w:tcW w:type="dxa" w:w="2160"/>
+          </w:tcPr>
+          <w:p>
+            <w:r>
+              <w:rPr>
+                <w:b/>
+                <w:sz w:val="17"/>
+              </w:rPr>
+              <w:t>isorhamnetin+H+</w:t>
+            </w:r>
+          </w:p>
+        </w:tc>
+      </w:tr>
+      <w:tr>
+        <w:tc>
+          <w:tcPr>
+            <w:tcW w:type="dxa" w:w="2160"/>
+          </w:tcPr>
+          <w:p>
+            <w:r>
+              <w:rPr>
+                <w:b w:val="0"/>
+                <w:sz w:val="17"/>
+              </w:rPr>
+              <w:t>Formula</w:t>
+            </w:r>
+          </w:p>
+        </w:tc>
+        <w:tc>
+          <w:tcPr>
+            <w:tcW w:type="dxa" w:w="2160"/>
           </w:tcPr>
           <w:p>
             <w:r>
@@ -2777,7 +2527,7 @@
         </w:tc>
         <w:tc>
           <w:tcPr>
-            <w:tcW w:type="dxa" w:w="617"/>
+            <w:tcW w:type="dxa" w:w="2160"/>
           </w:tcPr>
           <w:p>
             <w:r>
@@ -2785,13 +2535,13 @@
                 <w:b w:val="0"/>
                 <w:sz w:val="17"/>
               </w:rPr>
-              <w:t>1</w:t>
+              <w:t>C15H11O7+</w:t>
             </w:r>
           </w:p>
         </w:tc>
         <w:tc>
           <w:tcPr>
-            <w:tcW w:type="dxa" w:w="617"/>
+            <w:tcW w:type="dxa" w:w="2160"/>
           </w:tcPr>
           <w:p>
             <w:r>
@@ -2799,13 +2549,29 @@
                 <w:b w:val="0"/>
                 <w:sz w:val="17"/>
               </w:rPr>
-              <w:t>B3LYP/6-311++G(d,p) (ddCOSMO:water)</w:t>
+              <w:t>C16H13O7+</w:t>
+            </w:r>
+          </w:p>
+        </w:tc>
+      </w:tr>
+      <w:tr>
+        <w:tc>
+          <w:tcPr>
+            <w:tcW w:type="dxa" w:w="2160"/>
+          </w:tcPr>
+          <w:p>
+            <w:r>
+              <w:rPr>
+                <w:b w:val="0"/>
+                <w:sz w:val="17"/>
+              </w:rPr>
+              <w:t>HOMO (eV)</w:t>
             </w:r>
           </w:p>
         </w:tc>
         <w:tc>
           <w:tcPr>
-            <w:tcW w:type="dxa" w:w="617"/>
+            <w:tcW w:type="dxa" w:w="2160"/>
           </w:tcPr>
           <w:p>
             <w:r>
@@ -2819,7 +2585,51 @@
         </w:tc>
         <w:tc>
           <w:tcPr>
-            <w:tcW w:type="dxa" w:w="617"/>
+            <w:tcW w:type="dxa" w:w="2160"/>
+          </w:tcPr>
+          <w:p>
+            <w:r>
+              <w:rPr>
+                <w:b w:val="0"/>
+                <w:sz w:val="17"/>
+              </w:rPr>
+              <w:t>-6.477</w:t>
+            </w:r>
+          </w:p>
+        </w:tc>
+        <w:tc>
+          <w:tcPr>
+            <w:tcW w:type="dxa" w:w="2160"/>
+          </w:tcPr>
+          <w:p>
+            <w:r>
+              <w:rPr>
+                <w:b w:val="0"/>
+                <w:sz w:val="17"/>
+              </w:rPr>
+              <w:t>-6.269</w:t>
+            </w:r>
+          </w:p>
+        </w:tc>
+      </w:tr>
+      <w:tr>
+        <w:tc>
+          <w:tcPr>
+            <w:tcW w:type="dxa" w:w="2160"/>
+          </w:tcPr>
+          <w:p>
+            <w:r>
+              <w:rPr>
+                <w:b w:val="0"/>
+                <w:sz w:val="17"/>
+              </w:rPr>
+              <w:t>LUMO (eV)</w:t>
+            </w:r>
+          </w:p>
+        </w:tc>
+        <w:tc>
+          <w:tcPr>
+            <w:tcW w:type="dxa" w:w="2160"/>
           </w:tcPr>
           <w:p>
             <w:r>
@@ -2833,7 +2643,51 @@
         </w:tc>
         <w:tc>
           <w:tcPr>
-            <w:tcW w:type="dxa" w:w="617"/>
+            <w:tcW w:type="dxa" w:w="2160"/>
+          </w:tcPr>
+          <w:p>
+            <w:r>
+              <w:rPr>
+                <w:b w:val="0"/>
+                <w:sz w:val="17"/>
+              </w:rPr>
+              <w:t>-3.214</w:t>
+            </w:r>
+          </w:p>
+        </w:tc>
+        <w:tc>
+          <w:tcPr>
+            <w:tcW w:type="dxa" w:w="2160"/>
+          </w:tcPr>
+          <w:p>
+            <w:r>
+              <w:rPr>
+                <w:b w:val="0"/>
+                <w:sz w:val="17"/>
+              </w:rPr>
+              <w:t>-3.261</w:t>
+            </w:r>
+          </w:p>
+        </w:tc>
+      </w:tr>
+      <w:tr>
+        <w:tc>
+          <w:tcPr>
+            <w:tcW w:type="dxa" w:w="2160"/>
+          </w:tcPr>
+          <w:p>
+            <w:r>
+              <w:rPr>
+                <w:b w:val="0"/>
+                <w:sz w:val="17"/>
+              </w:rPr>
+              <w:t>Gap ΔE (eV)</w:t>
+            </w:r>
+          </w:p>
+        </w:tc>
+        <w:tc>
+          <w:tcPr>
+            <w:tcW w:type="dxa" w:w="2160"/>
           </w:tcPr>
           <w:p>
             <w:r>
@@ -2847,7 +2701,51 @@
         </w:tc>
         <w:tc>
           <w:tcPr>
-            <w:tcW w:type="dxa" w:w="617"/>
+            <w:tcW w:type="dxa" w:w="2160"/>
+          </w:tcPr>
+          <w:p>
+            <w:r>
+              <w:rPr>
+                <w:b w:val="0"/>
+                <w:sz w:val="17"/>
+              </w:rPr>
+              <w:t>3.263</w:t>
+            </w:r>
+          </w:p>
+        </w:tc>
+        <w:tc>
+          <w:tcPr>
+            <w:tcW w:type="dxa" w:w="2160"/>
+          </w:tcPr>
+          <w:p>
+            <w:r>
+              <w:rPr>
+                <w:b w:val="0"/>
+                <w:sz w:val="17"/>
+              </w:rPr>
+              <w:t>3.008</w:t>
+            </w:r>
+          </w:p>
+        </w:tc>
+      </w:tr>
+      <w:tr>
+        <w:tc>
+          <w:tcPr>
+            <w:tcW w:type="dxa" w:w="2160"/>
+          </w:tcPr>
+          <w:p>
+            <w:r>
+              <w:rPr>
+                <w:b w:val="0"/>
+                <w:sz w:val="17"/>
+              </w:rPr>
+              <w:t>η hardness (eV)</w:t>
+            </w:r>
+          </w:p>
+        </w:tc>
+        <w:tc>
+          <w:tcPr>
+            <w:tcW w:type="dxa" w:w="2160"/>
           </w:tcPr>
           <w:p>
             <w:r>
@@ -2861,7 +2759,51 @@
         </w:tc>
         <w:tc>
           <w:tcPr>
-            <w:tcW w:type="dxa" w:w="617"/>
+            <w:tcW w:type="dxa" w:w="2160"/>
+          </w:tcPr>
+          <w:p>
+            <w:r>
+              <w:rPr>
+                <w:b w:val="0"/>
+                <w:sz w:val="17"/>
+              </w:rPr>
+              <w:t>1.631</w:t>
+            </w:r>
+          </w:p>
+        </w:tc>
+        <w:tc>
+          <w:tcPr>
+            <w:tcW w:type="dxa" w:w="2160"/>
+          </w:tcPr>
+          <w:p>
+            <w:r>
+              <w:rPr>
+                <w:b w:val="0"/>
+                <w:sz w:val="17"/>
+              </w:rPr>
+              <w:t>1.504</w:t>
+            </w:r>
+          </w:p>
+        </w:tc>
+      </w:tr>
+      <w:tr>
+        <w:tc>
+          <w:tcPr>
+            <w:tcW w:type="dxa" w:w="2160"/>
+          </w:tcPr>
+          <w:p>
+            <w:r>
+              <w:rPr>
+                <w:b w:val="0"/>
+                <w:sz w:val="17"/>
+              </w:rPr>
+              <w:t>σ softness (1/eV)</w:t>
+            </w:r>
+          </w:p>
+        </w:tc>
+        <w:tc>
+          <w:tcPr>
+            <w:tcW w:type="dxa" w:w="2160"/>
           </w:tcPr>
           <w:p>
             <w:r>
@@ -2875,7 +2817,51 @@
         </w:tc>
         <w:tc>
           <w:tcPr>
-            <w:tcW w:type="dxa" w:w="617"/>
+            <w:tcW w:type="dxa" w:w="2160"/>
+          </w:tcPr>
+          <w:p>
+            <w:r>
+              <w:rPr>
+                <w:b w:val="0"/>
+                <w:sz w:val="17"/>
+              </w:rPr>
+              <w:t>0.613</w:t>
+            </w:r>
+          </w:p>
+        </w:tc>
+        <w:tc>
+          <w:tcPr>
+            <w:tcW w:type="dxa" w:w="2160"/>
+          </w:tcPr>
+          <w:p>
+            <w:r>
+              <w:rPr>
+                <w:b w:val="0"/>
+                <w:sz w:val="17"/>
+              </w:rPr>
+              <w:t>0.665</w:t>
+            </w:r>
+          </w:p>
+        </w:tc>
+      </w:tr>
+      <w:tr>
+        <w:tc>
+          <w:tcPr>
+            <w:tcW w:type="dxa" w:w="2160"/>
+          </w:tcPr>
+          <w:p>
+            <w:r>
+              <w:rPr>
+                <w:b w:val="0"/>
+                <w:sz w:val="17"/>
+              </w:rPr>
+              <w:t>χ electronegativity (eV)</w:t>
+            </w:r>
+          </w:p>
+        </w:tc>
+        <w:tc>
+          <w:tcPr>
+            <w:tcW w:type="dxa" w:w="2160"/>
           </w:tcPr>
           <w:p>
             <w:r>
@@ -2889,7 +2875,51 @@
         </w:tc>
         <w:tc>
           <w:tcPr>
-            <w:tcW w:type="dxa" w:w="617"/>
+            <w:tcW w:type="dxa" w:w="2160"/>
+          </w:tcPr>
+          <w:p>
+            <w:r>
+              <w:rPr>
+                <w:b w:val="0"/>
+                <w:sz w:val="17"/>
+              </w:rPr>
+              <w:t>4.846</w:t>
+            </w:r>
+          </w:p>
+        </w:tc>
+        <w:tc>
+          <w:tcPr>
+            <w:tcW w:type="dxa" w:w="2160"/>
+          </w:tcPr>
+          <w:p>
+            <w:r>
+              <w:rPr>
+                <w:b w:val="0"/>
+                <w:sz w:val="17"/>
+              </w:rPr>
+              <w:t>4.765</w:t>
+            </w:r>
+          </w:p>
+        </w:tc>
+      </w:tr>
+      <w:tr>
+        <w:tc>
+          <w:tcPr>
+            <w:tcW w:type="dxa" w:w="2160"/>
+          </w:tcPr>
+          <w:p>
+            <w:r>
+              <w:rPr>
+                <w:b w:val="0"/>
+                <w:sz w:val="17"/>
+              </w:rPr>
+              <w:t>ω electrophilicity (eV)</w:t>
+            </w:r>
+          </w:p>
+        </w:tc>
+        <w:tc>
+          <w:tcPr>
+            <w:tcW w:type="dxa" w:w="2160"/>
           </w:tcPr>
           <w:p>
             <w:r>
@@ -2903,7 +2933,51 @@
         </w:tc>
         <w:tc>
           <w:tcPr>
-            <w:tcW w:type="dxa" w:w="617"/>
+            <w:tcW w:type="dxa" w:w="2160"/>
+          </w:tcPr>
+          <w:p>
+            <w:r>
+              <w:rPr>
+                <w:b w:val="0"/>
+                <w:sz w:val="17"/>
+              </w:rPr>
+              <w:t>7.196</w:t>
+            </w:r>
+          </w:p>
+        </w:tc>
+        <w:tc>
+          <w:tcPr>
+            <w:tcW w:type="dxa" w:w="2160"/>
+          </w:tcPr>
+          <w:p>
+            <w:r>
+              <w:rPr>
+                <w:b w:val="0"/>
+                <w:sz w:val="17"/>
+              </w:rPr>
+              <w:t>7.547</w:t>
+            </w:r>
+          </w:p>
+        </w:tc>
+      </w:tr>
+      <w:tr>
+        <w:tc>
+          <w:tcPr>
+            <w:tcW w:type="dxa" w:w="2160"/>
+          </w:tcPr>
+          <w:p>
+            <w:r>
+              <w:rPr>
+                <w:b w:val="0"/>
+                <w:sz w:val="17"/>
+              </w:rPr>
+              <w:t>ΔN</w:t>
+            </w:r>
+          </w:p>
+        </w:tc>
+        <w:tc>
+          <w:tcPr>
+            <w:tcW w:type="dxa" w:w="2160"/>
           </w:tcPr>
           <w:p>
             <w:r>
@@ -2917,7 +2991,51 @@
         </w:tc>
         <w:tc>
           <w:tcPr>
-            <w:tcW w:type="dxa" w:w="617"/>
+            <w:tcW w:type="dxa" w:w="2160"/>
+          </w:tcPr>
+          <w:p>
+            <w:r>
+              <w:rPr>
+                <w:b w:val="0"/>
+                <w:sz w:val="17"/>
+              </w:rPr>
+              <w:t>-0.008</w:t>
+            </w:r>
+          </w:p>
+        </w:tc>
+        <w:tc>
+          <w:tcPr>
+            <w:tcW w:type="dxa" w:w="2160"/>
+          </w:tcPr>
+          <w:p>
+            <w:r>
+              <w:rPr>
+                <w:b w:val="0"/>
+                <w:sz w:val="17"/>
+              </w:rPr>
+              <w:t>0.018</w:t>
+            </w:r>
+          </w:p>
+        </w:tc>
+      </w:tr>
+      <w:tr>
+        <w:tc>
+          <w:tcPr>
+            <w:tcW w:type="dxa" w:w="2160"/>
+          </w:tcPr>
+          <w:p>
+            <w:r>
+              <w:rPr>
+                <w:b w:val="0"/>
+                <w:sz w:val="17"/>
+              </w:rPr>
+              <w:t>E_back-donation (eV)</w:t>
+            </w:r>
+          </w:p>
+        </w:tc>
+        <w:tc>
+          <w:tcPr>
+            <w:tcW w:type="dxa" w:w="2160"/>
           </w:tcPr>
           <w:p>
             <w:r>
@@ -2931,191 +3049,7 @@
         </w:tc>
         <w:tc>
           <w:tcPr>
-            <w:tcW w:type="dxa" w:w="617"/>
-          </w:tcPr>
-          <w:p>
-            <w:r>
-              <w:rPr>
-                <w:b w:val="0"/>
-                <w:sz w:val="17"/>
-              </w:rPr>
-              <w:t>-4.205</w:t>
-            </w:r>
-          </w:p>
-        </w:tc>
-      </w:tr>
-      <w:tr>
-        <w:tc>
-          <w:tcPr>
-            <w:tcW w:type="dxa" w:w="617"/>
-          </w:tcPr>
-          <w:p>
-            <w:r>
-              <w:rPr>
-                <w:b w:val="0"/>
-                <w:sz w:val="17"/>
-              </w:rPr>
-              <w:t>quercetin+H+</w:t>
-            </w:r>
-          </w:p>
-        </w:tc>
-        <w:tc>
-          <w:tcPr>
-            <w:tcW w:type="dxa" w:w="617"/>
-          </w:tcPr>
-          <w:p>
-            <w:r>
-              <w:rPr>
-                <w:b w:val="0"/>
-                <w:sz w:val="17"/>
-              </w:rPr>
-              <w:t>C15H11O7+</w:t>
-            </w:r>
-          </w:p>
-        </w:tc>
-        <w:tc>
-          <w:tcPr>
-            <w:tcW w:type="dxa" w:w="617"/>
-          </w:tcPr>
-          <w:p>
-            <w:r>
-              <w:rPr>
-                <w:b w:val="0"/>
-                <w:sz w:val="17"/>
-              </w:rPr>
-              <w:t>1</w:t>
-            </w:r>
-          </w:p>
-        </w:tc>
-        <w:tc>
-          <w:tcPr>
-            <w:tcW w:type="dxa" w:w="617"/>
-          </w:tcPr>
-          <w:p>
-            <w:r>
-              <w:rPr>
-                <w:b w:val="0"/>
-                <w:sz w:val="17"/>
-              </w:rPr>
-              <w:t>B3LYP/6-311++G(d,p) (ddCOSMO:water)</w:t>
-            </w:r>
-          </w:p>
-        </w:tc>
-        <w:tc>
-          <w:tcPr>
-            <w:tcW w:type="dxa" w:w="617"/>
-          </w:tcPr>
-          <w:p>
-            <w:r>
-              <w:rPr>
-                <w:b w:val="0"/>
-                <w:sz w:val="17"/>
-              </w:rPr>
-              <w:t>-6.477</w:t>
-            </w:r>
-          </w:p>
-        </w:tc>
-        <w:tc>
-          <w:tcPr>
-            <w:tcW w:type="dxa" w:w="617"/>
-          </w:tcPr>
-          <w:p>
-            <w:r>
-              <w:rPr>
-                <w:b w:val="0"/>
-                <w:sz w:val="17"/>
-              </w:rPr>
-              <w:t>-3.214</w:t>
-            </w:r>
-          </w:p>
-        </w:tc>
-        <w:tc>
-          <w:tcPr>
-            <w:tcW w:type="dxa" w:w="617"/>
-          </w:tcPr>
-          <w:p>
-            <w:r>
-              <w:rPr>
-                <w:b w:val="0"/>
-                <w:sz w:val="17"/>
-              </w:rPr>
-              <w:t>3.263</w:t>
-            </w:r>
-          </w:p>
-        </w:tc>
-        <w:tc>
-          <w:tcPr>
-            <w:tcW w:type="dxa" w:w="617"/>
-          </w:tcPr>
-          <w:p>
-            <w:r>
-              <w:rPr>
-                <w:b w:val="0"/>
-                <w:sz w:val="17"/>
-              </w:rPr>
-              <w:t>1.631</w:t>
-            </w:r>
-          </w:p>
-        </w:tc>
-        <w:tc>
-          <w:tcPr>
-            <w:tcW w:type="dxa" w:w="617"/>
-          </w:tcPr>
-          <w:p>
-            <w:r>
-              <w:rPr>
-                <w:b w:val="0"/>
-                <w:sz w:val="17"/>
-              </w:rPr>
-              <w:t>0.613</w:t>
-            </w:r>
-          </w:p>
-        </w:tc>
-        <w:tc>
-          <w:tcPr>
-            <w:tcW w:type="dxa" w:w="617"/>
-          </w:tcPr>
-          <w:p>
-            <w:r>
-              <w:rPr>
-                <w:b w:val="0"/>
-                <w:sz w:val="17"/>
-              </w:rPr>
-              <w:t>4.846</w:t>
-            </w:r>
-          </w:p>
-        </w:tc>
-        <w:tc>
-          <w:tcPr>
-            <w:tcW w:type="dxa" w:w="617"/>
-          </w:tcPr>
-          <w:p>
-            <w:r>
-              <w:rPr>
-                <w:b w:val="0"/>
-                <w:sz w:val="17"/>
-              </w:rPr>
-              <w:t>7.196</w:t>
-            </w:r>
-          </w:p>
-        </w:tc>
-        <w:tc>
-          <w:tcPr>
-            <w:tcW w:type="dxa" w:w="617"/>
-          </w:tcPr>
-          <w:p>
-            <w:r>
-              <w:rPr>
-                <w:b w:val="0"/>
-                <w:sz w:val="17"/>
-              </w:rPr>
-              <w:t>-0.008</w:t>
-            </w:r>
-          </w:p>
-        </w:tc>
-        <w:tc>
-          <w:tcPr>
-            <w:tcW w:type="dxa" w:w="617"/>
+            <w:tcW w:type="dxa" w:w="2160"/>
           </w:tcPr>
           <w:p>
             <w:r>
@@ -3129,7 +3063,51 @@
         </w:tc>
         <w:tc>
           <w:tcPr>
-            <w:tcW w:type="dxa" w:w="617"/>
+            <w:tcW w:type="dxa" w:w="2160"/>
+          </w:tcPr>
+          <w:p>
+            <w:r>
+              <w:rPr>
+                <w:b w:val="0"/>
+                <w:sz w:val="17"/>
+              </w:rPr>
+              <w:t>-0.376</w:t>
+            </w:r>
+          </w:p>
+        </w:tc>
+      </w:tr>
+      <w:tr>
+        <w:tc>
+          <w:tcPr>
+            <w:tcW w:type="dxa" w:w="2160"/>
+          </w:tcPr>
+          <w:p>
+            <w:r>
+              <w:rPr>
+                <w:b w:val="0"/>
+                <w:sz w:val="17"/>
+              </w:rPr>
+              <w:t>TNC</w:t>
+            </w:r>
+          </w:p>
+        </w:tc>
+        <w:tc>
+          <w:tcPr>
+            <w:tcW w:type="dxa" w:w="2160"/>
+          </w:tcPr>
+          <w:p>
+            <w:r>
+              <w:rPr>
+                <w:b w:val="0"/>
+                <w:sz w:val="17"/>
+              </w:rPr>
+              <w:t>-4.205</w:t>
+            </w:r>
+          </w:p>
+        </w:tc>
+        <w:tc>
+          <w:tcPr>
+            <w:tcW w:type="dxa" w:w="2160"/>
           </w:tcPr>
           <w:p>
             <w:r>
@@ -3141,193 +3119,9 @@
             </w:r>
           </w:p>
         </w:tc>
-      </w:tr>
-      <w:tr>
         <w:tc>
           <w:tcPr>
-            <w:tcW w:type="dxa" w:w="617"/>
-          </w:tcPr>
-          <w:p>
-            <w:r>
-              <w:rPr>
-                <w:b w:val="0"/>
-                <w:sz w:val="17"/>
-              </w:rPr>
-              <w:t>isorhamnetin+H+</w:t>
-            </w:r>
-          </w:p>
-        </w:tc>
-        <w:tc>
-          <w:tcPr>
-            <w:tcW w:type="dxa" w:w="617"/>
-          </w:tcPr>
-          <w:p>
-            <w:r>
-              <w:rPr>
-                <w:b w:val="0"/>
-                <w:sz w:val="17"/>
-              </w:rPr>
-              <w:t>C16H13O7+</w:t>
-            </w:r>
-          </w:p>
-        </w:tc>
-        <w:tc>
-          <w:tcPr>
-            <w:tcW w:type="dxa" w:w="617"/>
-          </w:tcPr>
-          <w:p>
-            <w:r>
-              <w:rPr>
-                <w:b w:val="0"/>
-                <w:sz w:val="17"/>
-              </w:rPr>
-              <w:t>1</w:t>
-            </w:r>
-          </w:p>
-        </w:tc>
-        <w:tc>
-          <w:tcPr>
-            <w:tcW w:type="dxa" w:w="617"/>
-          </w:tcPr>
-          <w:p>
-            <w:r>
-              <w:rPr>
-                <w:b w:val="0"/>
-                <w:sz w:val="17"/>
-              </w:rPr>
-              <w:t>B3LYP/6-311++G(d,p) (ddCOSMO:water)</w:t>
-            </w:r>
-          </w:p>
-        </w:tc>
-        <w:tc>
-          <w:tcPr>
-            <w:tcW w:type="dxa" w:w="617"/>
-          </w:tcPr>
-          <w:p>
-            <w:r>
-              <w:rPr>
-                <w:b w:val="0"/>
-                <w:sz w:val="17"/>
-              </w:rPr>
-              <w:t>-6.269</w:t>
-            </w:r>
-          </w:p>
-        </w:tc>
-        <w:tc>
-          <w:tcPr>
-            <w:tcW w:type="dxa" w:w="617"/>
-          </w:tcPr>
-          <w:p>
-            <w:r>
-              <w:rPr>
-                <w:b w:val="0"/>
-                <w:sz w:val="17"/>
-              </w:rPr>
-              <w:t>-3.261</w:t>
-            </w:r>
-          </w:p>
-        </w:tc>
-        <w:tc>
-          <w:tcPr>
-            <w:tcW w:type="dxa" w:w="617"/>
-          </w:tcPr>
-          <w:p>
-            <w:r>
-              <w:rPr>
-                <w:b w:val="0"/>
-                <w:sz w:val="17"/>
-              </w:rPr>
-              <w:t>3.008</w:t>
-            </w:r>
-          </w:p>
-        </w:tc>
-        <w:tc>
-          <w:tcPr>
-            <w:tcW w:type="dxa" w:w="617"/>
-          </w:tcPr>
-          <w:p>
-            <w:r>
-              <w:rPr>
-                <w:b w:val="0"/>
-                <w:sz w:val="17"/>
-              </w:rPr>
-              <w:t>1.504</w:t>
-            </w:r>
-          </w:p>
-        </w:tc>
-        <w:tc>
-          <w:tcPr>
-            <w:tcW w:type="dxa" w:w="617"/>
-          </w:tcPr>
-          <w:p>
-            <w:r>
-              <w:rPr>
-                <w:b w:val="0"/>
-                <w:sz w:val="17"/>
-              </w:rPr>
-              <w:t>0.665</w:t>
-            </w:r>
-          </w:p>
-        </w:tc>
-        <w:tc>
-          <w:tcPr>
-            <w:tcW w:type="dxa" w:w="617"/>
-          </w:tcPr>
-          <w:p>
-            <w:r>
-              <w:rPr>
-                <w:b w:val="0"/>
-                <w:sz w:val="17"/>
-              </w:rPr>
-              <w:t>4.765</w:t>
-            </w:r>
-          </w:p>
-        </w:tc>
-        <w:tc>
-          <w:tcPr>
-            <w:tcW w:type="dxa" w:w="617"/>
-          </w:tcPr>
-          <w:p>
-            <w:r>
-              <w:rPr>
-                <w:b w:val="0"/>
-                <w:sz w:val="17"/>
-              </w:rPr>
-              <w:t>7.547</w:t>
-            </w:r>
-          </w:p>
-        </w:tc>
-        <w:tc>
-          <w:tcPr>
-            <w:tcW w:type="dxa" w:w="617"/>
-          </w:tcPr>
-          <w:p>
-            <w:r>
-              <w:rPr>
-                <w:b w:val="0"/>
-                <w:sz w:val="17"/>
-              </w:rPr>
-              <w:t>0.018</w:t>
-            </w:r>
-          </w:p>
-        </w:tc>
-        <w:tc>
-          <w:tcPr>
-            <w:tcW w:type="dxa" w:w="617"/>
-          </w:tcPr>
-          <w:p>
-            <w:r>
-              <w:rPr>
-                <w:b w:val="0"/>
-                <w:sz w:val="17"/>
-              </w:rPr>
-              <w:t>-0.376</w:t>
-            </w:r>
-          </w:p>
-        </w:tc>
-        <w:tc>
-          <w:tcPr>
-            <w:tcW w:type="dxa" w:w="617"/>
+            <w:tcW w:type="dxa" w:w="2160"/>
           </w:tcPr>
           <w:p>
             <w:r>
@@ -3356,25 +3150,15 @@
         <w:tblLook w:firstColumn="1" w:firstRow="1" w:lastColumn="0" w:lastRow="0" w:noHBand="0" w:noVBand="1" w:val="04A0"/>
       </w:tblPr>
       <w:tblGrid>
-        <w:gridCol w:w="617"/>
-        <w:gridCol w:w="617"/>
-        <w:gridCol w:w="617"/>
-        <w:gridCol w:w="617"/>
-        <w:gridCol w:w="617"/>
-        <w:gridCol w:w="617"/>
-        <w:gridCol w:w="617"/>
-        <w:gridCol w:w="617"/>
-        <w:gridCol w:w="617"/>
-        <w:gridCol w:w="617"/>
-        <w:gridCol w:w="617"/>
-        <w:gridCol w:w="617"/>
-        <w:gridCol w:w="617"/>
-        <w:gridCol w:w="617"/>
+        <w:gridCol w:w="2160"/>
+        <w:gridCol w:w="2160"/>
+        <w:gridCol w:w="2160"/>
+        <w:gridCol w:w="2160"/>
       </w:tblGrid>
       <w:tr>
         <w:tc>
           <w:tcPr>
-            <w:tcW w:type="dxa" w:w="617"/>
+            <w:tcW w:type="dxa" w:w="2160"/>
           </w:tcPr>
           <w:p>
             <w:r>
@@ -3382,202 +3166,18 @@
                 <w:b/>
                 <w:sz w:val="17"/>
               </w:rPr>
-              <w:t>name</w:t>
+              <w:t>Descriptor</w:t>
             </w:r>
           </w:p>
         </w:tc>
         <w:tc>
           <w:tcPr>
-            <w:tcW w:type="dxa" w:w="617"/>
+            <w:tcW w:type="dxa" w:w="2160"/>
           </w:tcPr>
           <w:p>
             <w:r>
               <w:rPr>
                 <w:b/>
-                <w:sz w:val="17"/>
-              </w:rPr>
-              <w:t>formula</w:t>
-            </w:r>
-          </w:p>
-        </w:tc>
-        <w:tc>
-          <w:tcPr>
-            <w:tcW w:type="dxa" w:w="617"/>
-          </w:tcPr>
-          <w:p>
-            <w:r>
-              <w:rPr>
-                <w:b/>
-                <w:sz w:val="17"/>
-              </w:rPr>
-              <w:t>charge</w:t>
-            </w:r>
-          </w:p>
-        </w:tc>
-        <w:tc>
-          <w:tcPr>
-            <w:tcW w:type="dxa" w:w="617"/>
-          </w:tcPr>
-          <w:p>
-            <w:r>
-              <w:rPr>
-                <w:b/>
-                <w:sz w:val="17"/>
-              </w:rPr>
-              <w:t>level</w:t>
-            </w:r>
-          </w:p>
-        </w:tc>
-        <w:tc>
-          <w:tcPr>
-            <w:tcW w:type="dxa" w:w="617"/>
-          </w:tcPr>
-          <w:p>
-            <w:r>
-              <w:rPr>
-                <w:b/>
-                <w:sz w:val="17"/>
-              </w:rPr>
-              <w:t>homo_ev</w:t>
-            </w:r>
-          </w:p>
-        </w:tc>
-        <w:tc>
-          <w:tcPr>
-            <w:tcW w:type="dxa" w:w="617"/>
-          </w:tcPr>
-          <w:p>
-            <w:r>
-              <w:rPr>
-                <w:b/>
-                <w:sz w:val="17"/>
-              </w:rPr>
-              <w:t>lumo_ev</w:t>
-            </w:r>
-          </w:p>
-        </w:tc>
-        <w:tc>
-          <w:tcPr>
-            <w:tcW w:type="dxa" w:w="617"/>
-          </w:tcPr>
-          <w:p>
-            <w:r>
-              <w:rPr>
-                <w:b/>
-                <w:sz w:val="17"/>
-              </w:rPr>
-              <w:t>gap_ev</w:t>
-            </w:r>
-          </w:p>
-        </w:tc>
-        <w:tc>
-          <w:tcPr>
-            <w:tcW w:type="dxa" w:w="617"/>
-          </w:tcPr>
-          <w:p>
-            <w:r>
-              <w:rPr>
-                <w:b/>
-                <w:sz w:val="17"/>
-              </w:rPr>
-              <w:t>hardness_ev</w:t>
-            </w:r>
-          </w:p>
-        </w:tc>
-        <w:tc>
-          <w:tcPr>
-            <w:tcW w:type="dxa" w:w="617"/>
-          </w:tcPr>
-          <w:p>
-            <w:r>
-              <w:rPr>
-                <w:b/>
-                <w:sz w:val="17"/>
-              </w:rPr>
-              <w:t>softness_inv_ev</w:t>
-            </w:r>
-          </w:p>
-        </w:tc>
-        <w:tc>
-          <w:tcPr>
-            <w:tcW w:type="dxa" w:w="617"/>
-          </w:tcPr>
-          <w:p>
-            <w:r>
-              <w:rPr>
-                <w:b/>
-                <w:sz w:val="17"/>
-              </w:rPr>
-              <w:t>electronegativity_ev</w:t>
-            </w:r>
-          </w:p>
-        </w:tc>
-        <w:tc>
-          <w:tcPr>
-            <w:tcW w:type="dxa" w:w="617"/>
-          </w:tcPr>
-          <w:p>
-            <w:r>
-              <w:rPr>
-                <w:b/>
-                <w:sz w:val="17"/>
-              </w:rPr>
-              <w:t>electrophilicity_ev</w:t>
-            </w:r>
-          </w:p>
-        </w:tc>
-        <w:tc>
-          <w:tcPr>
-            <w:tcW w:type="dxa" w:w="617"/>
-          </w:tcPr>
-          <w:p>
-            <w:r>
-              <w:rPr>
-                <w:b/>
-                <w:sz w:val="17"/>
-              </w:rPr>
-              <w:t>delta_n</w:t>
-            </w:r>
-          </w:p>
-        </w:tc>
-        <w:tc>
-          <w:tcPr>
-            <w:tcW w:type="dxa" w:w="617"/>
-          </w:tcPr>
-          <w:p>
-            <w:r>
-              <w:rPr>
-                <w:b/>
-                <w:sz w:val="17"/>
-              </w:rPr>
-              <w:t>back_donation_ev</w:t>
-            </w:r>
-          </w:p>
-        </w:tc>
-        <w:tc>
-          <w:tcPr>
-            <w:tcW w:type="dxa" w:w="617"/>
-          </w:tcPr>
-          <w:p>
-            <w:r>
-              <w:rPr>
-                <w:b/>
-                <w:sz w:val="17"/>
-              </w:rPr>
-              <w:t>tnc</w:t>
-            </w:r>
-          </w:p>
-        </w:tc>
-      </w:tr>
-      <w:tr>
-        <w:tc>
-          <w:tcPr>
-            <w:tcW w:type="dxa" w:w="617"/>
-          </w:tcPr>
-          <w:p>
-            <w:r>
-              <w:rPr>
-                <w:b w:val="0"/>
                 <w:sz w:val="17"/>
               </w:rPr>
               <w:t>kaempferol+H+</w:t>
@@ -3586,7 +3186,51 @@
         </w:tc>
         <w:tc>
           <w:tcPr>
-            <w:tcW w:type="dxa" w:w="617"/>
+            <w:tcW w:type="dxa" w:w="2160"/>
+          </w:tcPr>
+          <w:p>
+            <w:r>
+              <w:rPr>
+                <w:b/>
+                <w:sz w:val="17"/>
+              </w:rPr>
+              <w:t>quercetin+H+</w:t>
+            </w:r>
+          </w:p>
+        </w:tc>
+        <w:tc>
+          <w:tcPr>
+            <w:tcW w:type="dxa" w:w="2160"/>
+          </w:tcPr>
+          <w:p>
+            <w:r>
+              <w:rPr>
+                <w:b/>
+                <w:sz w:val="17"/>
+              </w:rPr>
+              <w:t>isorhamnetin+H+</w:t>
+            </w:r>
+          </w:p>
+        </w:tc>
+      </w:tr>
+      <w:tr>
+        <w:tc>
+          <w:tcPr>
+            <w:tcW w:type="dxa" w:w="2160"/>
+          </w:tcPr>
+          <w:p>
+            <w:r>
+              <w:rPr>
+                <w:b w:val="0"/>
+                <w:sz w:val="17"/>
+              </w:rPr>
+              <w:t>Formula</w:t>
+            </w:r>
+          </w:p>
+        </w:tc>
+        <w:tc>
+          <w:tcPr>
+            <w:tcW w:type="dxa" w:w="2160"/>
           </w:tcPr>
           <w:p>
             <w:r>
@@ -3600,7 +3244,7 @@
         </w:tc>
         <w:tc>
           <w:tcPr>
-            <w:tcW w:type="dxa" w:w="617"/>
+            <w:tcW w:type="dxa" w:w="2160"/>
           </w:tcPr>
           <w:p>
             <w:r>
@@ -3608,13 +3252,13 @@
                 <w:b w:val="0"/>
                 <w:sz w:val="17"/>
               </w:rPr>
-              <w:t>1</w:t>
+              <w:t>C15H11O7+</w:t>
             </w:r>
           </w:p>
         </w:tc>
         <w:tc>
           <w:tcPr>
-            <w:tcW w:type="dxa" w:w="617"/>
+            <w:tcW w:type="dxa" w:w="2160"/>
           </w:tcPr>
           <w:p>
             <w:r>
@@ -3622,13 +3266,29 @@
                 <w:b w:val="0"/>
                 <w:sz w:val="17"/>
               </w:rPr>
-              <w:t>B3LYP/6-311++G(d,p) (ddCOSMO:water)</w:t>
+              <w:t>C16H13O7+</w:t>
+            </w:r>
+          </w:p>
+        </w:tc>
+      </w:tr>
+      <w:tr>
+        <w:tc>
+          <w:tcPr>
+            <w:tcW w:type="dxa" w:w="2160"/>
+          </w:tcPr>
+          <w:p>
+            <w:r>
+              <w:rPr>
+                <w:b w:val="0"/>
+                <w:sz w:val="17"/>
+              </w:rPr>
+              <w:t>HOMO (eV)</w:t>
             </w:r>
           </w:p>
         </w:tc>
         <w:tc>
           <w:tcPr>
-            <w:tcW w:type="dxa" w:w="617"/>
+            <w:tcW w:type="dxa" w:w="2160"/>
           </w:tcPr>
           <w:p>
             <w:r>
@@ -3642,7 +3302,51 @@
         </w:tc>
         <w:tc>
           <w:tcPr>
-            <w:tcW w:type="dxa" w:w="617"/>
+            <w:tcW w:type="dxa" w:w="2160"/>
+          </w:tcPr>
+          <w:p>
+            <w:r>
+              <w:rPr>
+                <w:b w:val="0"/>
+                <w:sz w:val="17"/>
+              </w:rPr>
+              <w:t>-6.668</w:t>
+            </w:r>
+          </w:p>
+        </w:tc>
+        <w:tc>
+          <w:tcPr>
+            <w:tcW w:type="dxa" w:w="2160"/>
+          </w:tcPr>
+          <w:p>
+            <w:r>
+              <w:rPr>
+                <w:b w:val="0"/>
+                <w:sz w:val="17"/>
+              </w:rPr>
+              <w:t>-6.427</w:t>
+            </w:r>
+          </w:p>
+        </w:tc>
+      </w:tr>
+      <w:tr>
+        <w:tc>
+          <w:tcPr>
+            <w:tcW w:type="dxa" w:w="2160"/>
+          </w:tcPr>
+          <w:p>
+            <w:r>
+              <w:rPr>
+                <w:b w:val="0"/>
+                <w:sz w:val="17"/>
+              </w:rPr>
+              <w:t>LUMO (eV)</w:t>
+            </w:r>
+          </w:p>
+        </w:tc>
+        <w:tc>
+          <w:tcPr>
+            <w:tcW w:type="dxa" w:w="2160"/>
           </w:tcPr>
           <w:p>
             <w:r>
@@ -3656,7 +3360,51 @@
         </w:tc>
         <w:tc>
           <w:tcPr>
-            <w:tcW w:type="dxa" w:w="617"/>
+            <w:tcW w:type="dxa" w:w="2160"/>
+          </w:tcPr>
+          <w:p>
+            <w:r>
+              <w:rPr>
+                <w:b w:val="0"/>
+                <w:sz w:val="17"/>
+              </w:rPr>
+              <w:t>-3.324</w:t>
+            </w:r>
+          </w:p>
+        </w:tc>
+        <w:tc>
+          <w:tcPr>
+            <w:tcW w:type="dxa" w:w="2160"/>
+          </w:tcPr>
+          <w:p>
+            <w:r>
+              <w:rPr>
+                <w:b w:val="0"/>
+                <w:sz w:val="17"/>
+              </w:rPr>
+              <w:t>-3.295</w:t>
+            </w:r>
+          </w:p>
+        </w:tc>
+      </w:tr>
+      <w:tr>
+        <w:tc>
+          <w:tcPr>
+            <w:tcW w:type="dxa" w:w="2160"/>
+          </w:tcPr>
+          <w:p>
+            <w:r>
+              <w:rPr>
+                <w:b w:val="0"/>
+                <w:sz w:val="17"/>
+              </w:rPr>
+              <w:t>Gap ΔE (eV)</w:t>
+            </w:r>
+          </w:p>
+        </w:tc>
+        <w:tc>
+          <w:tcPr>
+            <w:tcW w:type="dxa" w:w="2160"/>
           </w:tcPr>
           <w:p>
             <w:r>
@@ -3670,7 +3418,51 @@
         </w:tc>
         <w:tc>
           <w:tcPr>
-            <w:tcW w:type="dxa" w:w="617"/>
+            <w:tcW w:type="dxa" w:w="2160"/>
+          </w:tcPr>
+          <w:p>
+            <w:r>
+              <w:rPr>
+                <w:b w:val="0"/>
+                <w:sz w:val="17"/>
+              </w:rPr>
+              <w:t>3.344</w:t>
+            </w:r>
+          </w:p>
+        </w:tc>
+        <w:tc>
+          <w:tcPr>
+            <w:tcW w:type="dxa" w:w="2160"/>
+          </w:tcPr>
+          <w:p>
+            <w:r>
+              <w:rPr>
+                <w:b w:val="0"/>
+                <w:sz w:val="17"/>
+              </w:rPr>
+              <w:t>3.132</w:t>
+            </w:r>
+          </w:p>
+        </w:tc>
+      </w:tr>
+      <w:tr>
+        <w:tc>
+          <w:tcPr>
+            <w:tcW w:type="dxa" w:w="2160"/>
+          </w:tcPr>
+          <w:p>
+            <w:r>
+              <w:rPr>
+                <w:b w:val="0"/>
+                <w:sz w:val="17"/>
+              </w:rPr>
+              <w:t>η hardness (eV)</w:t>
+            </w:r>
+          </w:p>
+        </w:tc>
+        <w:tc>
+          <w:tcPr>
+            <w:tcW w:type="dxa" w:w="2160"/>
           </w:tcPr>
           <w:p>
             <w:r>
@@ -3684,7 +3476,51 @@
         </w:tc>
         <w:tc>
           <w:tcPr>
-            <w:tcW w:type="dxa" w:w="617"/>
+            <w:tcW w:type="dxa" w:w="2160"/>
+          </w:tcPr>
+          <w:p>
+            <w:r>
+              <w:rPr>
+                <w:b w:val="0"/>
+                <w:sz w:val="17"/>
+              </w:rPr>
+              <w:t>1.672</w:t>
+            </w:r>
+          </w:p>
+        </w:tc>
+        <w:tc>
+          <w:tcPr>
+            <w:tcW w:type="dxa" w:w="2160"/>
+          </w:tcPr>
+          <w:p>
+            <w:r>
+              <w:rPr>
+                <w:b w:val="0"/>
+                <w:sz w:val="17"/>
+              </w:rPr>
+              <w:t>1.566</w:t>
+            </w:r>
+          </w:p>
+        </w:tc>
+      </w:tr>
+      <w:tr>
+        <w:tc>
+          <w:tcPr>
+            <w:tcW w:type="dxa" w:w="2160"/>
+          </w:tcPr>
+          <w:p>
+            <w:r>
+              <w:rPr>
+                <w:b w:val="0"/>
+                <w:sz w:val="17"/>
+              </w:rPr>
+              <w:t>σ softness (1/eV)</w:t>
+            </w:r>
+          </w:p>
+        </w:tc>
+        <w:tc>
+          <w:tcPr>
+            <w:tcW w:type="dxa" w:w="2160"/>
           </w:tcPr>
           <w:p>
             <w:r>
@@ -3698,7 +3534,51 @@
         </w:tc>
         <w:tc>
           <w:tcPr>
-            <w:tcW w:type="dxa" w:w="617"/>
+            <w:tcW w:type="dxa" w:w="2160"/>
+          </w:tcPr>
+          <w:p>
+            <w:r>
+              <w:rPr>
+                <w:b w:val="0"/>
+                <w:sz w:val="17"/>
+              </w:rPr>
+              <w:t>0.598</w:t>
+            </w:r>
+          </w:p>
+        </w:tc>
+        <w:tc>
+          <w:tcPr>
+            <w:tcW w:type="dxa" w:w="2160"/>
+          </w:tcPr>
+          <w:p>
+            <w:r>
+              <w:rPr>
+                <w:b w:val="0"/>
+                <w:sz w:val="17"/>
+              </w:rPr>
+              <w:t>0.639</w:t>
+            </w:r>
+          </w:p>
+        </w:tc>
+      </w:tr>
+      <w:tr>
+        <w:tc>
+          <w:tcPr>
+            <w:tcW w:type="dxa" w:w="2160"/>
+          </w:tcPr>
+          <w:p>
+            <w:r>
+              <w:rPr>
+                <w:b w:val="0"/>
+                <w:sz w:val="17"/>
+              </w:rPr>
+              <w:t>χ electronegativity (eV)</w:t>
+            </w:r>
+          </w:p>
+        </w:tc>
+        <w:tc>
+          <w:tcPr>
+            <w:tcW w:type="dxa" w:w="2160"/>
           </w:tcPr>
           <w:p>
             <w:r>
@@ -3712,7 +3592,51 @@
         </w:tc>
         <w:tc>
           <w:tcPr>
-            <w:tcW w:type="dxa" w:w="617"/>
+            <w:tcW w:type="dxa" w:w="2160"/>
+          </w:tcPr>
+          <w:p>
+            <w:r>
+              <w:rPr>
+                <w:b w:val="0"/>
+                <w:sz w:val="17"/>
+              </w:rPr>
+              <w:t>4.996</w:t>
+            </w:r>
+          </w:p>
+        </w:tc>
+        <w:tc>
+          <w:tcPr>
+            <w:tcW w:type="dxa" w:w="2160"/>
+          </w:tcPr>
+          <w:p>
+            <w:r>
+              <w:rPr>
+                <w:b w:val="0"/>
+                <w:sz w:val="17"/>
+              </w:rPr>
+              <w:t>4.861</w:t>
+            </w:r>
+          </w:p>
+        </w:tc>
+      </w:tr>
+      <w:tr>
+        <w:tc>
+          <w:tcPr>
+            <w:tcW w:type="dxa" w:w="2160"/>
+          </w:tcPr>
+          <w:p>
+            <w:r>
+              <w:rPr>
+                <w:b w:val="0"/>
+                <w:sz w:val="17"/>
+              </w:rPr>
+              <w:t>ω electrophilicity (eV)</w:t>
+            </w:r>
+          </w:p>
+        </w:tc>
+        <w:tc>
+          <w:tcPr>
+            <w:tcW w:type="dxa" w:w="2160"/>
           </w:tcPr>
           <w:p>
             <w:r>
@@ -3726,7 +3650,51 @@
         </w:tc>
         <w:tc>
           <w:tcPr>
-            <w:tcW w:type="dxa" w:w="617"/>
+            <w:tcW w:type="dxa" w:w="2160"/>
+          </w:tcPr>
+          <w:p>
+            <w:r>
+              <w:rPr>
+                <w:b w:val="0"/>
+                <w:sz w:val="17"/>
+              </w:rPr>
+              <w:t>7.465</w:t>
+            </w:r>
+          </w:p>
+        </w:tc>
+        <w:tc>
+          <w:tcPr>
+            <w:tcW w:type="dxa" w:w="2160"/>
+          </w:tcPr>
+          <w:p>
+            <w:r>
+              <w:rPr>
+                <w:b w:val="0"/>
+                <w:sz w:val="17"/>
+              </w:rPr>
+              <w:t>7.546</w:t>
+            </w:r>
+          </w:p>
+        </w:tc>
+      </w:tr>
+      <w:tr>
+        <w:tc>
+          <w:tcPr>
+            <w:tcW w:type="dxa" w:w="2160"/>
+          </w:tcPr>
+          <w:p>
+            <w:r>
+              <w:rPr>
+                <w:b w:val="0"/>
+                <w:sz w:val="17"/>
+              </w:rPr>
+              <w:t>ΔN</w:t>
+            </w:r>
+          </w:p>
+        </w:tc>
+        <w:tc>
+          <w:tcPr>
+            <w:tcW w:type="dxa" w:w="2160"/>
           </w:tcPr>
           <w:p>
             <w:r>
@@ -3740,7 +3708,51 @@
         </w:tc>
         <w:tc>
           <w:tcPr>
-            <w:tcW w:type="dxa" w:w="617"/>
+            <w:tcW w:type="dxa" w:w="2160"/>
+          </w:tcPr>
+          <w:p>
+            <w:r>
+              <w:rPr>
+                <w:b w:val="0"/>
+                <w:sz w:val="17"/>
+              </w:rPr>
+              <w:t>-0.053</w:t>
+            </w:r>
+          </w:p>
+        </w:tc>
+        <w:tc>
+          <w:tcPr>
+            <w:tcW w:type="dxa" w:w="2160"/>
+          </w:tcPr>
+          <w:p>
+            <w:r>
+              <w:rPr>
+                <w:b w:val="0"/>
+                <w:sz w:val="17"/>
+              </w:rPr>
+              <w:t>-0.013</w:t>
+            </w:r>
+          </w:p>
+        </w:tc>
+      </w:tr>
+      <w:tr>
+        <w:tc>
+          <w:tcPr>
+            <w:tcW w:type="dxa" w:w="2160"/>
+          </w:tcPr>
+          <w:p>
+            <w:r>
+              <w:rPr>
+                <w:b w:val="0"/>
+                <w:sz w:val="17"/>
+              </w:rPr>
+              <w:t>E_back-donation (eV)</w:t>
+            </w:r>
+          </w:p>
+        </w:tc>
+        <w:tc>
+          <w:tcPr>
+            <w:tcW w:type="dxa" w:w="2160"/>
           </w:tcPr>
           <w:p>
             <w:r>
@@ -3754,191 +3766,7 @@
         </w:tc>
         <w:tc>
           <w:tcPr>
-            <w:tcW w:type="dxa" w:w="617"/>
-          </w:tcPr>
-          <w:p>
-            <w:r>
-              <w:rPr>
-                <w:b w:val="0"/>
-                <w:sz w:val="17"/>
-              </w:rPr>
-              <w:t>-4.014</w:t>
-            </w:r>
-          </w:p>
-        </w:tc>
-      </w:tr>
-      <w:tr>
-        <w:tc>
-          <w:tcPr>
-            <w:tcW w:type="dxa" w:w="617"/>
-          </w:tcPr>
-          <w:p>
-            <w:r>
-              <w:rPr>
-                <w:b w:val="0"/>
-                <w:sz w:val="17"/>
-              </w:rPr>
-              <w:t>quercetin+H+</w:t>
-            </w:r>
-          </w:p>
-        </w:tc>
-        <w:tc>
-          <w:tcPr>
-            <w:tcW w:type="dxa" w:w="617"/>
-          </w:tcPr>
-          <w:p>
-            <w:r>
-              <w:rPr>
-                <w:b w:val="0"/>
-                <w:sz w:val="17"/>
-              </w:rPr>
-              <w:t>C15H11O7+</w:t>
-            </w:r>
-          </w:p>
-        </w:tc>
-        <w:tc>
-          <w:tcPr>
-            <w:tcW w:type="dxa" w:w="617"/>
-          </w:tcPr>
-          <w:p>
-            <w:r>
-              <w:rPr>
-                <w:b w:val="0"/>
-                <w:sz w:val="17"/>
-              </w:rPr>
-              <w:t>1</w:t>
-            </w:r>
-          </w:p>
-        </w:tc>
-        <w:tc>
-          <w:tcPr>
-            <w:tcW w:type="dxa" w:w="617"/>
-          </w:tcPr>
-          <w:p>
-            <w:r>
-              <w:rPr>
-                <w:b w:val="0"/>
-                <w:sz w:val="17"/>
-              </w:rPr>
-              <w:t>B3LYP/6-311++G(d,p) (ddCOSMO:water)</w:t>
-            </w:r>
-          </w:p>
-        </w:tc>
-        <w:tc>
-          <w:tcPr>
-            <w:tcW w:type="dxa" w:w="617"/>
-          </w:tcPr>
-          <w:p>
-            <w:r>
-              <w:rPr>
-                <w:b w:val="0"/>
-                <w:sz w:val="17"/>
-              </w:rPr>
-              <w:t>-6.668</w:t>
-            </w:r>
-          </w:p>
-        </w:tc>
-        <w:tc>
-          <w:tcPr>
-            <w:tcW w:type="dxa" w:w="617"/>
-          </w:tcPr>
-          <w:p>
-            <w:r>
-              <w:rPr>
-                <w:b w:val="0"/>
-                <w:sz w:val="17"/>
-              </w:rPr>
-              <w:t>-3.324</w:t>
-            </w:r>
-          </w:p>
-        </w:tc>
-        <w:tc>
-          <w:tcPr>
-            <w:tcW w:type="dxa" w:w="617"/>
-          </w:tcPr>
-          <w:p>
-            <w:r>
-              <w:rPr>
-                <w:b w:val="0"/>
-                <w:sz w:val="17"/>
-              </w:rPr>
-              <w:t>3.344</w:t>
-            </w:r>
-          </w:p>
-        </w:tc>
-        <w:tc>
-          <w:tcPr>
-            <w:tcW w:type="dxa" w:w="617"/>
-          </w:tcPr>
-          <w:p>
-            <w:r>
-              <w:rPr>
-                <w:b w:val="0"/>
-                <w:sz w:val="17"/>
-              </w:rPr>
-              <w:t>1.672</w:t>
-            </w:r>
-          </w:p>
-        </w:tc>
-        <w:tc>
-          <w:tcPr>
-            <w:tcW w:type="dxa" w:w="617"/>
-          </w:tcPr>
-          <w:p>
-            <w:r>
-              <w:rPr>
-                <w:b w:val="0"/>
-                <w:sz w:val="17"/>
-              </w:rPr>
-              <w:t>0.598</w:t>
-            </w:r>
-          </w:p>
-        </w:tc>
-        <w:tc>
-          <w:tcPr>
-            <w:tcW w:type="dxa" w:w="617"/>
-          </w:tcPr>
-          <w:p>
-            <w:r>
-              <w:rPr>
-                <w:b w:val="0"/>
-                <w:sz w:val="17"/>
-              </w:rPr>
-              <w:t>4.996</w:t>
-            </w:r>
-          </w:p>
-        </w:tc>
-        <w:tc>
-          <w:tcPr>
-            <w:tcW w:type="dxa" w:w="617"/>
-          </w:tcPr>
-          <w:p>
-            <w:r>
-              <w:rPr>
-                <w:b w:val="0"/>
-                <w:sz w:val="17"/>
-              </w:rPr>
-              <w:t>7.465</w:t>
-            </w:r>
-          </w:p>
-        </w:tc>
-        <w:tc>
-          <w:tcPr>
-            <w:tcW w:type="dxa" w:w="617"/>
-          </w:tcPr>
-          <w:p>
-            <w:r>
-              <w:rPr>
-                <w:b w:val="0"/>
-                <w:sz w:val="17"/>
-              </w:rPr>
-              <w:t>-0.053</w:t>
-            </w:r>
-          </w:p>
-        </w:tc>
-        <w:tc>
-          <w:tcPr>
-            <w:tcW w:type="dxa" w:w="617"/>
+            <w:tcW w:type="dxa" w:w="2160"/>
           </w:tcPr>
           <w:p>
             <w:r>
@@ -3952,7 +3780,51 @@
         </w:tc>
         <w:tc>
           <w:tcPr>
-            <w:tcW w:type="dxa" w:w="617"/>
+            <w:tcW w:type="dxa" w:w="2160"/>
+          </w:tcPr>
+          <w:p>
+            <w:r>
+              <w:rPr>
+                <w:b w:val="0"/>
+                <w:sz w:val="17"/>
+              </w:rPr>
+              <w:t>-0.391</w:t>
+            </w:r>
+          </w:p>
+        </w:tc>
+      </w:tr>
+      <w:tr>
+        <w:tc>
+          <w:tcPr>
+            <w:tcW w:type="dxa" w:w="2160"/>
+          </w:tcPr>
+          <w:p>
+            <w:r>
+              <w:rPr>
+                <w:b w:val="0"/>
+                <w:sz w:val="17"/>
+              </w:rPr>
+              <w:t>TNC</w:t>
+            </w:r>
+          </w:p>
+        </w:tc>
+        <w:tc>
+          <w:tcPr>
+            <w:tcW w:type="dxa" w:w="2160"/>
+          </w:tcPr>
+          <w:p>
+            <w:r>
+              <w:rPr>
+                <w:b w:val="0"/>
+                <w:sz w:val="17"/>
+              </w:rPr>
+              <w:t>-4.014</w:t>
+            </w:r>
+          </w:p>
+        </w:tc>
+        <w:tc>
+          <w:tcPr>
+            <w:tcW w:type="dxa" w:w="2160"/>
           </w:tcPr>
           <w:p>
             <w:r>
@@ -3964,193 +3836,9 @@
             </w:r>
           </w:p>
         </w:tc>
-      </w:tr>
-      <w:tr>
         <w:tc>
           <w:tcPr>
-            <w:tcW w:type="dxa" w:w="617"/>
-          </w:tcPr>
-          <w:p>
-            <w:r>
-              <w:rPr>
-                <w:b w:val="0"/>
-                <w:sz w:val="17"/>
-              </w:rPr>
-              <w:t>isorhamnetin+H+</w:t>
-            </w:r>
-          </w:p>
-        </w:tc>
-        <w:tc>
-          <w:tcPr>
-            <w:tcW w:type="dxa" w:w="617"/>
-          </w:tcPr>
-          <w:p>
-            <w:r>
-              <w:rPr>
-                <w:b w:val="0"/>
-                <w:sz w:val="17"/>
-              </w:rPr>
-              <w:t>C16H13O7+</w:t>
-            </w:r>
-          </w:p>
-        </w:tc>
-        <w:tc>
-          <w:tcPr>
-            <w:tcW w:type="dxa" w:w="617"/>
-          </w:tcPr>
-          <w:p>
-            <w:r>
-              <w:rPr>
-                <w:b w:val="0"/>
-                <w:sz w:val="17"/>
-              </w:rPr>
-              <w:t>1</w:t>
-            </w:r>
-          </w:p>
-        </w:tc>
-        <w:tc>
-          <w:tcPr>
-            <w:tcW w:type="dxa" w:w="617"/>
-          </w:tcPr>
-          <w:p>
-            <w:r>
-              <w:rPr>
-                <w:b w:val="0"/>
-                <w:sz w:val="17"/>
-              </w:rPr>
-              <w:t>B3LYP/6-311++G(d,p) (ddCOSMO:water)</w:t>
-            </w:r>
-          </w:p>
-        </w:tc>
-        <w:tc>
-          <w:tcPr>
-            <w:tcW w:type="dxa" w:w="617"/>
-          </w:tcPr>
-          <w:p>
-            <w:r>
-              <w:rPr>
-                <w:b w:val="0"/>
-                <w:sz w:val="17"/>
-              </w:rPr>
-              <w:t>-6.427</w:t>
-            </w:r>
-          </w:p>
-        </w:tc>
-        <w:tc>
-          <w:tcPr>
-            <w:tcW w:type="dxa" w:w="617"/>
-          </w:tcPr>
-          <w:p>
-            <w:r>
-              <w:rPr>
-                <w:b w:val="0"/>
-                <w:sz w:val="17"/>
-              </w:rPr>
-              <w:t>-3.295</w:t>
-            </w:r>
-          </w:p>
-        </w:tc>
-        <w:tc>
-          <w:tcPr>
-            <w:tcW w:type="dxa" w:w="617"/>
-          </w:tcPr>
-          <w:p>
-            <w:r>
-              <w:rPr>
-                <w:b w:val="0"/>
-                <w:sz w:val="17"/>
-              </w:rPr>
-              <w:t>3.132</w:t>
-            </w:r>
-          </w:p>
-        </w:tc>
-        <w:tc>
-          <w:tcPr>
-            <w:tcW w:type="dxa" w:w="617"/>
-          </w:tcPr>
-          <w:p>
-            <w:r>
-              <w:rPr>
-                <w:b w:val="0"/>
-                <w:sz w:val="17"/>
-              </w:rPr>
-              <w:t>1.566</w:t>
-            </w:r>
-          </w:p>
-        </w:tc>
-        <w:tc>
-          <w:tcPr>
-            <w:tcW w:type="dxa" w:w="617"/>
-          </w:tcPr>
-          <w:p>
-            <w:r>
-              <w:rPr>
-                <w:b w:val="0"/>
-                <w:sz w:val="17"/>
-              </w:rPr>
-              <w:t>0.639</w:t>
-            </w:r>
-          </w:p>
-        </w:tc>
-        <w:tc>
-          <w:tcPr>
-            <w:tcW w:type="dxa" w:w="617"/>
-          </w:tcPr>
-          <w:p>
-            <w:r>
-              <w:rPr>
-                <w:b w:val="0"/>
-                <w:sz w:val="17"/>
-              </w:rPr>
-              <w:t>4.861</w:t>
-            </w:r>
-          </w:p>
-        </w:tc>
-        <w:tc>
-          <w:tcPr>
-            <w:tcW w:type="dxa" w:w="617"/>
-          </w:tcPr>
-          <w:p>
-            <w:r>
-              <w:rPr>
-                <w:b w:val="0"/>
-                <w:sz w:val="17"/>
-              </w:rPr>
-              <w:t>7.546</w:t>
-            </w:r>
-          </w:p>
-        </w:tc>
-        <w:tc>
-          <w:tcPr>
-            <w:tcW w:type="dxa" w:w="617"/>
-          </w:tcPr>
-          <w:p>
-            <w:r>
-              <w:rPr>
-                <w:b w:val="0"/>
-                <w:sz w:val="17"/>
-              </w:rPr>
-              <w:t>-0.013</w:t>
-            </w:r>
-          </w:p>
-        </w:tc>
-        <w:tc>
-          <w:tcPr>
-            <w:tcW w:type="dxa" w:w="617"/>
-          </w:tcPr>
-          <w:p>
-            <w:r>
-              <w:rPr>
-                <w:b w:val="0"/>
-                <w:sz w:val="17"/>
-              </w:rPr>
-              <w:t>-0.391</w:t>
-            </w:r>
-          </w:p>
-        </w:tc>
-        <w:tc>
-          <w:tcPr>
-            <w:tcW w:type="dxa" w:w="617"/>
+            <w:tcW w:type="dxa" w:w="2160"/>
           </w:tcPr>
           <w:p>
             <w:r>
@@ -4223,25 +3911,15 @@
         <w:tblLook w:firstColumn="1" w:firstRow="1" w:lastColumn="0" w:lastRow="0" w:noHBand="0" w:noVBand="1" w:val="04A0"/>
       </w:tblPr>
       <w:tblGrid>
-        <w:gridCol w:w="617"/>
-        <w:gridCol w:w="617"/>
-        <w:gridCol w:w="617"/>
-        <w:gridCol w:w="617"/>
-        <w:gridCol w:w="617"/>
-        <w:gridCol w:w="617"/>
-        <w:gridCol w:w="617"/>
-        <w:gridCol w:w="617"/>
-        <w:gridCol w:w="617"/>
-        <w:gridCol w:w="617"/>
-        <w:gridCol w:w="617"/>
-        <w:gridCol w:w="617"/>
-        <w:gridCol w:w="617"/>
-        <w:gridCol w:w="617"/>
+        <w:gridCol w:w="2160"/>
+        <w:gridCol w:w="2160"/>
+        <w:gridCol w:w="2160"/>
+        <w:gridCol w:w="2160"/>
       </w:tblGrid>
       <w:tr>
         <w:tc>
           <w:tcPr>
-            <w:tcW w:type="dxa" w:w="617"/>
+            <w:tcW w:type="dxa" w:w="2160"/>
           </w:tcPr>
           <w:p>
             <w:r>
@@ -4249,202 +3927,18 @@
                 <w:b/>
                 <w:sz w:val="17"/>
               </w:rPr>
-              <w:t>name</w:t>
+              <w:t>Descriptor</w:t>
             </w:r>
           </w:p>
         </w:tc>
         <w:tc>
           <w:tcPr>
-            <w:tcW w:type="dxa" w:w="617"/>
+            <w:tcW w:type="dxa" w:w="2160"/>
           </w:tcPr>
           <w:p>
             <w:r>
               <w:rPr>
                 <w:b/>
-                <w:sz w:val="17"/>
-              </w:rPr>
-              <w:t>formula</w:t>
-            </w:r>
-          </w:p>
-        </w:tc>
-        <w:tc>
-          <w:tcPr>
-            <w:tcW w:type="dxa" w:w="617"/>
-          </w:tcPr>
-          <w:p>
-            <w:r>
-              <w:rPr>
-                <w:b/>
-                <w:sz w:val="17"/>
-              </w:rPr>
-              <w:t>charge</w:t>
-            </w:r>
-          </w:p>
-        </w:tc>
-        <w:tc>
-          <w:tcPr>
-            <w:tcW w:type="dxa" w:w="617"/>
-          </w:tcPr>
-          <w:p>
-            <w:r>
-              <w:rPr>
-                <w:b/>
-                <w:sz w:val="17"/>
-              </w:rPr>
-              <w:t>level</w:t>
-            </w:r>
-          </w:p>
-        </w:tc>
-        <w:tc>
-          <w:tcPr>
-            <w:tcW w:type="dxa" w:w="617"/>
-          </w:tcPr>
-          <w:p>
-            <w:r>
-              <w:rPr>
-                <w:b/>
-                <w:sz w:val="17"/>
-              </w:rPr>
-              <w:t>homo_ev</w:t>
-            </w:r>
-          </w:p>
-        </w:tc>
-        <w:tc>
-          <w:tcPr>
-            <w:tcW w:type="dxa" w:w="617"/>
-          </w:tcPr>
-          <w:p>
-            <w:r>
-              <w:rPr>
-                <w:b/>
-                <w:sz w:val="17"/>
-              </w:rPr>
-              <w:t>lumo_ev</w:t>
-            </w:r>
-          </w:p>
-        </w:tc>
-        <w:tc>
-          <w:tcPr>
-            <w:tcW w:type="dxa" w:w="617"/>
-          </w:tcPr>
-          <w:p>
-            <w:r>
-              <w:rPr>
-                <w:b/>
-                <w:sz w:val="17"/>
-              </w:rPr>
-              <w:t>gap_ev</w:t>
-            </w:r>
-          </w:p>
-        </w:tc>
-        <w:tc>
-          <w:tcPr>
-            <w:tcW w:type="dxa" w:w="617"/>
-          </w:tcPr>
-          <w:p>
-            <w:r>
-              <w:rPr>
-                <w:b/>
-                <w:sz w:val="17"/>
-              </w:rPr>
-              <w:t>hardness_ev</w:t>
-            </w:r>
-          </w:p>
-        </w:tc>
-        <w:tc>
-          <w:tcPr>
-            <w:tcW w:type="dxa" w:w="617"/>
-          </w:tcPr>
-          <w:p>
-            <w:r>
-              <w:rPr>
-                <w:b/>
-                <w:sz w:val="17"/>
-              </w:rPr>
-              <w:t>softness_inv_ev</w:t>
-            </w:r>
-          </w:p>
-        </w:tc>
-        <w:tc>
-          <w:tcPr>
-            <w:tcW w:type="dxa" w:w="617"/>
-          </w:tcPr>
-          <w:p>
-            <w:r>
-              <w:rPr>
-                <w:b/>
-                <w:sz w:val="17"/>
-              </w:rPr>
-              <w:t>electronegativity_ev</w:t>
-            </w:r>
-          </w:p>
-        </w:tc>
-        <w:tc>
-          <w:tcPr>
-            <w:tcW w:type="dxa" w:w="617"/>
-          </w:tcPr>
-          <w:p>
-            <w:r>
-              <w:rPr>
-                <w:b/>
-                <w:sz w:val="17"/>
-              </w:rPr>
-              <w:t>electrophilicity_ev</w:t>
-            </w:r>
-          </w:p>
-        </w:tc>
-        <w:tc>
-          <w:tcPr>
-            <w:tcW w:type="dxa" w:w="617"/>
-          </w:tcPr>
-          <w:p>
-            <w:r>
-              <w:rPr>
-                <w:b/>
-                <w:sz w:val="17"/>
-              </w:rPr>
-              <w:t>delta_n</w:t>
-            </w:r>
-          </w:p>
-        </w:tc>
-        <w:tc>
-          <w:tcPr>
-            <w:tcW w:type="dxa" w:w="617"/>
-          </w:tcPr>
-          <w:p>
-            <w:r>
-              <w:rPr>
-                <w:b/>
-                <w:sz w:val="17"/>
-              </w:rPr>
-              <w:t>back_donation_ev</w:t>
-            </w:r>
-          </w:p>
-        </w:tc>
-        <w:tc>
-          <w:tcPr>
-            <w:tcW w:type="dxa" w:w="617"/>
-          </w:tcPr>
-          <w:p>
-            <w:r>
-              <w:rPr>
-                <w:b/>
-                <w:sz w:val="17"/>
-              </w:rPr>
-              <w:t>tnc</w:t>
-            </w:r>
-          </w:p>
-        </w:tc>
-      </w:tr>
-      <w:tr>
-        <w:tc>
-          <w:tcPr>
-            <w:tcW w:type="dxa" w:w="617"/>
-          </w:tcPr>
-          <w:p>
-            <w:r>
-              <w:rPr>
-                <w:b w:val="0"/>
                 <w:sz w:val="17"/>
               </w:rPr>
               <w:t>kaempferol</w:t>
@@ -4453,7 +3947,51 @@
         </w:tc>
         <w:tc>
           <w:tcPr>
-            <w:tcW w:type="dxa" w:w="617"/>
+            <w:tcW w:type="dxa" w:w="2160"/>
+          </w:tcPr>
+          <w:p>
+            <w:r>
+              <w:rPr>
+                <w:b/>
+                <w:sz w:val="17"/>
+              </w:rPr>
+              <w:t>quercetin</w:t>
+            </w:r>
+          </w:p>
+        </w:tc>
+        <w:tc>
+          <w:tcPr>
+            <w:tcW w:type="dxa" w:w="2160"/>
+          </w:tcPr>
+          <w:p>
+            <w:r>
+              <w:rPr>
+                <w:b/>
+                <w:sz w:val="17"/>
+              </w:rPr>
+              <w:t>isorhamnetin</w:t>
+            </w:r>
+          </w:p>
+        </w:tc>
+      </w:tr>
+      <w:tr>
+        <w:tc>
+          <w:tcPr>
+            <w:tcW w:type="dxa" w:w="2160"/>
+          </w:tcPr>
+          <w:p>
+            <w:r>
+              <w:rPr>
+                <w:b w:val="0"/>
+                <w:sz w:val="17"/>
+              </w:rPr>
+              <w:t>Formula</w:t>
+            </w:r>
+          </w:p>
+        </w:tc>
+        <w:tc>
+          <w:tcPr>
+            <w:tcW w:type="dxa" w:w="2160"/>
           </w:tcPr>
           <w:p>
             <w:r>
@@ -4467,7 +4005,7 @@
         </w:tc>
         <w:tc>
           <w:tcPr>
-            <w:tcW w:type="dxa" w:w="617"/>
+            <w:tcW w:type="dxa" w:w="2160"/>
           </w:tcPr>
           <w:p>
             <w:r>
@@ -4475,13 +4013,13 @@
                 <w:b w:val="0"/>
                 <w:sz w:val="17"/>
               </w:rPr>
-              <w:t>0</w:t>
+              <w:t>C15H10O7</w:t>
             </w:r>
           </w:p>
         </w:tc>
         <w:tc>
           <w:tcPr>
-            <w:tcW w:type="dxa" w:w="617"/>
+            <w:tcW w:type="dxa" w:w="2160"/>
           </w:tcPr>
           <w:p>
             <w:r>
@@ -4489,13 +4027,29 @@
                 <w:b w:val="0"/>
                 <w:sz w:val="17"/>
               </w:rPr>
-              <w:t>B3LYP/6-311++G(d,p) (ddCOSMO:water)</w:t>
+              <w:t>C16H12O7</w:t>
+            </w:r>
+          </w:p>
+        </w:tc>
+      </w:tr>
+      <w:tr>
+        <w:tc>
+          <w:tcPr>
+            <w:tcW w:type="dxa" w:w="2160"/>
+          </w:tcPr>
+          <w:p>
+            <w:r>
+              <w:rPr>
+                <w:b w:val="0"/>
+                <w:sz w:val="17"/>
+              </w:rPr>
+              <w:t>HOMO (eV)</w:t>
             </w:r>
           </w:p>
         </w:tc>
         <w:tc>
           <w:tcPr>
-            <w:tcW w:type="dxa" w:w="617"/>
+            <w:tcW w:type="dxa" w:w="2160"/>
           </w:tcPr>
           <w:p>
             <w:r>
@@ -4509,7 +4063,51 @@
         </w:tc>
         <w:tc>
           <w:tcPr>
-            <w:tcW w:type="dxa" w:w="617"/>
+            <w:tcW w:type="dxa" w:w="2160"/>
+          </w:tcPr>
+          <w:p>
+            <w:r>
+              <w:rPr>
+                <w:b w:val="0"/>
+                <w:sz w:val="17"/>
+              </w:rPr>
+              <w:t>-6.151</w:t>
+            </w:r>
+          </w:p>
+        </w:tc>
+        <w:tc>
+          <w:tcPr>
+            <w:tcW w:type="dxa" w:w="2160"/>
+          </w:tcPr>
+          <w:p>
+            <w:r>
+              <w:rPr>
+                <w:b w:val="0"/>
+                <w:sz w:val="17"/>
+              </w:rPr>
+              <w:t>-6.022</w:t>
+            </w:r>
+          </w:p>
+        </w:tc>
+      </w:tr>
+      <w:tr>
+        <w:tc>
+          <w:tcPr>
+            <w:tcW w:type="dxa" w:w="2160"/>
+          </w:tcPr>
+          <w:p>
+            <w:r>
+              <w:rPr>
+                <w:b w:val="0"/>
+                <w:sz w:val="17"/>
+              </w:rPr>
+              <w:t>LUMO (eV)</w:t>
+            </w:r>
+          </w:p>
+        </w:tc>
+        <w:tc>
+          <w:tcPr>
+            <w:tcW w:type="dxa" w:w="2160"/>
           </w:tcPr>
           <w:p>
             <w:r>
@@ -4523,7 +4121,51 @@
         </w:tc>
         <w:tc>
           <w:tcPr>
-            <w:tcW w:type="dxa" w:w="617"/>
+            <w:tcW w:type="dxa" w:w="2160"/>
+          </w:tcPr>
+          <w:p>
+            <w:r>
+              <w:rPr>
+                <w:b w:val="0"/>
+                <w:sz w:val="17"/>
+              </w:rPr>
+              <w:t>-2.091</w:t>
+            </w:r>
+          </w:p>
+        </w:tc>
+        <w:tc>
+          <w:tcPr>
+            <w:tcW w:type="dxa" w:w="2160"/>
+          </w:tcPr>
+          <w:p>
+            <w:r>
+              <w:rPr>
+                <w:b w:val="0"/>
+                <w:sz w:val="17"/>
+              </w:rPr>
+              <w:t>-1.952</w:t>
+            </w:r>
+          </w:p>
+        </w:tc>
+      </w:tr>
+      <w:tr>
+        <w:tc>
+          <w:tcPr>
+            <w:tcW w:type="dxa" w:w="2160"/>
+          </w:tcPr>
+          <w:p>
+            <w:r>
+              <w:rPr>
+                <w:b w:val="0"/>
+                <w:sz w:val="17"/>
+              </w:rPr>
+              <w:t>Gap ΔE (eV)</w:t>
+            </w:r>
+          </w:p>
+        </w:tc>
+        <w:tc>
+          <w:tcPr>
+            <w:tcW w:type="dxa" w:w="2160"/>
           </w:tcPr>
           <w:p>
             <w:r>
@@ -4537,7 +4179,51 @@
         </w:tc>
         <w:tc>
           <w:tcPr>
-            <w:tcW w:type="dxa" w:w="617"/>
+            <w:tcW w:type="dxa" w:w="2160"/>
+          </w:tcPr>
+          <w:p>
+            <w:r>
+              <w:rPr>
+                <w:b w:val="0"/>
+                <w:sz w:val="17"/>
+              </w:rPr>
+              <w:t>4.06</w:t>
+            </w:r>
+          </w:p>
+        </w:tc>
+        <w:tc>
+          <w:tcPr>
+            <w:tcW w:type="dxa" w:w="2160"/>
+          </w:tcPr>
+          <w:p>
+            <w:r>
+              <w:rPr>
+                <w:b w:val="0"/>
+                <w:sz w:val="17"/>
+              </w:rPr>
+              <w:t>4.069</w:t>
+            </w:r>
+          </w:p>
+        </w:tc>
+      </w:tr>
+      <w:tr>
+        <w:tc>
+          <w:tcPr>
+            <w:tcW w:type="dxa" w:w="2160"/>
+          </w:tcPr>
+          <w:p>
+            <w:r>
+              <w:rPr>
+                <w:b w:val="0"/>
+                <w:sz w:val="17"/>
+              </w:rPr>
+              <w:t>η hardness (eV)</w:t>
+            </w:r>
+          </w:p>
+        </w:tc>
+        <w:tc>
+          <w:tcPr>
+            <w:tcW w:type="dxa" w:w="2160"/>
           </w:tcPr>
           <w:p>
             <w:r>
@@ -4551,7 +4237,51 @@
         </w:tc>
         <w:tc>
           <w:tcPr>
-            <w:tcW w:type="dxa" w:w="617"/>
+            <w:tcW w:type="dxa" w:w="2160"/>
+          </w:tcPr>
+          <w:p>
+            <w:r>
+              <w:rPr>
+                <w:b w:val="0"/>
+                <w:sz w:val="17"/>
+              </w:rPr>
+              <w:t>2.03</w:t>
+            </w:r>
+          </w:p>
+        </w:tc>
+        <w:tc>
+          <w:tcPr>
+            <w:tcW w:type="dxa" w:w="2160"/>
+          </w:tcPr>
+          <w:p>
+            <w:r>
+              <w:rPr>
+                <w:b w:val="0"/>
+                <w:sz w:val="17"/>
+              </w:rPr>
+              <w:t>2.035</w:t>
+            </w:r>
+          </w:p>
+        </w:tc>
+      </w:tr>
+      <w:tr>
+        <w:tc>
+          <w:tcPr>
+            <w:tcW w:type="dxa" w:w="2160"/>
+          </w:tcPr>
+          <w:p>
+            <w:r>
+              <w:rPr>
+                <w:b w:val="0"/>
+                <w:sz w:val="17"/>
+              </w:rPr>
+              <w:t>σ softness (1/eV)</w:t>
+            </w:r>
+          </w:p>
+        </w:tc>
+        <w:tc>
+          <w:tcPr>
+            <w:tcW w:type="dxa" w:w="2160"/>
           </w:tcPr>
           <w:p>
             <w:r>
@@ -4565,7 +4295,51 @@
         </w:tc>
         <w:tc>
           <w:tcPr>
-            <w:tcW w:type="dxa" w:w="617"/>
+            <w:tcW w:type="dxa" w:w="2160"/>
+          </w:tcPr>
+          <w:p>
+            <w:r>
+              <w:rPr>
+                <w:b w:val="0"/>
+                <w:sz w:val="17"/>
+              </w:rPr>
+              <w:t>0.493</w:t>
+            </w:r>
+          </w:p>
+        </w:tc>
+        <w:tc>
+          <w:tcPr>
+            <w:tcW w:type="dxa" w:w="2160"/>
+          </w:tcPr>
+          <w:p>
+            <w:r>
+              <w:rPr>
+                <w:b w:val="0"/>
+                <w:sz w:val="17"/>
+              </w:rPr>
+              <w:t>0.492</w:t>
+            </w:r>
+          </w:p>
+        </w:tc>
+      </w:tr>
+      <w:tr>
+        <w:tc>
+          <w:tcPr>
+            <w:tcW w:type="dxa" w:w="2160"/>
+          </w:tcPr>
+          <w:p>
+            <w:r>
+              <w:rPr>
+                <w:b w:val="0"/>
+                <w:sz w:val="17"/>
+              </w:rPr>
+              <w:t>χ electronegativity (eV)</w:t>
+            </w:r>
+          </w:p>
+        </w:tc>
+        <w:tc>
+          <w:tcPr>
+            <w:tcW w:type="dxa" w:w="2160"/>
           </w:tcPr>
           <w:p>
             <w:r>
@@ -4579,7 +4353,51 @@
         </w:tc>
         <w:tc>
           <w:tcPr>
-            <w:tcW w:type="dxa" w:w="617"/>
+            <w:tcW w:type="dxa" w:w="2160"/>
+          </w:tcPr>
+          <w:p>
+            <w:r>
+              <w:rPr>
+                <w:b w:val="0"/>
+                <w:sz w:val="17"/>
+              </w:rPr>
+              <w:t>4.121</w:t>
+            </w:r>
+          </w:p>
+        </w:tc>
+        <w:tc>
+          <w:tcPr>
+            <w:tcW w:type="dxa" w:w="2160"/>
+          </w:tcPr>
+          <w:p>
+            <w:r>
+              <w:rPr>
+                <w:b w:val="0"/>
+                <w:sz w:val="17"/>
+              </w:rPr>
+              <w:t>3.987</w:t>
+            </w:r>
+          </w:p>
+        </w:tc>
+      </w:tr>
+      <w:tr>
+        <w:tc>
+          <w:tcPr>
+            <w:tcW w:type="dxa" w:w="2160"/>
+          </w:tcPr>
+          <w:p>
+            <w:r>
+              <w:rPr>
+                <w:b w:val="0"/>
+                <w:sz w:val="17"/>
+              </w:rPr>
+              <w:t>ω electrophilicity (eV)</w:t>
+            </w:r>
+          </w:p>
+        </w:tc>
+        <w:tc>
+          <w:tcPr>
+            <w:tcW w:type="dxa" w:w="2160"/>
           </w:tcPr>
           <w:p>
             <w:r>
@@ -4593,7 +4411,51 @@
         </w:tc>
         <w:tc>
           <w:tcPr>
-            <w:tcW w:type="dxa" w:w="617"/>
+            <w:tcW w:type="dxa" w:w="2160"/>
+          </w:tcPr>
+          <w:p>
+            <w:r>
+              <w:rPr>
+                <w:b w:val="0"/>
+                <w:sz w:val="17"/>
+              </w:rPr>
+              <w:t>4.207</w:t>
+            </w:r>
+          </w:p>
+        </w:tc>
+        <w:tc>
+          <w:tcPr>
+            <w:tcW w:type="dxa" w:w="2160"/>
+          </w:tcPr>
+          <w:p>
+            <w:r>
+              <w:rPr>
+                <w:b w:val="0"/>
+                <w:sz w:val="17"/>
+              </w:rPr>
+              <w:t>3.938</w:t>
+            </w:r>
+          </w:p>
+        </w:tc>
+      </w:tr>
+      <w:tr>
+        <w:tc>
+          <w:tcPr>
+            <w:tcW w:type="dxa" w:w="2160"/>
+          </w:tcPr>
+          <w:p>
+            <w:r>
+              <w:rPr>
+                <w:b w:val="0"/>
+                <w:sz w:val="17"/>
+              </w:rPr>
+              <w:t>ΔN</w:t>
+            </w:r>
+          </w:p>
+        </w:tc>
+        <w:tc>
+          <w:tcPr>
+            <w:tcW w:type="dxa" w:w="2160"/>
           </w:tcPr>
           <w:p>
             <w:r>
@@ -4607,7 +4469,51 @@
         </w:tc>
         <w:tc>
           <w:tcPr>
-            <w:tcW w:type="dxa" w:w="617"/>
+            <w:tcW w:type="dxa" w:w="2160"/>
+          </w:tcPr>
+          <w:p>
+            <w:r>
+              <w:rPr>
+                <w:b w:val="0"/>
+                <w:sz w:val="17"/>
+              </w:rPr>
+              <w:t>0.171</w:t>
+            </w:r>
+          </w:p>
+        </w:tc>
+        <w:tc>
+          <w:tcPr>
+            <w:tcW w:type="dxa" w:w="2160"/>
+          </w:tcPr>
+          <w:p>
+            <w:r>
+              <w:rPr>
+                <w:b w:val="0"/>
+                <w:sz w:val="17"/>
+              </w:rPr>
+              <w:t>0.203</w:t>
+            </w:r>
+          </w:p>
+        </w:tc>
+      </w:tr>
+      <w:tr>
+        <w:tc>
+          <w:tcPr>
+            <w:tcW w:type="dxa" w:w="2160"/>
+          </w:tcPr>
+          <w:p>
+            <w:r>
+              <w:rPr>
+                <w:b w:val="0"/>
+                <w:sz w:val="17"/>
+              </w:rPr>
+              <w:t>E_back-donation (eV)</w:t>
+            </w:r>
+          </w:p>
+        </w:tc>
+        <w:tc>
+          <w:tcPr>
+            <w:tcW w:type="dxa" w:w="2160"/>
           </w:tcPr>
           <w:p>
             <w:r>
@@ -4621,191 +4527,7 @@
         </w:tc>
         <w:tc>
           <w:tcPr>
-            <w:tcW w:type="dxa" w:w="617"/>
-          </w:tcPr>
-          <w:p>
-            <w:r>
-              <w:rPr>
-                <w:b w:val="0"/>
-                <w:sz w:val="17"/>
-              </w:rPr>
-              <w:t>-4.41</w:t>
-            </w:r>
-          </w:p>
-        </w:tc>
-      </w:tr>
-      <w:tr>
-        <w:tc>
-          <w:tcPr>
-            <w:tcW w:type="dxa" w:w="617"/>
-          </w:tcPr>
-          <w:p>
-            <w:r>
-              <w:rPr>
-                <w:b w:val="0"/>
-                <w:sz w:val="17"/>
-              </w:rPr>
-              <w:t>quercetin</w:t>
-            </w:r>
-          </w:p>
-        </w:tc>
-        <w:tc>
-          <w:tcPr>
-            <w:tcW w:type="dxa" w:w="617"/>
-          </w:tcPr>
-          <w:p>
-            <w:r>
-              <w:rPr>
-                <w:b w:val="0"/>
-                <w:sz w:val="17"/>
-              </w:rPr>
-              <w:t>C15H10O7</w:t>
-            </w:r>
-          </w:p>
-        </w:tc>
-        <w:tc>
-          <w:tcPr>
-            <w:tcW w:type="dxa" w:w="617"/>
-          </w:tcPr>
-          <w:p>
-            <w:r>
-              <w:rPr>
-                <w:b w:val="0"/>
-                <w:sz w:val="17"/>
-              </w:rPr>
-              <w:t>0</w:t>
-            </w:r>
-          </w:p>
-        </w:tc>
-        <w:tc>
-          <w:tcPr>
-            <w:tcW w:type="dxa" w:w="617"/>
-          </w:tcPr>
-          <w:p>
-            <w:r>
-              <w:rPr>
-                <w:b w:val="0"/>
-                <w:sz w:val="17"/>
-              </w:rPr>
-              <w:t>B3LYP/6-311++G(d,p) (ddCOSMO:water)</w:t>
-            </w:r>
-          </w:p>
-        </w:tc>
-        <w:tc>
-          <w:tcPr>
-            <w:tcW w:type="dxa" w:w="617"/>
-          </w:tcPr>
-          <w:p>
-            <w:r>
-              <w:rPr>
-                <w:b w:val="0"/>
-                <w:sz w:val="17"/>
-              </w:rPr>
-              <w:t>-6.151</w:t>
-            </w:r>
-          </w:p>
-        </w:tc>
-        <w:tc>
-          <w:tcPr>
-            <w:tcW w:type="dxa" w:w="617"/>
-          </w:tcPr>
-          <w:p>
-            <w:r>
-              <w:rPr>
-                <w:b w:val="0"/>
-                <w:sz w:val="17"/>
-              </w:rPr>
-              <w:t>-2.091</w:t>
-            </w:r>
-          </w:p>
-        </w:tc>
-        <w:tc>
-          <w:tcPr>
-            <w:tcW w:type="dxa" w:w="617"/>
-          </w:tcPr>
-          <w:p>
-            <w:r>
-              <w:rPr>
-                <w:b w:val="0"/>
-                <w:sz w:val="17"/>
-              </w:rPr>
-              <w:t>4.06</w:t>
-            </w:r>
-          </w:p>
-        </w:tc>
-        <w:tc>
-          <w:tcPr>
-            <w:tcW w:type="dxa" w:w="617"/>
-          </w:tcPr>
-          <w:p>
-            <w:r>
-              <w:rPr>
-                <w:b w:val="0"/>
-                <w:sz w:val="17"/>
-              </w:rPr>
-              <w:t>2.03</w:t>
-            </w:r>
-          </w:p>
-        </w:tc>
-        <w:tc>
-          <w:tcPr>
-            <w:tcW w:type="dxa" w:w="617"/>
-          </w:tcPr>
-          <w:p>
-            <w:r>
-              <w:rPr>
-                <w:b w:val="0"/>
-                <w:sz w:val="17"/>
-              </w:rPr>
-              <w:t>0.493</w:t>
-            </w:r>
-          </w:p>
-        </w:tc>
-        <w:tc>
-          <w:tcPr>
-            <w:tcW w:type="dxa" w:w="617"/>
-          </w:tcPr>
-          <w:p>
-            <w:r>
-              <w:rPr>
-                <w:b w:val="0"/>
-                <w:sz w:val="17"/>
-              </w:rPr>
-              <w:t>4.121</w:t>
-            </w:r>
-          </w:p>
-        </w:tc>
-        <w:tc>
-          <w:tcPr>
-            <w:tcW w:type="dxa" w:w="617"/>
-          </w:tcPr>
-          <w:p>
-            <w:r>
-              <w:rPr>
-                <w:b w:val="0"/>
-                <w:sz w:val="17"/>
-              </w:rPr>
-              <w:t>4.207</w:t>
-            </w:r>
-          </w:p>
-        </w:tc>
-        <w:tc>
-          <w:tcPr>
-            <w:tcW w:type="dxa" w:w="617"/>
-          </w:tcPr>
-          <w:p>
-            <w:r>
-              <w:rPr>
-                <w:b w:val="0"/>
-                <w:sz w:val="17"/>
-              </w:rPr>
-              <w:t>0.171</w:t>
-            </w:r>
-          </w:p>
-        </w:tc>
-        <w:tc>
-          <w:tcPr>
-            <w:tcW w:type="dxa" w:w="617"/>
+            <w:tcW w:type="dxa" w:w="2160"/>
           </w:tcPr>
           <w:p>
             <w:r>
@@ -4819,7 +4541,51 @@
         </w:tc>
         <w:tc>
           <w:tcPr>
-            <w:tcW w:type="dxa" w:w="617"/>
+            <w:tcW w:type="dxa" w:w="2160"/>
+          </w:tcPr>
+          <w:p>
+            <w:r>
+              <w:rPr>
+                <w:b w:val="0"/>
+                <w:sz w:val="17"/>
+              </w:rPr>
+              <w:t>-0.509</w:t>
+            </w:r>
+          </w:p>
+        </w:tc>
+      </w:tr>
+      <w:tr>
+        <w:tc>
+          <w:tcPr>
+            <w:tcW w:type="dxa" w:w="2160"/>
+          </w:tcPr>
+          <w:p>
+            <w:r>
+              <w:rPr>
+                <w:b w:val="0"/>
+                <w:sz w:val="17"/>
+              </w:rPr>
+              <w:t>TNC</w:t>
+            </w:r>
+          </w:p>
+        </w:tc>
+        <w:tc>
+          <w:tcPr>
+            <w:tcW w:type="dxa" w:w="2160"/>
+          </w:tcPr>
+          <w:p>
+            <w:r>
+              <w:rPr>
+                <w:b w:val="0"/>
+                <w:sz w:val="17"/>
+              </w:rPr>
+              <w:t>-4.41</w:t>
+            </w:r>
+          </w:p>
+        </w:tc>
+        <w:tc>
+          <w:tcPr>
+            <w:tcW w:type="dxa" w:w="2160"/>
           </w:tcPr>
           <w:p>
             <w:r>
@@ -4831,193 +4597,9 @@
             </w:r>
           </w:p>
         </w:tc>
-      </w:tr>
-      <w:tr>
         <w:tc>
           <w:tcPr>
-            <w:tcW w:type="dxa" w:w="617"/>
-          </w:tcPr>
-          <w:p>
-            <w:r>
-              <w:rPr>
-                <w:b w:val="0"/>
-                <w:sz w:val="17"/>
-              </w:rPr>
-              <w:t>isorhamnetin</w:t>
-            </w:r>
-          </w:p>
-        </w:tc>
-        <w:tc>
-          <w:tcPr>
-            <w:tcW w:type="dxa" w:w="617"/>
-          </w:tcPr>
-          <w:p>
-            <w:r>
-              <w:rPr>
-                <w:b w:val="0"/>
-                <w:sz w:val="17"/>
-              </w:rPr>
-              <w:t>C16H12O7</w:t>
-            </w:r>
-          </w:p>
-        </w:tc>
-        <w:tc>
-          <w:tcPr>
-            <w:tcW w:type="dxa" w:w="617"/>
-          </w:tcPr>
-          <w:p>
-            <w:r>
-              <w:rPr>
-                <w:b w:val="0"/>
-                <w:sz w:val="17"/>
-              </w:rPr>
-              <w:t>0</w:t>
-            </w:r>
-          </w:p>
-        </w:tc>
-        <w:tc>
-          <w:tcPr>
-            <w:tcW w:type="dxa" w:w="617"/>
-          </w:tcPr>
-          <w:p>
-            <w:r>
-              <w:rPr>
-                <w:b w:val="0"/>
-                <w:sz w:val="17"/>
-              </w:rPr>
-              <w:t>B3LYP/6-311++G(d,p) (ddCOSMO:water)</w:t>
-            </w:r>
-          </w:p>
-        </w:tc>
-        <w:tc>
-          <w:tcPr>
-            <w:tcW w:type="dxa" w:w="617"/>
-          </w:tcPr>
-          <w:p>
-            <w:r>
-              <w:rPr>
-                <w:b w:val="0"/>
-                <w:sz w:val="17"/>
-              </w:rPr>
-              <w:t>-6.022</w:t>
-            </w:r>
-          </w:p>
-        </w:tc>
-        <w:tc>
-          <w:tcPr>
-            <w:tcW w:type="dxa" w:w="617"/>
-          </w:tcPr>
-          <w:p>
-            <w:r>
-              <w:rPr>
-                <w:b w:val="0"/>
-                <w:sz w:val="17"/>
-              </w:rPr>
-              <w:t>-1.952</w:t>
-            </w:r>
-          </w:p>
-        </w:tc>
-        <w:tc>
-          <w:tcPr>
-            <w:tcW w:type="dxa" w:w="617"/>
-          </w:tcPr>
-          <w:p>
-            <w:r>
-              <w:rPr>
-                <w:b w:val="0"/>
-                <w:sz w:val="17"/>
-              </w:rPr>
-              <w:t>4.069</w:t>
-            </w:r>
-          </w:p>
-        </w:tc>
-        <w:tc>
-          <w:tcPr>
-            <w:tcW w:type="dxa" w:w="617"/>
-          </w:tcPr>
-          <w:p>
-            <w:r>
-              <w:rPr>
-                <w:b w:val="0"/>
-                <w:sz w:val="17"/>
-              </w:rPr>
-              <w:t>2.035</w:t>
-            </w:r>
-          </w:p>
-        </w:tc>
-        <w:tc>
-          <w:tcPr>
-            <w:tcW w:type="dxa" w:w="617"/>
-          </w:tcPr>
-          <w:p>
-            <w:r>
-              <w:rPr>
-                <w:b w:val="0"/>
-                <w:sz w:val="17"/>
-              </w:rPr>
-              <w:t>0.492</w:t>
-            </w:r>
-          </w:p>
-        </w:tc>
-        <w:tc>
-          <w:tcPr>
-            <w:tcW w:type="dxa" w:w="617"/>
-          </w:tcPr>
-          <w:p>
-            <w:r>
-              <w:rPr>
-                <w:b w:val="0"/>
-                <w:sz w:val="17"/>
-              </w:rPr>
-              <w:t>3.987</w:t>
-            </w:r>
-          </w:p>
-        </w:tc>
-        <w:tc>
-          <w:tcPr>
-            <w:tcW w:type="dxa" w:w="617"/>
-          </w:tcPr>
-          <w:p>
-            <w:r>
-              <w:rPr>
-                <w:b w:val="0"/>
-                <w:sz w:val="17"/>
-              </w:rPr>
-              <w:t>3.938</w:t>
-            </w:r>
-          </w:p>
-        </w:tc>
-        <w:tc>
-          <w:tcPr>
-            <w:tcW w:type="dxa" w:w="617"/>
-          </w:tcPr>
-          <w:p>
-            <w:r>
-              <w:rPr>
-                <w:b w:val="0"/>
-                <w:sz w:val="17"/>
-              </w:rPr>
-              <w:t>0.203</w:t>
-            </w:r>
-          </w:p>
-        </w:tc>
-        <w:tc>
-          <w:tcPr>
-            <w:tcW w:type="dxa" w:w="617"/>
-          </w:tcPr>
-          <w:p>
-            <w:r>
-              <w:rPr>
-                <w:b w:val="0"/>
-                <w:sz w:val="17"/>
-              </w:rPr>
-              <w:t>-0.509</w:t>
-            </w:r>
-          </w:p>
-        </w:tc>
-        <w:tc>
-          <w:tcPr>
-            <w:tcW w:type="dxa" w:w="617"/>
+            <w:tcW w:type="dxa" w:w="2160"/>
           </w:tcPr>
           <w:p>
             <w:r>
@@ -5038,14 +4620,15 @@
         <w:tblLook w:firstColumn="1" w:firstRow="1" w:lastColumn="0" w:lastRow="0" w:noHBand="0" w:noVBand="1" w:val="04A0"/>
       </w:tblPr>
       <w:tblGrid>
-        <w:gridCol w:w="2880"/>
-        <w:gridCol w:w="2880"/>
-        <w:gridCol w:w="2880"/>
+        <w:gridCol w:w="2160"/>
+        <w:gridCol w:w="2160"/>
+        <w:gridCol w:w="2160"/>
+        <w:gridCol w:w="2160"/>
       </w:tblGrid>
       <w:tr>
         <w:tc>
           <w:tcPr>
-            <w:tcW w:type="dxa" w:w="2880"/>
+            <w:tcW w:type="dxa" w:w="2160"/>
           </w:tcPr>
           <w:p>
             <w:r>
@@ -5053,18 +4636,61 @@
                 <w:b/>
                 <w:sz w:val="17"/>
               </w:rPr>
-              <w:t>molecule</w:t>
             </w:r>
           </w:p>
         </w:tc>
         <w:tc>
           <w:tcPr>
-            <w:tcW w:type="dxa" w:w="2880"/>
+            <w:tcW w:type="dxa" w:w="2160"/>
           </w:tcPr>
           <w:p>
             <w:r>
               <w:rPr>
                 <w:b/>
+                <w:sz w:val="17"/>
+              </w:rPr>
+              <w:t>kaempferol</w:t>
+            </w:r>
+          </w:p>
+        </w:tc>
+        <w:tc>
+          <w:tcPr>
+            <w:tcW w:type="dxa" w:w="2160"/>
+          </w:tcPr>
+          <w:p>
+            <w:r>
+              <w:rPr>
+                <w:b/>
+                <w:sz w:val="17"/>
+              </w:rPr>
+              <w:t>quercetin</w:t>
+            </w:r>
+          </w:p>
+        </w:tc>
+        <w:tc>
+          <w:tcPr>
+            <w:tcW w:type="dxa" w:w="2160"/>
+          </w:tcPr>
+          <w:p>
+            <w:r>
+              <w:rPr>
+                <w:b/>
+                <w:sz w:val="17"/>
+              </w:rPr>
+              <w:t>isorhamnetin</w:t>
+            </w:r>
+          </w:p>
+        </w:tc>
+      </w:tr>
+      <w:tr>
+        <w:tc>
+          <w:tcPr>
+            <w:tcW w:type="dxa" w:w="2160"/>
+          </w:tcPr>
+          <w:p>
+            <w:r>
+              <w:rPr>
+                <w:b w:val="0"/>
                 <w:sz w:val="17"/>
               </w:rPr>
               <w:t>computed pKaH</w:t>
@@ -5073,37 +4699,7 @@
         </w:tc>
         <w:tc>
           <w:tcPr>
-            <w:tcW w:type="dxa" w:w="2880"/>
-          </w:tcPr>
-          <w:p>
-            <w:r>
-              <w:rPr>
-                <w:b/>
-                <w:sz w:val="17"/>
-              </w:rPr>
-              <w:t>% protonated</w:t>
-            </w:r>
-          </w:p>
-        </w:tc>
-      </w:tr>
-      <w:tr>
-        <w:tc>
-          <w:tcPr>
-            <w:tcW w:type="dxa" w:w="2880"/>
-          </w:tcPr>
-          <w:p>
-            <w:r>
-              <w:rPr>
-                <w:b w:val="0"/>
-                <w:sz w:val="17"/>
-              </w:rPr>
-              <w:t>kaempferol</w:t>
-            </w:r>
-          </w:p>
-        </w:tc>
-        <w:tc>
-          <w:tcPr>
-            <w:tcW w:type="dxa" w:w="2880"/>
+            <w:tcW w:type="dxa" w:w="2160"/>
           </w:tcPr>
           <w:p>
             <w:r>
@@ -5117,37 +4713,7 @@
         </w:tc>
         <w:tc>
           <w:tcPr>
-            <w:tcW w:type="dxa" w:w="2880"/>
-          </w:tcPr>
-          <w:p>
-            <w:r>
-              <w:rPr>
-                <w:b w:val="0"/>
-                <w:sz w:val="17"/>
-              </w:rPr>
-              <w:t>0.00%</w:t>
-            </w:r>
-          </w:p>
-        </w:tc>
-      </w:tr>
-      <w:tr>
-        <w:tc>
-          <w:tcPr>
-            <w:tcW w:type="dxa" w:w="2880"/>
-          </w:tcPr>
-          <w:p>
-            <w:r>
-              <w:rPr>
-                <w:b w:val="0"/>
-                <w:sz w:val="17"/>
-              </w:rPr>
-              <w:t>quercetin</w:t>
-            </w:r>
-          </w:p>
-        </w:tc>
-        <w:tc>
-          <w:tcPr>
-            <w:tcW w:type="dxa" w:w="2880"/>
+            <w:tcW w:type="dxa" w:w="2160"/>
           </w:tcPr>
           <w:p>
             <w:r>
@@ -5161,7 +4727,37 @@
         </w:tc>
         <w:tc>
           <w:tcPr>
-            <w:tcW w:type="dxa" w:w="2880"/>
+            <w:tcW w:type="dxa" w:w="2160"/>
+          </w:tcPr>
+          <w:p>
+            <w:r>
+              <w:rPr>
+                <w:b w:val="0"/>
+                <w:sz w:val="17"/>
+              </w:rPr>
+              <w:t>-3.9</w:t>
+            </w:r>
+          </w:p>
+        </w:tc>
+      </w:tr>
+      <w:tr>
+        <w:tc>
+          <w:tcPr>
+            <w:tcW w:type="dxa" w:w="2160"/>
+          </w:tcPr>
+          <w:p>
+            <w:r>
+              <w:rPr>
+                <w:b w:val="0"/>
+                <w:sz w:val="17"/>
+              </w:rPr>
+              <w:t>% protonated</w:t>
+            </w:r>
+          </w:p>
+        </w:tc>
+        <w:tc>
+          <w:tcPr>
+            <w:tcW w:type="dxa" w:w="2160"/>
           </w:tcPr>
           <w:p>
             <w:r>
@@ -5173,11 +4769,9 @@
             </w:r>
           </w:p>
         </w:tc>
-      </w:tr>
-      <w:tr>
         <w:tc>
           <w:tcPr>
-            <w:tcW w:type="dxa" w:w="2880"/>
+            <w:tcW w:type="dxa" w:w="2160"/>
           </w:tcPr>
           <w:p>
             <w:r>
@@ -5185,27 +4779,13 @@
                 <w:b w:val="0"/>
                 <w:sz w:val="17"/>
               </w:rPr>
-              <w:t>isorhamnetin</w:t>
+              <w:t>0.00%</w:t>
             </w:r>
           </w:p>
         </w:tc>
         <w:tc>
           <w:tcPr>
-            <w:tcW w:type="dxa" w:w="2880"/>
-          </w:tcPr>
-          <w:p>
-            <w:r>
-              <w:rPr>
-                <w:b w:val="0"/>
-                <w:sz w:val="17"/>
-              </w:rPr>
-              <w:t>-3.9</w:t>
-            </w:r>
-          </w:p>
-        </w:tc>
-        <w:tc>
-          <w:tcPr>
-            <w:tcW w:type="dxa" w:w="2880"/>
+            <w:tcW w:type="dxa" w:w="2160"/>
           </w:tcPr>
           <w:p>
             <w:r>

--- a/cases/arghel/report/report.docx
+++ b/cases/arghel/report/report.docx
@@ -16,7 +16,7 @@
           <w:b w:val="0"/>
           <w:color w:val="718096"/>
         </w:rPr>
-        <w:t>Substrate: Fe(110)  |  Medium: 1 M HCl  |  DFT level: B3LYP/6-311++G(d,p) (ddCOSMO:water)  |  Generated 2026-07-10 14:44</w:t>
+        <w:t>Substrate: Fe(110)  |  Medium: 1 M HCl  |  DFT level: B3LYP/6-311++G(d,p) (ddCOSMO:water)  |  Generated 2026-07-10 15:13</w:t>
       </w:r>
     </w:p>
     <w:p>
@@ -213,7 +213,7 @@
                 <w:b/>
                 <w:sz w:val="17"/>
               </w:rPr>
-              <w:t>4.082</w:t>
+              <w:t>4.082 ✓</w:t>
             </w:r>
           </w:p>
         </w:tc>
@@ -271,7 +271,7 @@
                 <w:b/>
                 <w:sz w:val="17"/>
               </w:rPr>
-              <w:t>2.041</w:t>
+              <w:t>2.041 ✓</w:t>
             </w:r>
           </w:p>
         </w:tc>
@@ -329,7 +329,7 @@
                 <w:b/>
                 <w:sz w:val="17"/>
               </w:rPr>
-              <w:t>0.49</w:t>
+              <w:t>0.49 ✓</w:t>
             </w:r>
           </w:p>
         </w:tc>
@@ -459,7 +459,7 @@
                 <w:b w:val="0"/>
                 <w:sz w:val="17"/>
               </w:rPr>
-              <w:t>-16.74</w:t>
+              <w:t>-16.74 ✓</w:t>
             </w:r>
           </w:p>
         </w:tc>
@@ -561,7 +561,7 @@
                 <w:b/>
                 <w:sz w:val="17"/>
               </w:rPr>
-              <w:t>0.995</w:t>
+              <w:t>0.995 ✓</w:t>
             </w:r>
           </w:p>
         </w:tc>
@@ -2094,7 +2094,7 @@
                 <w:b/>
                 <w:sz w:val="17"/>
               </w:rPr>
-              <w:t>3.604</w:t>
+              <w:t>3.604 ✓</w:t>
             </w:r>
           </w:p>
         </w:tc>
@@ -2152,7 +2152,7 @@
                 <w:b/>
                 <w:sz w:val="17"/>
               </w:rPr>
-              <w:t>1.802</w:t>
+              <w:t>1.802 ✓</w:t>
             </w:r>
           </w:p>
         </w:tc>
@@ -2210,7 +2210,7 @@
                 <w:b/>
                 <w:sz w:val="17"/>
               </w:rPr>
-              <w:t>0.555</w:t>
+              <w:t>0.555 ✓</w:t>
             </w:r>
           </w:p>
         </w:tc>
@@ -2384,7 +2384,7 @@
                 <w:b/>
                 <w:sz w:val="17"/>
               </w:rPr>
-              <w:t>1.413</w:t>
+              <w:t>1.413 ✓</w:t>
             </w:r>
           </w:p>
         </w:tc>

--- a/cases/arghel/report/report.docx
+++ b/cases/arghel/report/report.docx
@@ -16,7 +16,7 @@
           <w:b w:val="0"/>
           <w:color w:val="718096"/>
         </w:rPr>
-        <w:t>Substrate: Fe(110)  |  Medium: 1 M HCl  |  DFT level: B3LYP/6-311++G(d,p) (ddCOSMO:water)  |  Generated 2026-07-10 15:13</w:t>
+        <w:t>Substrate: Fe(110)  |  Medium: 1 M HCl  |  DFT level: B3LYP/6-311++G(d,p) (ddCOSMO:water)  |  Generated 2026-07-12 08:58</w:t>
       </w:r>
     </w:p>
     <w:p>
@@ -116,7 +116,7 @@
         <w:rPr>
           <w:b w:val="0"/>
         </w:rPr>
-        <w:t xml:space="preserve"> ranks highest on the composite electronic score (+0.99), combining the smallest HOMO–LUMO gap (4.08 eV) with the highest softness — the most readily polarised, electron-donating candidate of the set. It adsorbs flat on Fe in the physisorption regime (E_ads ≈ -16 kJ/mol). This is a computational screening prediction requiring electrochemical confirmation (see the Method section and caveats).</w:t>
+        <w:t xml:space="preserve"> ranks highest on the composite electronic score (+1.39), combining the smallest HOMO–LUMO gap (3.59 eV) with the highest softness — the most readily polarised, electron-donating candidate of the set. It adsorbs flat on Fe in the physisorption regime (E_ads ≈ -16 kJ/mol). The lead holds across all 4 descriptor bases evaluated (geometry and protonation). This is a computational screening prediction requiring electrochemical confirmation (see the Method section and caveats).</w:t>
       </w:r>
     </w:p>
     <w:tbl>
@@ -213,7 +213,7 @@
                 <w:b/>
                 <w:sz w:val="17"/>
               </w:rPr>
-              <w:t>4.082 ✓</w:t>
+              <w:t>3.594 ✓</w:t>
             </w:r>
           </w:p>
         </w:tc>
@@ -227,7 +227,7 @@
                 <w:b w:val="0"/>
                 <w:sz w:val="17"/>
               </w:rPr>
-              <w:t>4.099</w:t>
+              <w:t>3.666</w:t>
             </w:r>
           </w:p>
         </w:tc>
@@ -241,7 +241,7 @@
                 <w:b w:val="0"/>
                 <w:sz w:val="17"/>
               </w:rPr>
-              <w:t>4.146</w:t>
+              <w:t>3.682</w:t>
             </w:r>
           </w:p>
         </w:tc>
@@ -271,7 +271,7 @@
                 <w:b/>
                 <w:sz w:val="17"/>
               </w:rPr>
-              <w:t>2.041 ✓</w:t>
+              <w:t>1.797 ✓</w:t>
             </w:r>
           </w:p>
         </w:tc>
@@ -285,7 +285,7 @@
                 <w:b w:val="0"/>
                 <w:sz w:val="17"/>
               </w:rPr>
-              <w:t>2.049</w:t>
+              <w:t>1.833</w:t>
             </w:r>
           </w:p>
         </w:tc>
@@ -299,7 +299,7 @@
                 <w:b w:val="0"/>
                 <w:sz w:val="17"/>
               </w:rPr>
-              <w:t>2.073</w:t>
+              <w:t>1.841</w:t>
             </w:r>
           </w:p>
         </w:tc>
@@ -329,7 +329,7 @@
                 <w:b/>
                 <w:sz w:val="17"/>
               </w:rPr>
-              <w:t>0.49 ✓</w:t>
+              <w:t>0.557 ✓</w:t>
             </w:r>
           </w:p>
         </w:tc>
@@ -343,7 +343,7 @@
                 <w:b w:val="0"/>
                 <w:sz w:val="17"/>
               </w:rPr>
-              <w:t>0.488</w:t>
+              <w:t>0.546</w:t>
             </w:r>
           </w:p>
         </w:tc>
@@ -357,7 +357,7 @@
                 <w:b w:val="0"/>
                 <w:sz w:val="17"/>
               </w:rPr>
-              <w:t>0.482</w:t>
+              <w:t>0.543</w:t>
             </w:r>
           </w:p>
         </w:tc>
@@ -387,7 +387,7 @@
                 <w:b/>
                 <w:sz w:val="17"/>
               </w:rPr>
-              <w:t>0.178</w:t>
+              <w:t>0.191</w:t>
             </w:r>
           </w:p>
         </w:tc>
@@ -401,7 +401,7 @@
                 <w:b w:val="0"/>
                 <w:sz w:val="17"/>
               </w:rPr>
-              <w:t>0.21</w:t>
+              <w:t>0.226</w:t>
             </w:r>
           </w:p>
         </w:tc>
@@ -415,7 +415,7 @@
                 <w:b w:val="0"/>
                 <w:sz w:val="17"/>
               </w:rPr>
-              <w:t>0.169</w:t>
+              <w:t>0.182</w:t>
             </w:r>
           </w:p>
         </w:tc>
@@ -561,7 +561,7 @@
                 <w:b/>
                 <w:sz w:val="17"/>
               </w:rPr>
-              <w:t>0.995 ✓</w:t>
+              <w:t>1.391 ✓</w:t>
             </w:r>
           </w:p>
         </w:tc>
@@ -575,7 +575,7 @@
                 <w:b w:val="0"/>
                 <w:sz w:val="17"/>
               </w:rPr>
-              <w:t>0.373</w:t>
+              <w:t>-0.475</w:t>
             </w:r>
           </w:p>
         </w:tc>
@@ -589,7 +589,168 @@
                 <w:b w:val="0"/>
                 <w:sz w:val="17"/>
               </w:rPr>
-              <w:t>-1.368</w:t>
+              <w:t>-0.916</w:t>
+            </w:r>
+          </w:p>
+        </w:tc>
+      </w:tr>
+    </w:tbl>
+    <w:tbl>
+      <w:tblPr>
+        <w:tblStyle w:val="TableGrid"/>
+        <w:tblW w:type="auto" w:w="0"/>
+        <w:tblLook w:firstColumn="1" w:firstRow="1" w:lastColumn="0" w:lastRow="0" w:noHBand="0" w:noVBand="1" w:val="04A0"/>
+      </w:tblPr>
+      <w:tblGrid>
+        <w:gridCol w:w="4320"/>
+        <w:gridCol w:w="4320"/>
+      </w:tblGrid>
+      <w:tr>
+        <w:tc>
+          <w:tcPr>
+            <w:tcW w:type="dxa" w:w="4320"/>
+          </w:tcPr>
+          <w:p>
+            <w:r>
+              <w:rPr>
+                <w:b/>
+                <w:sz w:val="17"/>
+              </w:rPr>
+              <w:t>Ranking basis</w:t>
+            </w:r>
+          </w:p>
+        </w:tc>
+        <w:tc>
+          <w:tcPr>
+            <w:tcW w:type="dxa" w:w="4320"/>
+          </w:tcPr>
+          <w:p>
+            <w:r>
+              <w:rPr>
+                <w:b/>
+                <w:sz w:val="17"/>
+              </w:rPr>
+              <w:t>Top candidate</w:t>
+            </w:r>
+          </w:p>
+        </w:tc>
+      </w:tr>
+      <w:tr>
+        <w:tc>
+          <w:tcPr>
+            <w:tcW w:type="dxa" w:w="4320"/>
+          </w:tcPr>
+          <w:p>
+            <w:r>
+              <w:rPr>
+                <w:b w:val="0"/>
+                <w:sz w:val="17"/>
+              </w:rPr>
+              <w:t>force-field geometry, neutral</w:t>
+            </w:r>
+          </w:p>
+        </w:tc>
+        <w:tc>
+          <w:tcPr>
+            <w:tcW w:type="dxa" w:w="4320"/>
+          </w:tcPr>
+          <w:p>
+            <w:r>
+              <w:rPr>
+                <w:b w:val="0"/>
+                <w:sz w:val="17"/>
+              </w:rPr>
+              <w:t>quercetin</w:t>
+            </w:r>
+          </w:p>
+        </w:tc>
+      </w:tr>
+      <w:tr>
+        <w:tc>
+          <w:tcPr>
+            <w:tcW w:type="dxa" w:w="4320"/>
+          </w:tcPr>
+          <w:p>
+            <w:r>
+              <w:rPr>
+                <w:b w:val="0"/>
+                <w:sz w:val="17"/>
+              </w:rPr>
+              <w:t>force-field geometry, pH-weighted</w:t>
+            </w:r>
+          </w:p>
+        </w:tc>
+        <w:tc>
+          <w:tcPr>
+            <w:tcW w:type="dxa" w:w="4320"/>
+          </w:tcPr>
+          <w:p>
+            <w:r>
+              <w:rPr>
+                <w:b w:val="0"/>
+                <w:sz w:val="17"/>
+              </w:rPr>
+              <w:t>quercetin</w:t>
+            </w:r>
+          </w:p>
+        </w:tc>
+      </w:tr>
+      <w:tr>
+        <w:tc>
+          <w:tcPr>
+            <w:tcW w:type="dxa" w:w="4320"/>
+          </w:tcPr>
+          <w:p>
+            <w:r>
+              <w:rPr>
+                <w:b w:val="0"/>
+                <w:sz w:val="17"/>
+              </w:rPr>
+              <w:t>DFT-relaxed geometry, neutral</w:t>
+            </w:r>
+          </w:p>
+        </w:tc>
+        <w:tc>
+          <w:tcPr>
+            <w:tcW w:type="dxa" w:w="4320"/>
+          </w:tcPr>
+          <w:p>
+            <w:r>
+              <w:rPr>
+                <w:b w:val="0"/>
+                <w:sz w:val="17"/>
+              </w:rPr>
+              <w:t>quercetin</w:t>
+            </w:r>
+          </w:p>
+        </w:tc>
+      </w:tr>
+      <w:tr>
+        <w:tc>
+          <w:tcPr>
+            <w:tcW w:type="dxa" w:w="4320"/>
+          </w:tcPr>
+          <w:p>
+            <w:r>
+              <w:rPr>
+                <w:b w:val="0"/>
+                <w:sz w:val="17"/>
+              </w:rPr>
+              <w:t>DFT-relaxed geometry, pH-weighted</w:t>
+            </w:r>
+          </w:p>
+        </w:tc>
+        <w:tc>
+          <w:tcPr>
+            <w:tcW w:type="dxa" w:w="4320"/>
+          </w:tcPr>
+          <w:p>
+            <w:r>
+              <w:rPr>
+                <w:b w:val="0"/>
+                <w:sz w:val="17"/>
+              </w:rPr>
+              <w:t>quercetin</w:t>
             </w:r>
           </w:p>
         </w:tc>
@@ -602,7 +763,49 @@
           <w:color w:val="718096"/>
           <w:sz w:val="18"/>
         </w:rPr>
-        <w:t xml:space="preserve">Scored on the neutral HOMO–LUMO gap, hardness and softness (z-scored; </w:t>
+        <w:t xml:space="preserve">Lead </w:t>
+      </w:r>
+      <w:r>
+        <w:rPr>
+          <w:b/>
+          <w:color w:val="718096"/>
+          <w:sz w:val="18"/>
+        </w:rPr>
+        <w:t>robust</w:t>
+      </w:r>
+      <w:r>
+        <w:rPr>
+          <w:b w:val="0"/>
+          <w:color w:val="718096"/>
+          <w:sz w:val="18"/>
+        </w:rPr>
+        <w:t>: the same candidate tops all 4 descriptor bases (geometry and protonation).</w:t>
+      </w:r>
+    </w:p>
+    <w:p>
+      <w:r>
+        <w:rPr>
+          <w:b w:val="0"/>
+          <w:color w:val="718096"/>
+          <w:sz w:val="18"/>
+        </w:rPr>
+        <w:t>Scored on the HOMO–LUMO gap, hardness and softness of the canonical basis (</w:t>
+      </w:r>
+      <w:r>
+        <w:rPr>
+          <w:b/>
+          <w:color w:val="718096"/>
+          <w:sz w:val="18"/>
+        </w:rPr>
+        <w:t>DFT-relaxed geometry, pH-weighted</w:t>
+      </w:r>
+      <w:r>
+        <w:rPr>
+          <w:b w:val="0"/>
+          <w:color w:val="718096"/>
+          <w:sz w:val="18"/>
+        </w:rPr>
+        <w:t xml:space="preserve">; z-scored; </w:t>
       </w:r>
       <w:r>
         <w:rPr>
@@ -618,7 +821,7 @@
           <w:color w:val="718096"/>
           <w:sz w:val="18"/>
         </w:rPr>
-        <w:t>). E_ads and the Fe–O distance validate the lead, they do not enter the score. Full method: docs/pipeline.md.</w:t>
+        <w:t>). The geometry / protonation panels below are a sensitivity check, not separate rankings. E_ads and the Fe–O distance validate the lead, they do not enter the score. Full method: docs/pipeline.md.</w:t>
       </w:r>
     </w:p>
     <w:p>
@@ -2023,6 +2226,21 @@
                 <w:b/>
                 <w:sz w:val="17"/>
               </w:rPr>
+              <w:t>Descriptor</w:t>
+            </w:r>
+          </w:p>
+        </w:tc>
+        <w:tc>
+          <w:tcPr>
+            <w:tcW w:type="dxa" w:w="2160"/>
+          </w:tcPr>
+          <w:p>
+            <w:r>
+              <w:rPr>
+                <w:b/>
+                <w:sz w:val="17"/>
+              </w:rPr>
+              <w:t>kaempferol</w:t>
             </w:r>
           </w:p>
         </w:tc>
@@ -2054,6 +2272,8 @@
             </w:r>
           </w:p>
         </w:tc>
+      </w:tr>
+      <w:tr>
         <w:tc>
           <w:tcPr>
             <w:tcW w:type="dxa" w:w="2160"/>
@@ -2061,10 +2281,168 @@
           <w:p>
             <w:r>
               <w:rPr>
-                <w:b/>
+                <w:b w:val="0"/>
                 <w:sz w:val="17"/>
               </w:rPr>
-              <w:t>kaempferol</w:t>
+              <w:t>Formula</w:t>
+            </w:r>
+          </w:p>
+        </w:tc>
+        <w:tc>
+          <w:tcPr>
+            <w:tcW w:type="dxa" w:w="2160"/>
+          </w:tcPr>
+          <w:p>
+            <w:r>
+              <w:rPr>
+                <w:b w:val="0"/>
+                <w:sz w:val="17"/>
+              </w:rPr>
+              <w:t>C15H10O6</w:t>
+            </w:r>
+          </w:p>
+        </w:tc>
+        <w:tc>
+          <w:tcPr>
+            <w:tcW w:type="dxa" w:w="2160"/>
+          </w:tcPr>
+          <w:p>
+            <w:r>
+              <w:rPr>
+                <w:b w:val="0"/>
+                <w:sz w:val="17"/>
+              </w:rPr>
+              <w:t>C15H10O7</w:t>
+            </w:r>
+          </w:p>
+        </w:tc>
+        <w:tc>
+          <w:tcPr>
+            <w:tcW w:type="dxa" w:w="2160"/>
+          </w:tcPr>
+          <w:p>
+            <w:r>
+              <w:rPr>
+                <w:b w:val="0"/>
+                <w:sz w:val="17"/>
+              </w:rPr>
+              <w:t>C16H12O7</w:t>
+            </w:r>
+          </w:p>
+        </w:tc>
+      </w:tr>
+      <w:tr>
+        <w:tc>
+          <w:tcPr>
+            <w:tcW w:type="dxa" w:w="2160"/>
+          </w:tcPr>
+          <w:p>
+            <w:r>
+              <w:rPr>
+                <w:b w:val="0"/>
+                <w:sz w:val="17"/>
+              </w:rPr>
+              <w:t>HOMO (eV)</w:t>
+            </w:r>
+          </w:p>
+        </w:tc>
+        <w:tc>
+          <w:tcPr>
+            <w:tcW w:type="dxa" w:w="2160"/>
+          </w:tcPr>
+          <w:p>
+            <w:r>
+              <w:rPr>
+                <w:b w:val="0"/>
+                <w:sz w:val="17"/>
+              </w:rPr>
+              <w:t>-5.971</w:t>
+            </w:r>
+          </w:p>
+        </w:tc>
+        <w:tc>
+          <w:tcPr>
+            <w:tcW w:type="dxa" w:w="2160"/>
+          </w:tcPr>
+          <w:p>
+            <w:r>
+              <w:rPr>
+                <w:b w:val="0"/>
+                <w:sz w:val="17"/>
+              </w:rPr>
+              <w:t>-5.911</w:t>
+            </w:r>
+          </w:p>
+        </w:tc>
+        <w:tc>
+          <w:tcPr>
+            <w:tcW w:type="dxa" w:w="2160"/>
+          </w:tcPr>
+          <w:p>
+            <w:r>
+              <w:rPr>
+                <w:b w:val="0"/>
+                <w:sz w:val="17"/>
+              </w:rPr>
+              <w:t>-5.805</w:t>
+            </w:r>
+          </w:p>
+        </w:tc>
+      </w:tr>
+      <w:tr>
+        <w:tc>
+          <w:tcPr>
+            <w:tcW w:type="dxa" w:w="2160"/>
+          </w:tcPr>
+          <w:p>
+            <w:r>
+              <w:rPr>
+                <w:b w:val="0"/>
+                <w:sz w:val="17"/>
+              </w:rPr>
+              <w:t>LUMO (eV)</w:t>
+            </w:r>
+          </w:p>
+        </w:tc>
+        <w:tc>
+          <w:tcPr>
+            <w:tcW w:type="dxa" w:w="2160"/>
+          </w:tcPr>
+          <w:p>
+            <w:r>
+              <w:rPr>
+                <w:b w:val="0"/>
+                <w:sz w:val="17"/>
+              </w:rPr>
+              <w:t>-2.281</w:t>
+            </w:r>
+          </w:p>
+        </w:tc>
+        <w:tc>
+          <w:tcPr>
+            <w:tcW w:type="dxa" w:w="2160"/>
+          </w:tcPr>
+          <w:p>
+            <w:r>
+              <w:rPr>
+                <w:b w:val="0"/>
+                <w:sz w:val="17"/>
+              </w:rPr>
+              <w:t>-2.307</w:t>
+            </w:r>
+          </w:p>
+        </w:tc>
+        <w:tc>
+          <w:tcPr>
+            <w:tcW w:type="dxa" w:w="2160"/>
+          </w:tcPr>
+          <w:p>
+            <w:r>
+              <w:rPr>
+                <w:b w:val="0"/>
+                <w:sz w:val="17"/>
+              </w:rPr>
+              <w:t>-2.118</w:t>
             </w:r>
           </w:p>
         </w:tc>
@@ -2091,10 +2469,24 @@
           <w:p>
             <w:r>
               <w:rPr>
-                <w:b/>
+                <w:b w:val="0"/>
                 <w:sz w:val="17"/>
               </w:rPr>
-              <w:t>3.604 ✓</w:t>
+              <w:t>3.69</w:t>
+            </w:r>
+          </w:p>
+        </w:tc>
+        <w:tc>
+          <w:tcPr>
+            <w:tcW w:type="dxa" w:w="2160"/>
+          </w:tcPr>
+          <w:p>
+            <w:r>
+              <w:rPr>
+                <w:b w:val="0"/>
+                <w:sz w:val="17"/>
+              </w:rPr>
+              <w:t>3.604</w:t>
             </w:r>
           </w:p>
         </w:tc>
@@ -2109,20 +2501,6 @@
                 <w:sz w:val="17"/>
               </w:rPr>
               <w:t>3.687</w:t>
-            </w:r>
-          </w:p>
-        </w:tc>
-        <w:tc>
-          <w:tcPr>
-            <w:tcW w:type="dxa" w:w="2160"/>
-          </w:tcPr>
-          <w:p>
-            <w:r>
-              <w:rPr>
-                <w:b w:val="0"/>
-                <w:sz w:val="17"/>
-              </w:rPr>
-              <w:t>3.69</w:t>
             </w:r>
           </w:p>
         </w:tc>
@@ -2149,10 +2527,24 @@
           <w:p>
             <w:r>
               <w:rPr>
-                <w:b/>
+                <w:b w:val="0"/>
                 <w:sz w:val="17"/>
               </w:rPr>
-              <w:t>1.802 ✓</w:t>
+              <w:t>1.845</w:t>
+            </w:r>
+          </w:p>
+        </w:tc>
+        <w:tc>
+          <w:tcPr>
+            <w:tcW w:type="dxa" w:w="2160"/>
+          </w:tcPr>
+          <w:p>
+            <w:r>
+              <w:rPr>
+                <w:b w:val="0"/>
+                <w:sz w:val="17"/>
+              </w:rPr>
+              <w:t>1.802</w:t>
             </w:r>
           </w:p>
         </w:tc>
@@ -2167,20 +2559,6 @@
                 <w:sz w:val="17"/>
               </w:rPr>
               <w:t>1.843</w:t>
-            </w:r>
-          </w:p>
-        </w:tc>
-        <w:tc>
-          <w:tcPr>
-            <w:tcW w:type="dxa" w:w="2160"/>
-          </w:tcPr>
-          <w:p>
-            <w:r>
-              <w:rPr>
-                <w:b w:val="0"/>
-                <w:sz w:val="17"/>
-              </w:rPr>
-              <w:t>1.845</w:t>
             </w:r>
           </w:p>
         </w:tc>
@@ -2207,10 +2585,10 @@
           <w:p>
             <w:r>
               <w:rPr>
-                <w:b/>
+                <w:b w:val="0"/>
                 <w:sz w:val="17"/>
               </w:rPr>
-              <w:t>0.555 ✓</w:t>
+              <w:t>0.542</w:t>
             </w:r>
           </w:p>
         </w:tc>
@@ -2224,7 +2602,7 @@
                 <w:b w:val="0"/>
                 <w:sz w:val="17"/>
               </w:rPr>
-              <w:t>0.542</w:t>
+              <w:t>0.555</w:t>
             </w:r>
           </w:p>
         </w:tc>
@@ -2254,6 +2632,122 @@
                 <w:b w:val="0"/>
                 <w:sz w:val="17"/>
               </w:rPr>
+              <w:t>χ electronegativity (eV)</w:t>
+            </w:r>
+          </w:p>
+        </w:tc>
+        <w:tc>
+          <w:tcPr>
+            <w:tcW w:type="dxa" w:w="2160"/>
+          </w:tcPr>
+          <w:p>
+            <w:r>
+              <w:rPr>
+                <w:b w:val="0"/>
+                <w:sz w:val="17"/>
+              </w:rPr>
+              <w:t>4.126</w:t>
+            </w:r>
+          </w:p>
+        </w:tc>
+        <w:tc>
+          <w:tcPr>
+            <w:tcW w:type="dxa" w:w="2160"/>
+          </w:tcPr>
+          <w:p>
+            <w:r>
+              <w:rPr>
+                <w:b w:val="0"/>
+                <w:sz w:val="17"/>
+              </w:rPr>
+              <w:t>4.109</w:t>
+            </w:r>
+          </w:p>
+        </w:tc>
+        <w:tc>
+          <w:tcPr>
+            <w:tcW w:type="dxa" w:w="2160"/>
+          </w:tcPr>
+          <w:p>
+            <w:r>
+              <w:rPr>
+                <w:b w:val="0"/>
+                <w:sz w:val="17"/>
+              </w:rPr>
+              <w:t>3.962</w:t>
+            </w:r>
+          </w:p>
+        </w:tc>
+      </w:tr>
+      <w:tr>
+        <w:tc>
+          <w:tcPr>
+            <w:tcW w:type="dxa" w:w="2160"/>
+          </w:tcPr>
+          <w:p>
+            <w:r>
+              <w:rPr>
+                <w:b w:val="0"/>
+                <w:sz w:val="17"/>
+              </w:rPr>
+              <w:t>ω electrophilicity (eV)</w:t>
+            </w:r>
+          </w:p>
+        </w:tc>
+        <w:tc>
+          <w:tcPr>
+            <w:tcW w:type="dxa" w:w="2160"/>
+          </w:tcPr>
+          <w:p>
+            <w:r>
+              <w:rPr>
+                <w:b w:val="0"/>
+                <w:sz w:val="17"/>
+              </w:rPr>
+              <w:t>4.613</w:t>
+            </w:r>
+          </w:p>
+        </w:tc>
+        <w:tc>
+          <w:tcPr>
+            <w:tcW w:type="dxa" w:w="2160"/>
+          </w:tcPr>
+          <w:p>
+            <w:r>
+              <w:rPr>
+                <w:b w:val="0"/>
+                <w:sz w:val="17"/>
+              </w:rPr>
+              <w:t>4.685</w:t>
+            </w:r>
+          </w:p>
+        </w:tc>
+        <w:tc>
+          <w:tcPr>
+            <w:tcW w:type="dxa" w:w="2160"/>
+          </w:tcPr>
+          <w:p>
+            <w:r>
+              <w:rPr>
+                <w:b w:val="0"/>
+                <w:sz w:val="17"/>
+              </w:rPr>
+              <w:t>4.257</w:t>
+            </w:r>
+          </w:p>
+        </w:tc>
+      </w:tr>
+      <w:tr>
+        <w:tc>
+          <w:tcPr>
+            <w:tcW w:type="dxa" w:w="2160"/>
+          </w:tcPr>
+          <w:p>
+            <w:r>
+              <w:rPr>
+                <w:b w:val="0"/>
+                <w:sz w:val="17"/>
+              </w:rPr>
               <w:t>ΔN</w:t>
             </w:r>
           </w:p>
@@ -2265,7 +2759,21 @@
           <w:p>
             <w:r>
               <w:rPr>
-                <w:b/>
+                <w:b w:val="0"/>
+                <w:sz w:val="17"/>
+              </w:rPr>
+              <w:t>0.188</w:t>
+            </w:r>
+          </w:p>
+        </w:tc>
+        <w:tc>
+          <w:tcPr>
+            <w:tcW w:type="dxa" w:w="2160"/>
+          </w:tcPr>
+          <w:p>
+            <w:r>
+              <w:rPr>
+                <w:b w:val="0"/>
                 <w:sz w:val="17"/>
               </w:rPr>
               <w:t>0.197</w:t>
@@ -2286,6 +2794,8 @@
             </w:r>
           </w:p>
         </w:tc>
+      </w:tr>
+      <w:tr>
         <w:tc>
           <w:tcPr>
             <w:tcW w:type="dxa" w:w="2160"/>
@@ -2296,7 +2806,49 @@
                 <w:b w:val="0"/>
                 <w:sz w:val="17"/>
               </w:rPr>
-              <w:t>0.188</w:t>
+              <w:t>E_back-donation (eV)</w:t>
+            </w:r>
+          </w:p>
+        </w:tc>
+        <w:tc>
+          <w:tcPr>
+            <w:tcW w:type="dxa" w:w="2160"/>
+          </w:tcPr>
+          <w:p>
+            <w:r>
+              <w:rPr>
+                <w:b w:val="0"/>
+                <w:sz w:val="17"/>
+              </w:rPr>
+              <w:t>-0.461</w:t>
+            </w:r>
+          </w:p>
+        </w:tc>
+        <w:tc>
+          <w:tcPr>
+            <w:tcW w:type="dxa" w:w="2160"/>
+          </w:tcPr>
+          <w:p>
+            <w:r>
+              <w:rPr>
+                <w:b w:val="0"/>
+                <w:sz w:val="17"/>
+              </w:rPr>
+              <w:t>-0.451</w:t>
+            </w:r>
+          </w:p>
+        </w:tc>
+        <w:tc>
+          <w:tcPr>
+            <w:tcW w:type="dxa" w:w="2160"/>
+          </w:tcPr>
+          <w:p>
+            <w:r>
+              <w:rPr>
+                <w:b w:val="0"/>
+                <w:sz w:val="17"/>
+              </w:rPr>
+              <w:t>-0.461</w:t>
             </w:r>
           </w:p>
         </w:tc>
@@ -2323,7 +2875,21 @@
           <w:p>
             <w:r>
               <w:rPr>
-                <w:b/>
+                <w:b w:val="0"/>
+                <w:sz w:val="17"/>
+              </w:rPr>
+              <w:t>-6.092</w:t>
+            </w:r>
+          </w:p>
+        </w:tc>
+        <w:tc>
+          <w:tcPr>
+            <w:tcW w:type="dxa" w:w="2160"/>
+          </w:tcPr>
+          <w:p>
+            <w:r>
+              <w:rPr>
+                <w:b w:val="0"/>
                 <w:sz w:val="17"/>
               </w:rPr>
               <w:t>-6.552</w:t>
@@ -2344,80 +2910,18 @@
             </w:r>
           </w:p>
         </w:tc>
-        <w:tc>
-          <w:tcPr>
-            <w:tcW w:type="dxa" w:w="2160"/>
-          </w:tcPr>
-          <w:p>
-            <w:r>
-              <w:rPr>
-                <w:b w:val="0"/>
-                <w:sz w:val="17"/>
-              </w:rPr>
-              <w:t>-6.092</w:t>
-            </w:r>
-          </w:p>
-        </w:tc>
-      </w:tr>
-      <w:tr>
-        <w:tc>
-          <w:tcPr>
-            <w:tcW w:type="dxa" w:w="2160"/>
-          </w:tcPr>
-          <w:p>
-            <w:r>
-              <w:rPr>
-                <w:b w:val="0"/>
-                <w:sz w:val="17"/>
-              </w:rPr>
-              <w:t>Score</w:t>
-            </w:r>
-          </w:p>
-        </w:tc>
-        <w:tc>
-          <w:tcPr>
-            <w:tcW w:type="dxa" w:w="2160"/>
-          </w:tcPr>
-          <w:p>
-            <w:r>
-              <w:rPr>
-                <w:b/>
-                <w:sz w:val="17"/>
-              </w:rPr>
-              <w:t>1.413 ✓</w:t>
-            </w:r>
-          </w:p>
-        </w:tc>
-        <w:tc>
-          <w:tcPr>
-            <w:tcW w:type="dxa" w:w="2160"/>
-          </w:tcPr>
-          <w:p>
-            <w:r>
-              <w:rPr>
-                <w:b w:val="0"/>
-                <w:sz w:val="17"/>
-              </w:rPr>
-              <w:t>-0.665</w:t>
-            </w:r>
-          </w:p>
-        </w:tc>
-        <w:tc>
-          <w:tcPr>
-            <w:tcW w:type="dxa" w:w="2160"/>
-          </w:tcPr>
-          <w:p>
-            <w:r>
-              <w:rPr>
-                <w:b w:val="0"/>
-                <w:sz w:val="17"/>
-              </w:rPr>
-              <w:t>-0.748</w:t>
-            </w:r>
-          </w:p>
-        </w:tc>
       </w:tr>
     </w:tbl>
+    <w:p>
+      <w:r>
+        <w:rPr>
+          <w:b w:val="0"/>
+          <w:color w:val="718096"/>
+          <w:sz w:val="18"/>
+        </w:rPr>
+        <w:t>Sensitivity: descriptors on the DFT-relaxed geometry (the geometry axis of the ranking ensemble). The headline ranks on the canonical basis; see the Summary.</w:t>
+      </w:r>
+    </w:p>
     <w:p>
       <w:pPr>
         <w:pStyle w:val="Heading3"/>
@@ -3859,7 +4363,7 @@
           <w:color w:val="718096"/>
           <w:sz w:val="18"/>
         </w:rPr>
-        <w:t>Protonated +1 cation descriptors in 1 M HCl; the headline ranking stays on the neutral form (see docs/pipeline.md).</w:t>
+        <w:t>Protonated +1 cation descriptors in 1 M HCl; a component of the pH-weighted canonical basis (see the Summary), shown here on its own.</w:t>
       </w:r>
     </w:p>
     <w:p>
@@ -3885,23 +4389,7 @@
           <w:color w:val="718096"/>
           <w:sz w:val="18"/>
         </w:rPr>
-        <w:t xml:space="preserve"> at this pH — the neutral form dominates. Population-weighted descriptors (blended lead </w:t>
-      </w:r>
-      <w:r>
-        <w:rPr>
-          <w:b/>
-          <w:color w:val="718096"/>
-          <w:sz w:val="18"/>
-        </w:rPr>
-        <w:t>quercetin</w:t>
-      </w:r>
-      <w:r>
-        <w:rPr>
-          <w:b w:val="0"/>
-          <w:color w:val="718096"/>
-          <w:sz w:val="18"/>
-        </w:rPr>
-        <w:t>):</w:t>
+        <w:t xml:space="preserve"> at this pH — the neutral form dominates. Population-weighted descriptors (the speciation axis of the ranking ensemble; the headline ranks on the canonical basis):</w:t>
       </w:r>
     </w:p>
     <w:tbl>

--- a/cases/arghel/report/report.docx
+++ b/cases/arghel/report/report.docx
@@ -16,7 +16,7 @@
           <w:b w:val="0"/>
           <w:color w:val="718096"/>
         </w:rPr>
-        <w:t>Substrate: Fe(110)  |  Medium: 1 M HCl  |  DFT level: B3LYP/6-311++G(d,p) (ddCOSMO:water)  |  Generated 2026-07-12 08:58</w:t>
+        <w:t>Substrate: Fe(110)  |  Medium: 1 M HCl  |  DFT level: B3LYP/6-311++G(d,p) (ddCOSMO:water)  |  Generated 2026-07-14 16:19</w:t>
       </w:r>
     </w:p>
     <w:p>
@@ -951,7 +951,7 @@
       <w:r>
         <w:drawing>
           <wp:inline xmlns:a="http://schemas.openxmlformats.org/drawingml/2006/main" xmlns:pic="http://schemas.openxmlformats.org/drawingml/2006/picture">
-            <wp:extent cx="2651760" cy="2756387"/>
+            <wp:extent cx="2651760" cy="2810505"/>
             <wp:docPr id="4" name="Picture 4"/>
             <wp:cNvGraphicFramePr>
               <a:graphicFrameLocks noChangeAspect="1"/>
@@ -972,7 +972,7 @@
                   <pic:spPr>
                     <a:xfrm>
                       <a:off x="0" y="0"/>
-                      <a:ext cx="2651760" cy="2756387"/>
+                      <a:ext cx="2651760" cy="2810505"/>
                     </a:xfrm>
                     <a:prstGeom prst="rect"/>
                   </pic:spPr>
@@ -1003,7 +1003,7 @@
       <w:r>
         <w:drawing>
           <wp:inline xmlns:a="http://schemas.openxmlformats.org/drawingml/2006/main" xmlns:pic="http://schemas.openxmlformats.org/drawingml/2006/picture">
-            <wp:extent cx="2651760" cy="2756387"/>
+            <wp:extent cx="2651760" cy="2810505"/>
             <wp:docPr id="5" name="Picture 5"/>
             <wp:cNvGraphicFramePr>
               <a:graphicFrameLocks noChangeAspect="1"/>
@@ -1024,7 +1024,7 @@
                   <pic:spPr>
                     <a:xfrm>
                       <a:off x="0" y="0"/>
-                      <a:ext cx="2651760" cy="2756387"/>
+                      <a:ext cx="2651760" cy="2810505"/>
                     </a:xfrm>
                     <a:prstGeom prst="rect"/>
                   </pic:spPr>
@@ -1055,7 +1055,7 @@
       <w:r>
         <w:drawing>
           <wp:inline xmlns:a="http://schemas.openxmlformats.org/drawingml/2006/main" xmlns:pic="http://schemas.openxmlformats.org/drawingml/2006/picture">
-            <wp:extent cx="2651760" cy="2756387"/>
+            <wp:extent cx="2651760" cy="2810505"/>
             <wp:docPr id="6" name="Picture 6"/>
             <wp:cNvGraphicFramePr>
               <a:graphicFrameLocks noChangeAspect="1"/>
@@ -1076,7 +1076,7 @@
                   <pic:spPr>
                     <a:xfrm>
                       <a:off x="0" y="0"/>
-                      <a:ext cx="2651760" cy="2756387"/>
+                      <a:ext cx="2651760" cy="2810505"/>
                     </a:xfrm>
                     <a:prstGeom prst="rect"/>
                   </pic:spPr>
@@ -1107,7 +1107,7 @@
       <w:r>
         <w:drawing>
           <wp:inline xmlns:a="http://schemas.openxmlformats.org/drawingml/2006/main" xmlns:pic="http://schemas.openxmlformats.org/drawingml/2006/picture">
-            <wp:extent cx="2651760" cy="2756387"/>
+            <wp:extent cx="2651760" cy="2810505"/>
             <wp:docPr id="7" name="Picture 7"/>
             <wp:cNvGraphicFramePr>
               <a:graphicFrameLocks noChangeAspect="1"/>
@@ -1128,7 +1128,7 @@
                   <pic:spPr>
                     <a:xfrm>
                       <a:off x="0" y="0"/>
-                      <a:ext cx="2651760" cy="2756387"/>
+                      <a:ext cx="2651760" cy="2810505"/>
                     </a:xfrm>
                     <a:prstGeom prst="rect"/>
                   </pic:spPr>
@@ -1159,7 +1159,7 @@
       <w:r>
         <w:drawing>
           <wp:inline xmlns:a="http://schemas.openxmlformats.org/drawingml/2006/main" xmlns:pic="http://schemas.openxmlformats.org/drawingml/2006/picture">
-            <wp:extent cx="2651760" cy="2756387"/>
+            <wp:extent cx="2651760" cy="2810505"/>
             <wp:docPr id="8" name="Picture 8"/>
             <wp:cNvGraphicFramePr>
               <a:graphicFrameLocks noChangeAspect="1"/>
@@ -1180,7 +1180,7 @@
                   <pic:spPr>
                     <a:xfrm>
                       <a:off x="0" y="0"/>
-                      <a:ext cx="2651760" cy="2756387"/>
+                      <a:ext cx="2651760" cy="2810505"/>
                     </a:xfrm>
                     <a:prstGeom prst="rect"/>
                   </pic:spPr>
@@ -1211,7 +1211,7 @@
       <w:r>
         <w:drawing>
           <wp:inline xmlns:a="http://schemas.openxmlformats.org/drawingml/2006/main" xmlns:pic="http://schemas.openxmlformats.org/drawingml/2006/picture">
-            <wp:extent cx="2651760" cy="2756387"/>
+            <wp:extent cx="2651760" cy="2810505"/>
             <wp:docPr id="9" name="Picture 9"/>
             <wp:cNvGraphicFramePr>
               <a:graphicFrameLocks noChangeAspect="1"/>
@@ -1232,7 +1232,7 @@
                   <pic:spPr>
                     <a:xfrm>
                       <a:off x="0" y="0"/>
-                      <a:ext cx="2651760" cy="2756387"/>
+                      <a:ext cx="2651760" cy="2810505"/>
                     </a:xfrm>
                     <a:prstGeom prst="rect"/>
                   </pic:spPr>
@@ -5688,7 +5688,7 @@
       <w:r>
         <w:drawing>
           <wp:inline xmlns:a="http://schemas.openxmlformats.org/drawingml/2006/main" xmlns:pic="http://schemas.openxmlformats.org/drawingml/2006/picture">
-            <wp:extent cx="5212080" cy="2511944"/>
+            <wp:extent cx="5212080" cy="2792754"/>
             <wp:docPr id="19" name="Picture 19"/>
             <wp:cNvGraphicFramePr>
               <a:graphicFrameLocks noChangeAspect="1"/>
@@ -5709,7 +5709,7 @@
                   <pic:spPr>
                     <a:xfrm>
                       <a:off x="0" y="0"/>
-                      <a:ext cx="5212080" cy="2511944"/>
+                      <a:ext cx="5212080" cy="2792754"/>
                     </a:xfrm>
                     <a:prstGeom prst="rect"/>
                   </pic:spPr>
@@ -5740,7 +5740,7 @@
       <w:r>
         <w:drawing>
           <wp:inline xmlns:a="http://schemas.openxmlformats.org/drawingml/2006/main" xmlns:pic="http://schemas.openxmlformats.org/drawingml/2006/picture">
-            <wp:extent cx="5212080" cy="2511944"/>
+            <wp:extent cx="5212080" cy="2792754"/>
             <wp:docPr id="20" name="Picture 20"/>
             <wp:cNvGraphicFramePr>
               <a:graphicFrameLocks noChangeAspect="1"/>
@@ -5761,7 +5761,7 @@
                   <pic:spPr>
                     <a:xfrm>
                       <a:off x="0" y="0"/>
-                      <a:ext cx="5212080" cy="2511944"/>
+                      <a:ext cx="5212080" cy="2792754"/>
                     </a:xfrm>
                     <a:prstGeom prst="rect"/>
                   </pic:spPr>
@@ -5792,7 +5792,7 @@
       <w:r>
         <w:drawing>
           <wp:inline xmlns:a="http://schemas.openxmlformats.org/drawingml/2006/main" xmlns:pic="http://schemas.openxmlformats.org/drawingml/2006/picture">
-            <wp:extent cx="5212080" cy="2511944"/>
+            <wp:extent cx="5212080" cy="2792754"/>
             <wp:docPr id="21" name="Picture 21"/>
             <wp:cNvGraphicFramePr>
               <a:graphicFrameLocks noChangeAspect="1"/>
@@ -5813,7 +5813,7 @@
                   <pic:spPr>
                     <a:xfrm>
                       <a:off x="0" y="0"/>
-                      <a:ext cx="5212080" cy="2511944"/>
+                      <a:ext cx="5212080" cy="2792754"/>
                     </a:xfrm>
                     <a:prstGeom prst="rect"/>
                   </pic:spPr>

--- a/cases/arghel/report/report.docx
+++ b/cases/arghel/report/report.docx
@@ -16,7 +16,7 @@
           <w:b w:val="0"/>
           <w:color w:val="718096"/>
         </w:rPr>
-        <w:t>Substrate: Fe(110)  |  Medium: 1 M HCl  |  DFT level: B3LYP/6-311++G(d,p) (ddCOSMO:water)  |  Generated 2026-07-14 16:19</w:t>
+        <w:t>Substrate: Fe(110)  |  Medium: 1 M HCl  |  DFT level: B3LYP/6-311++G(d,p) (ddCOSMO:water)  |  Generated 2026-07-14 16:36</w:t>
       </w:r>
     </w:p>
     <w:p>
@@ -5524,7 +5524,7 @@
       <w:r>
         <w:drawing>
           <wp:inline xmlns:a="http://schemas.openxmlformats.org/drawingml/2006/main" xmlns:pic="http://schemas.openxmlformats.org/drawingml/2006/picture">
-            <wp:extent cx="2651760" cy="2348964"/>
+            <wp:extent cx="2651760" cy="2389153"/>
             <wp:docPr id="16" name="Picture 16"/>
             <wp:cNvGraphicFramePr>
               <a:graphicFrameLocks noChangeAspect="1"/>
@@ -5545,7 +5545,7 @@
                   <pic:spPr>
                     <a:xfrm>
                       <a:off x="0" y="0"/>
-                      <a:ext cx="2651760" cy="2348964"/>
+                      <a:ext cx="2651760" cy="2389153"/>
                     </a:xfrm>
                     <a:prstGeom prst="rect"/>
                   </pic:spPr>
@@ -5576,7 +5576,7 @@
       <w:r>
         <w:drawing>
           <wp:inline xmlns:a="http://schemas.openxmlformats.org/drawingml/2006/main" xmlns:pic="http://schemas.openxmlformats.org/drawingml/2006/picture">
-            <wp:extent cx="2651760" cy="2322197"/>
+            <wp:extent cx="2651760" cy="2372627"/>
             <wp:docPr id="17" name="Picture 17"/>
             <wp:cNvGraphicFramePr>
               <a:graphicFrameLocks noChangeAspect="1"/>
@@ -5597,7 +5597,7 @@
                   <pic:spPr>
                     <a:xfrm>
                       <a:off x="0" y="0"/>
-                      <a:ext cx="2651760" cy="2322197"/>
+                      <a:ext cx="2651760" cy="2372627"/>
                     </a:xfrm>
                     <a:prstGeom prst="rect"/>
                   </pic:spPr>
@@ -5628,7 +5628,7 @@
       <w:r>
         <w:drawing>
           <wp:inline xmlns:a="http://schemas.openxmlformats.org/drawingml/2006/main" xmlns:pic="http://schemas.openxmlformats.org/drawingml/2006/picture">
-            <wp:extent cx="2651760" cy="2348964"/>
+            <wp:extent cx="2651760" cy="2389153"/>
             <wp:docPr id="18" name="Picture 18"/>
             <wp:cNvGraphicFramePr>
               <a:graphicFrameLocks noChangeAspect="1"/>
@@ -5649,7 +5649,7 @@
                   <pic:spPr>
                     <a:xfrm>
                       <a:off x="0" y="0"/>
-                      <a:ext cx="2651760" cy="2348964"/>
+                      <a:ext cx="2651760" cy="2389153"/>
                     </a:xfrm>
                     <a:prstGeom prst="rect"/>
                   </pic:spPr>
@@ -5688,7 +5688,7 @@
       <w:r>
         <w:drawing>
           <wp:inline xmlns:a="http://schemas.openxmlformats.org/drawingml/2006/main" xmlns:pic="http://schemas.openxmlformats.org/drawingml/2006/picture">
-            <wp:extent cx="5212080" cy="2792754"/>
+            <wp:extent cx="5212080" cy="3011248"/>
             <wp:docPr id="19" name="Picture 19"/>
             <wp:cNvGraphicFramePr>
               <a:graphicFrameLocks noChangeAspect="1"/>
@@ -5709,7 +5709,7 @@
                   <pic:spPr>
                     <a:xfrm>
                       <a:off x="0" y="0"/>
-                      <a:ext cx="5212080" cy="2792754"/>
+                      <a:ext cx="5212080" cy="3011248"/>
                     </a:xfrm>
                     <a:prstGeom prst="rect"/>
                   </pic:spPr>
@@ -5740,7 +5740,7 @@
       <w:r>
         <w:drawing>
           <wp:inline xmlns:a="http://schemas.openxmlformats.org/drawingml/2006/main" xmlns:pic="http://schemas.openxmlformats.org/drawingml/2006/picture">
-            <wp:extent cx="5212080" cy="2792754"/>
+            <wp:extent cx="5212080" cy="3011248"/>
             <wp:docPr id="20" name="Picture 20"/>
             <wp:cNvGraphicFramePr>
               <a:graphicFrameLocks noChangeAspect="1"/>
@@ -5761,7 +5761,7 @@
                   <pic:spPr>
                     <a:xfrm>
                       <a:off x="0" y="0"/>
-                      <a:ext cx="5212080" cy="2792754"/>
+                      <a:ext cx="5212080" cy="3011248"/>
                     </a:xfrm>
                     <a:prstGeom prst="rect"/>
                   </pic:spPr>
@@ -5792,7 +5792,7 @@
       <w:r>
         <w:drawing>
           <wp:inline xmlns:a="http://schemas.openxmlformats.org/drawingml/2006/main" xmlns:pic="http://schemas.openxmlformats.org/drawingml/2006/picture">
-            <wp:extent cx="5212080" cy="2792754"/>
+            <wp:extent cx="5212080" cy="3011248"/>
             <wp:docPr id="21" name="Picture 21"/>
             <wp:cNvGraphicFramePr>
               <a:graphicFrameLocks noChangeAspect="1"/>
@@ -5813,7 +5813,7 @@
                   <pic:spPr>
                     <a:xfrm>
                       <a:off x="0" y="0"/>
-                      <a:ext cx="5212080" cy="2792754"/>
+                      <a:ext cx="5212080" cy="3011248"/>
                     </a:xfrm>
                     <a:prstGeom prst="rect"/>
                   </pic:spPr>

--- a/cases/arghel/report/report.docx
+++ b/cases/arghel/report/report.docx
@@ -16,7 +16,7 @@
           <w:b w:val="0"/>
           <w:color w:val="718096"/>
         </w:rPr>
-        <w:t>Substrate: Fe(110)  |  Medium: 1 M HCl  |  DFT level: B3LYP/6-311++G(d,p) (ddCOSMO:water)  |  Generated 2026-07-14 16:36</w:t>
+        <w:t>Substrate: Fe(110)  |  Medium: 1 M HCl  |  DFT level: B3LYP/6-311++G(d,p) (ddCOSMO:water)  |  Generated 2026-07-14 17:08</w:t>
       </w:r>
     </w:p>
     <w:p>

--- a/cases/arghel/report/report.docx
+++ b/cases/arghel/report/report.docx
@@ -16,7 +16,7 @@
           <w:b w:val="0"/>
           <w:color w:val="718096"/>
         </w:rPr>
-        <w:t>Substrate: Fe(110)  |  Medium: 1 M HCl  |  DFT level: B3LYP/6-311++G(d,p) (ddCOSMO:water)  |  Generated 2026-07-14 17:08</w:t>
+        <w:t>Substrate: Fe(110)  |  Medium: 1 M HCl  |  DFT level: B3LYP/6-311++G(d,p) (ddCOSMO:water)  |  Generated 2026-07-14 17:39</w:t>
       </w:r>
     </w:p>
     <w:p>

--- a/cases/arghel/report/report.docx
+++ b/cases/arghel/report/report.docx
@@ -16,7 +16,7 @@
           <w:b w:val="0"/>
           <w:color w:val="718096"/>
         </w:rPr>
-        <w:t>Substrate: Fe(110)  |  Medium: 1 M HCl  |  DFT level: B3LYP/6-311++G(d,p) (ddCOSMO:water)  |  Generated 2026-07-14 17:39</w:t>
+        <w:t>Substrate: Fe(110)  |  Medium: 1 M HCl  |  DFT level: B3LYP/6-311++G(d,p) (ddCOSMO:water)  |  Generated 2026-07-14 17:51</w:t>
       </w:r>
     </w:p>
     <w:p>

--- a/cases/arghel/report/report.docx
+++ b/cases/arghel/report/report.docx
@@ -16,7 +16,7 @@
           <w:b w:val="0"/>
           <w:color w:val="718096"/>
         </w:rPr>
-        <w:t>Substrate: Fe(110)  |  Medium: 1 M HCl  |  DFT level: B3LYP/6-311++G(d,p) (ddCOSMO:water)  |  Generated 2026-07-14 17:51</w:t>
+        <w:t>Substrate: Fe(110)  |  Medium: 1 M HCl  |  DFT level: B3LYP/6-311++G(d,p) (ddCOSMO:water)  |  Generated 2026-07-14 18:07</w:t>
       </w:r>
     </w:p>
     <w:p>
@@ -155,7 +155,7 @@
                 <w:b/>
                 <w:sz w:val="17"/>
               </w:rPr>
-              <w:t>quercetin</w:t>
+              <w:t>Quercetin</w:t>
             </w:r>
           </w:p>
         </w:tc>
@@ -169,7 +169,7 @@
                 <w:b/>
                 <w:sz w:val="17"/>
               </w:rPr>
-              <w:t>isorhamnetin</w:t>
+              <w:t>Isorhamnetin</w:t>
             </w:r>
           </w:p>
         </w:tc>
@@ -183,7 +183,7 @@
                 <w:b/>
                 <w:sz w:val="17"/>
               </w:rPr>
-              <w:t>kaempferol</w:t>
+              <w:t>Kaempferol</w:t>
             </w:r>
           </w:p>
         </w:tc>
@@ -660,7 +660,7 @@
                 <w:b w:val="0"/>
                 <w:sz w:val="17"/>
               </w:rPr>
-              <w:t>quercetin</w:t>
+              <w:t>Quercetin</w:t>
             </w:r>
           </w:p>
         </w:tc>
@@ -690,7 +690,7 @@
                 <w:b w:val="0"/>
                 <w:sz w:val="17"/>
               </w:rPr>
-              <w:t>quercetin</w:t>
+              <w:t>Quercetin</w:t>
             </w:r>
           </w:p>
         </w:tc>
@@ -720,7 +720,7 @@
                 <w:b w:val="0"/>
                 <w:sz w:val="17"/>
               </w:rPr>
-              <w:t>quercetin</w:t>
+              <w:t>Quercetin</w:t>
             </w:r>
           </w:p>
         </w:tc>
@@ -750,7 +750,7 @@
                 <w:b w:val="0"/>
                 <w:sz w:val="17"/>
               </w:rPr>
-              <w:t>quercetin</w:t>
+              <w:t>Quercetin</w:t>
             </w:r>
           </w:p>
         </w:tc>
@@ -1405,7 +1405,7 @@
                 <w:b/>
                 <w:sz w:val="17"/>
               </w:rPr>
-              <w:t>kaempferol</w:t>
+              <w:t>Kaempferol</w:t>
             </w:r>
           </w:p>
         </w:tc>
@@ -1419,7 +1419,7 @@
                 <w:b/>
                 <w:sz w:val="17"/>
               </w:rPr>
-              <w:t>quercetin</w:t>
+              <w:t>Quercetin</w:t>
             </w:r>
           </w:p>
         </w:tc>
@@ -1433,7 +1433,7 @@
                 <w:b/>
                 <w:sz w:val="17"/>
               </w:rPr>
-              <w:t>isorhamnetin</w:t>
+              <w:t>Isorhamnetin</w:t>
             </w:r>
           </w:p>
         </w:tc>
@@ -2240,7 +2240,7 @@
                 <w:b/>
                 <w:sz w:val="17"/>
               </w:rPr>
-              <w:t>kaempferol</w:t>
+              <w:t>Kaempferol</w:t>
             </w:r>
           </w:p>
         </w:tc>
@@ -2254,7 +2254,7 @@
                 <w:b/>
                 <w:sz w:val="17"/>
               </w:rPr>
-              <w:t>quercetin</w:t>
+              <w:t>Quercetin</w:t>
             </w:r>
           </w:p>
         </w:tc>
@@ -2268,7 +2268,7 @@
                 <w:b/>
                 <w:sz w:val="17"/>
               </w:rPr>
-              <w:t>isorhamnetin</w:t>
+              <w:t>Isorhamnetin</w:t>
             </w:r>
           </w:p>
         </w:tc>
@@ -2967,7 +2967,7 @@
                 <w:b/>
                 <w:sz w:val="17"/>
               </w:rPr>
-              <w:t>kaempferol+H+</w:t>
+              <w:t>Kaempferol+H+</w:t>
             </w:r>
           </w:p>
         </w:tc>
@@ -2981,7 +2981,7 @@
                 <w:b/>
                 <w:sz w:val="17"/>
               </w:rPr>
-              <w:t>quercetin+H+</w:t>
+              <w:t>Quercetin+H+</w:t>
             </w:r>
           </w:p>
         </w:tc>
@@ -2995,7 +2995,7 @@
                 <w:b/>
                 <w:sz w:val="17"/>
               </w:rPr>
-              <w:t>isorhamnetin+H+</w:t>
+              <w:t>Isorhamnetin+H+</w:t>
             </w:r>
           </w:p>
         </w:tc>
@@ -3684,7 +3684,7 @@
                 <w:b/>
                 <w:sz w:val="17"/>
               </w:rPr>
-              <w:t>kaempferol+H+</w:t>
+              <w:t>Kaempferol+H+</w:t>
             </w:r>
           </w:p>
         </w:tc>
@@ -3698,7 +3698,7 @@
                 <w:b/>
                 <w:sz w:val="17"/>
               </w:rPr>
-              <w:t>quercetin+H+</w:t>
+              <w:t>Quercetin+H+</w:t>
             </w:r>
           </w:p>
         </w:tc>
@@ -3712,7 +3712,7 @@
                 <w:b/>
                 <w:sz w:val="17"/>
               </w:rPr>
-              <w:t>isorhamnetin+H+</w:t>
+              <w:t>Isorhamnetin+H+</w:t>
             </w:r>
           </w:p>
         </w:tc>
@@ -4429,7 +4429,7 @@
                 <w:b/>
                 <w:sz w:val="17"/>
               </w:rPr>
-              <w:t>kaempferol</w:t>
+              <w:t>Kaempferol</w:t>
             </w:r>
           </w:p>
         </w:tc>
@@ -4443,7 +4443,7 @@
                 <w:b/>
                 <w:sz w:val="17"/>
               </w:rPr>
-              <w:t>quercetin</w:t>
+              <w:t>Quercetin</w:t>
             </w:r>
           </w:p>
         </w:tc>
@@ -4457,7 +4457,7 @@
                 <w:b/>
                 <w:sz w:val="17"/>
               </w:rPr>
-              <w:t>isorhamnetin</w:t>
+              <w:t>Isorhamnetin</w:t>
             </w:r>
           </w:p>
         </w:tc>
@@ -5311,7 +5311,7 @@
           <w:b/>
           <w:sz w:val="20"/>
         </w:rPr>
-        <w:t>kaempferol</w:t>
+        <w:t>Kaempferol</w:t>
       </w:r>
       <w:r>
         <w:rPr>
@@ -5327,7 +5327,7 @@
           <w:b/>
           <w:sz w:val="20"/>
         </w:rPr>
-        <w:t>quercetin</w:t>
+        <w:t>Quercetin</w:t>
       </w:r>
       <w:r>
         <w:rPr>
@@ -5343,7 +5343,7 @@
           <w:b/>
           <w:sz w:val="20"/>
         </w:rPr>
-        <w:t>isorhamnetin</w:t>
+        <w:t>Isorhamnetin</w:t>
       </w:r>
       <w:r>
         <w:rPr>

--- a/cases/arghel/report/report.docx
+++ b/cases/arghel/report/report.docx
@@ -16,7 +16,7 @@
           <w:b w:val="0"/>
           <w:color w:val="718096"/>
         </w:rPr>
-        <w:t>Substrate: Fe(110)  |  Medium: 1 M HCl  |  DFT level: B3LYP/6-311++G(d,p) (ddCOSMO:water)  |  Generated 2026-07-12 08:58</w:t>
+        <w:t>Substrate: Fe(110)  |  Medium: 1 M HCl  |  DFT level: B3LYP/6-311++G(d,p) (ddCOSMO:water)  |  Generated 2026-07-14 18:07</w:t>
       </w:r>
     </w:p>
     <w:p>
@@ -155,7 +155,7 @@
                 <w:b/>
                 <w:sz w:val="17"/>
               </w:rPr>
-              <w:t>quercetin</w:t>
+              <w:t>Quercetin</w:t>
             </w:r>
           </w:p>
         </w:tc>
@@ -169,7 +169,7 @@
                 <w:b/>
                 <w:sz w:val="17"/>
               </w:rPr>
-              <w:t>isorhamnetin</w:t>
+              <w:t>Isorhamnetin</w:t>
             </w:r>
           </w:p>
         </w:tc>
@@ -183,7 +183,7 @@
                 <w:b/>
                 <w:sz w:val="17"/>
               </w:rPr>
-              <w:t>kaempferol</w:t>
+              <w:t>Kaempferol</w:t>
             </w:r>
           </w:p>
         </w:tc>
@@ -660,7 +660,7 @@
                 <w:b w:val="0"/>
                 <w:sz w:val="17"/>
               </w:rPr>
-              <w:t>quercetin</w:t>
+              <w:t>Quercetin</w:t>
             </w:r>
           </w:p>
         </w:tc>
@@ -690,7 +690,7 @@
                 <w:b w:val="0"/>
                 <w:sz w:val="17"/>
               </w:rPr>
-              <w:t>quercetin</w:t>
+              <w:t>Quercetin</w:t>
             </w:r>
           </w:p>
         </w:tc>
@@ -720,7 +720,7 @@
                 <w:b w:val="0"/>
                 <w:sz w:val="17"/>
               </w:rPr>
-              <w:t>quercetin</w:t>
+              <w:t>Quercetin</w:t>
             </w:r>
           </w:p>
         </w:tc>
@@ -750,7 +750,7 @@
                 <w:b w:val="0"/>
                 <w:sz w:val="17"/>
               </w:rPr>
-              <w:t>quercetin</w:t>
+              <w:t>Quercetin</w:t>
             </w:r>
           </w:p>
         </w:tc>
@@ -951,7 +951,7 @@
       <w:r>
         <w:drawing>
           <wp:inline xmlns:a="http://schemas.openxmlformats.org/drawingml/2006/main" xmlns:pic="http://schemas.openxmlformats.org/drawingml/2006/picture">
-            <wp:extent cx="2651760" cy="2756387"/>
+            <wp:extent cx="2651760" cy="2810505"/>
             <wp:docPr id="4" name="Picture 4"/>
             <wp:cNvGraphicFramePr>
               <a:graphicFrameLocks noChangeAspect="1"/>
@@ -972,7 +972,7 @@
                   <pic:spPr>
                     <a:xfrm>
                       <a:off x="0" y="0"/>
-                      <a:ext cx="2651760" cy="2756387"/>
+                      <a:ext cx="2651760" cy="2810505"/>
                     </a:xfrm>
                     <a:prstGeom prst="rect"/>
                   </pic:spPr>
@@ -1003,7 +1003,7 @@
       <w:r>
         <w:drawing>
           <wp:inline xmlns:a="http://schemas.openxmlformats.org/drawingml/2006/main" xmlns:pic="http://schemas.openxmlformats.org/drawingml/2006/picture">
-            <wp:extent cx="2651760" cy="2756387"/>
+            <wp:extent cx="2651760" cy="2810505"/>
             <wp:docPr id="5" name="Picture 5"/>
             <wp:cNvGraphicFramePr>
               <a:graphicFrameLocks noChangeAspect="1"/>
@@ -1024,7 +1024,7 @@
                   <pic:spPr>
                     <a:xfrm>
                       <a:off x="0" y="0"/>
-                      <a:ext cx="2651760" cy="2756387"/>
+                      <a:ext cx="2651760" cy="2810505"/>
                     </a:xfrm>
                     <a:prstGeom prst="rect"/>
                   </pic:spPr>
@@ -1055,7 +1055,7 @@
       <w:r>
         <w:drawing>
           <wp:inline xmlns:a="http://schemas.openxmlformats.org/drawingml/2006/main" xmlns:pic="http://schemas.openxmlformats.org/drawingml/2006/picture">
-            <wp:extent cx="2651760" cy="2756387"/>
+            <wp:extent cx="2651760" cy="2810505"/>
             <wp:docPr id="6" name="Picture 6"/>
             <wp:cNvGraphicFramePr>
               <a:graphicFrameLocks noChangeAspect="1"/>
@@ -1076,7 +1076,7 @@
                   <pic:spPr>
                     <a:xfrm>
                       <a:off x="0" y="0"/>
-                      <a:ext cx="2651760" cy="2756387"/>
+                      <a:ext cx="2651760" cy="2810505"/>
                     </a:xfrm>
                     <a:prstGeom prst="rect"/>
                   </pic:spPr>
@@ -1107,7 +1107,7 @@
       <w:r>
         <w:drawing>
           <wp:inline xmlns:a="http://schemas.openxmlformats.org/drawingml/2006/main" xmlns:pic="http://schemas.openxmlformats.org/drawingml/2006/picture">
-            <wp:extent cx="2651760" cy="2756387"/>
+            <wp:extent cx="2651760" cy="2810505"/>
             <wp:docPr id="7" name="Picture 7"/>
             <wp:cNvGraphicFramePr>
               <a:graphicFrameLocks noChangeAspect="1"/>
@@ -1128,7 +1128,7 @@
                   <pic:spPr>
                     <a:xfrm>
                       <a:off x="0" y="0"/>
-                      <a:ext cx="2651760" cy="2756387"/>
+                      <a:ext cx="2651760" cy="2810505"/>
                     </a:xfrm>
                     <a:prstGeom prst="rect"/>
                   </pic:spPr>
@@ -1159,7 +1159,7 @@
       <w:r>
         <w:drawing>
           <wp:inline xmlns:a="http://schemas.openxmlformats.org/drawingml/2006/main" xmlns:pic="http://schemas.openxmlformats.org/drawingml/2006/picture">
-            <wp:extent cx="2651760" cy="2756387"/>
+            <wp:extent cx="2651760" cy="2810505"/>
             <wp:docPr id="8" name="Picture 8"/>
             <wp:cNvGraphicFramePr>
               <a:graphicFrameLocks noChangeAspect="1"/>
@@ -1180,7 +1180,7 @@
                   <pic:spPr>
                     <a:xfrm>
                       <a:off x="0" y="0"/>
-                      <a:ext cx="2651760" cy="2756387"/>
+                      <a:ext cx="2651760" cy="2810505"/>
                     </a:xfrm>
                     <a:prstGeom prst="rect"/>
                   </pic:spPr>
@@ -1211,7 +1211,7 @@
       <w:r>
         <w:drawing>
           <wp:inline xmlns:a="http://schemas.openxmlformats.org/drawingml/2006/main" xmlns:pic="http://schemas.openxmlformats.org/drawingml/2006/picture">
-            <wp:extent cx="2651760" cy="2756387"/>
+            <wp:extent cx="2651760" cy="2810505"/>
             <wp:docPr id="9" name="Picture 9"/>
             <wp:cNvGraphicFramePr>
               <a:graphicFrameLocks noChangeAspect="1"/>
@@ -1232,7 +1232,7 @@
                   <pic:spPr>
                     <a:xfrm>
                       <a:off x="0" y="0"/>
-                      <a:ext cx="2651760" cy="2756387"/>
+                      <a:ext cx="2651760" cy="2810505"/>
                     </a:xfrm>
                     <a:prstGeom prst="rect"/>
                   </pic:spPr>
@@ -1405,7 +1405,7 @@
                 <w:b/>
                 <w:sz w:val="17"/>
               </w:rPr>
-              <w:t>kaempferol</w:t>
+              <w:t>Kaempferol</w:t>
             </w:r>
           </w:p>
         </w:tc>
@@ -1419,7 +1419,7 @@
                 <w:b/>
                 <w:sz w:val="17"/>
               </w:rPr>
-              <w:t>quercetin</w:t>
+              <w:t>Quercetin</w:t>
             </w:r>
           </w:p>
         </w:tc>
@@ -1433,7 +1433,7 @@
                 <w:b/>
                 <w:sz w:val="17"/>
               </w:rPr>
-              <w:t>isorhamnetin</w:t>
+              <w:t>Isorhamnetin</w:t>
             </w:r>
           </w:p>
         </w:tc>
@@ -2240,7 +2240,7 @@
                 <w:b/>
                 <w:sz w:val="17"/>
               </w:rPr>
-              <w:t>kaempferol</w:t>
+              <w:t>Kaempferol</w:t>
             </w:r>
           </w:p>
         </w:tc>
@@ -2254,7 +2254,7 @@
                 <w:b/>
                 <w:sz w:val="17"/>
               </w:rPr>
-              <w:t>quercetin</w:t>
+              <w:t>Quercetin</w:t>
             </w:r>
           </w:p>
         </w:tc>
@@ -2268,7 +2268,7 @@
                 <w:b/>
                 <w:sz w:val="17"/>
               </w:rPr>
-              <w:t>isorhamnetin</w:t>
+              <w:t>Isorhamnetin</w:t>
             </w:r>
           </w:p>
         </w:tc>
@@ -2967,7 +2967,7 @@
                 <w:b/>
                 <w:sz w:val="17"/>
               </w:rPr>
-              <w:t>kaempferol+H+</w:t>
+              <w:t>Kaempferol+H+</w:t>
             </w:r>
           </w:p>
         </w:tc>
@@ -2981,7 +2981,7 @@
                 <w:b/>
                 <w:sz w:val="17"/>
               </w:rPr>
-              <w:t>quercetin+H+</w:t>
+              <w:t>Quercetin+H+</w:t>
             </w:r>
           </w:p>
         </w:tc>
@@ -2995,7 +2995,7 @@
                 <w:b/>
                 <w:sz w:val="17"/>
               </w:rPr>
-              <w:t>isorhamnetin+H+</w:t>
+              <w:t>Isorhamnetin+H+</w:t>
             </w:r>
           </w:p>
         </w:tc>
@@ -3684,7 +3684,7 @@
                 <w:b/>
                 <w:sz w:val="17"/>
               </w:rPr>
-              <w:t>kaempferol+H+</w:t>
+              <w:t>Kaempferol+H+</w:t>
             </w:r>
           </w:p>
         </w:tc>
@@ -3698,7 +3698,7 @@
                 <w:b/>
                 <w:sz w:val="17"/>
               </w:rPr>
-              <w:t>quercetin+H+</w:t>
+              <w:t>Quercetin+H+</w:t>
             </w:r>
           </w:p>
         </w:tc>
@@ -3712,7 +3712,7 @@
                 <w:b/>
                 <w:sz w:val="17"/>
               </w:rPr>
-              <w:t>isorhamnetin+H+</w:t>
+              <w:t>Isorhamnetin+H+</w:t>
             </w:r>
           </w:p>
         </w:tc>
@@ -4429,7 +4429,7 @@
                 <w:b/>
                 <w:sz w:val="17"/>
               </w:rPr>
-              <w:t>kaempferol</w:t>
+              <w:t>Kaempferol</w:t>
             </w:r>
           </w:p>
         </w:tc>
@@ -4443,7 +4443,7 @@
                 <w:b/>
                 <w:sz w:val="17"/>
               </w:rPr>
-              <w:t>quercetin</w:t>
+              <w:t>Quercetin</w:t>
             </w:r>
           </w:p>
         </w:tc>
@@ -4457,7 +4457,7 @@
                 <w:b/>
                 <w:sz w:val="17"/>
               </w:rPr>
-              <w:t>isorhamnetin</w:t>
+              <w:t>Isorhamnetin</w:t>
             </w:r>
           </w:p>
         </w:tc>
@@ -5311,7 +5311,7 @@
           <w:b/>
           <w:sz w:val="20"/>
         </w:rPr>
-        <w:t>kaempferol</w:t>
+        <w:t>Kaempferol</w:t>
       </w:r>
       <w:r>
         <w:rPr>
@@ -5327,7 +5327,7 @@
           <w:b/>
           <w:sz w:val="20"/>
         </w:rPr>
-        <w:t>quercetin</w:t>
+        <w:t>Quercetin</w:t>
       </w:r>
       <w:r>
         <w:rPr>
@@ -5343,7 +5343,7 @@
           <w:b/>
           <w:sz w:val="20"/>
         </w:rPr>
-        <w:t>isorhamnetin</w:t>
+        <w:t>Isorhamnetin</w:t>
       </w:r>
       <w:r>
         <w:rPr>
@@ -5524,7 +5524,7 @@
       <w:r>
         <w:drawing>
           <wp:inline xmlns:a="http://schemas.openxmlformats.org/drawingml/2006/main" xmlns:pic="http://schemas.openxmlformats.org/drawingml/2006/picture">
-            <wp:extent cx="2651760" cy="2348964"/>
+            <wp:extent cx="2651760" cy="2389153"/>
             <wp:docPr id="16" name="Picture 16"/>
             <wp:cNvGraphicFramePr>
               <a:graphicFrameLocks noChangeAspect="1"/>
@@ -5545,7 +5545,7 @@
                   <pic:spPr>
                     <a:xfrm>
                       <a:off x="0" y="0"/>
-                      <a:ext cx="2651760" cy="2348964"/>
+                      <a:ext cx="2651760" cy="2389153"/>
                     </a:xfrm>
                     <a:prstGeom prst="rect"/>
                   </pic:spPr>
@@ -5576,7 +5576,7 @@
       <w:r>
         <w:drawing>
           <wp:inline xmlns:a="http://schemas.openxmlformats.org/drawingml/2006/main" xmlns:pic="http://schemas.openxmlformats.org/drawingml/2006/picture">
-            <wp:extent cx="2651760" cy="2322197"/>
+            <wp:extent cx="2651760" cy="2372627"/>
             <wp:docPr id="17" name="Picture 17"/>
             <wp:cNvGraphicFramePr>
               <a:graphicFrameLocks noChangeAspect="1"/>
@@ -5597,7 +5597,7 @@
                   <pic:spPr>
                     <a:xfrm>
                       <a:off x="0" y="0"/>
-                      <a:ext cx="2651760" cy="2322197"/>
+                      <a:ext cx="2651760" cy="2372627"/>
                     </a:xfrm>
                     <a:prstGeom prst="rect"/>
                   </pic:spPr>
@@ -5628,7 +5628,7 @@
       <w:r>
         <w:drawing>
           <wp:inline xmlns:a="http://schemas.openxmlformats.org/drawingml/2006/main" xmlns:pic="http://schemas.openxmlformats.org/drawingml/2006/picture">
-            <wp:extent cx="2651760" cy="2348964"/>
+            <wp:extent cx="2651760" cy="2389153"/>
             <wp:docPr id="18" name="Picture 18"/>
             <wp:cNvGraphicFramePr>
               <a:graphicFrameLocks noChangeAspect="1"/>
@@ -5649,7 +5649,7 @@
                   <pic:spPr>
                     <a:xfrm>
                       <a:off x="0" y="0"/>
-                      <a:ext cx="2651760" cy="2348964"/>
+                      <a:ext cx="2651760" cy="2389153"/>
                     </a:xfrm>
                     <a:prstGeom prst="rect"/>
                   </pic:spPr>
@@ -5688,7 +5688,7 @@
       <w:r>
         <w:drawing>
           <wp:inline xmlns:a="http://schemas.openxmlformats.org/drawingml/2006/main" xmlns:pic="http://schemas.openxmlformats.org/drawingml/2006/picture">
-            <wp:extent cx="5212080" cy="2511944"/>
+            <wp:extent cx="5212080" cy="3011248"/>
             <wp:docPr id="19" name="Picture 19"/>
             <wp:cNvGraphicFramePr>
               <a:graphicFrameLocks noChangeAspect="1"/>
@@ -5709,7 +5709,7 @@
                   <pic:spPr>
                     <a:xfrm>
                       <a:off x="0" y="0"/>
-                      <a:ext cx="5212080" cy="2511944"/>
+                      <a:ext cx="5212080" cy="3011248"/>
                     </a:xfrm>
                     <a:prstGeom prst="rect"/>
                   </pic:spPr>
@@ -5740,7 +5740,7 @@
       <w:r>
         <w:drawing>
           <wp:inline xmlns:a="http://schemas.openxmlformats.org/drawingml/2006/main" xmlns:pic="http://schemas.openxmlformats.org/drawingml/2006/picture">
-            <wp:extent cx="5212080" cy="2511944"/>
+            <wp:extent cx="5212080" cy="3011248"/>
             <wp:docPr id="20" name="Picture 20"/>
             <wp:cNvGraphicFramePr>
               <a:graphicFrameLocks noChangeAspect="1"/>
@@ -5761,7 +5761,7 @@
                   <pic:spPr>
                     <a:xfrm>
                       <a:off x="0" y="0"/>
-                      <a:ext cx="5212080" cy="2511944"/>
+                      <a:ext cx="5212080" cy="3011248"/>
                     </a:xfrm>
                     <a:prstGeom prst="rect"/>
                   </pic:spPr>
@@ -5792,7 +5792,7 @@
       <w:r>
         <w:drawing>
           <wp:inline xmlns:a="http://schemas.openxmlformats.org/drawingml/2006/main" xmlns:pic="http://schemas.openxmlformats.org/drawingml/2006/picture">
-            <wp:extent cx="5212080" cy="2511944"/>
+            <wp:extent cx="5212080" cy="3011248"/>
             <wp:docPr id="21" name="Picture 21"/>
             <wp:cNvGraphicFramePr>
               <a:graphicFrameLocks noChangeAspect="1"/>
@@ -5813,7 +5813,7 @@
                   <pic:spPr>
                     <a:xfrm>
                       <a:off x="0" y="0"/>
-                      <a:ext cx="5212080" cy="2511944"/>
+                      <a:ext cx="5212080" cy="3011248"/>
                     </a:xfrm>
                     <a:prstGeom prst="rect"/>
                   </pic:spPr>

--- a/cases/arghel/report/report.docx
+++ b/cases/arghel/report/report.docx
@@ -16,7 +16,7 @@
           <w:b w:val="0"/>
           <w:color w:val="718096"/>
         </w:rPr>
-        <w:t>Substrate: Fe(110)  |  Medium: 1 M HCl  |  DFT level: B3LYP/6-311++G(d,p) (ddCOSMO:water)  |  Generated 2026-07-14 18:07</w:t>
+        <w:t>Substrate: Fe(110)  |  Medium: 1 M HCl  |  DFT level: B3LYP/6-311++G(d,p) (ddCOSMO:water)  |  Generated 2026-07-17 07:38</w:t>
       </w:r>
     </w:p>
     <w:p>
@@ -2029,6 +2029,64 @@
                 <w:b w:val="0"/>
                 <w:sz w:val="17"/>
               </w:rPr>
+              <w:t>Dipole (D)</w:t>
+            </w:r>
+          </w:p>
+        </w:tc>
+        <w:tc>
+          <w:tcPr>
+            <w:tcW w:type="dxa" w:w="2160"/>
+          </w:tcPr>
+          <w:p>
+            <w:r>
+              <w:rPr>
+                <w:b w:val="0"/>
+                <w:sz w:val="17"/>
+              </w:rPr>
+              <w:t>5.531</w:t>
+            </w:r>
+          </w:p>
+        </w:tc>
+        <w:tc>
+          <w:tcPr>
+            <w:tcW w:type="dxa" w:w="2160"/>
+          </w:tcPr>
+          <w:p>
+            <w:r>
+              <w:rPr>
+                <w:b w:val="0"/>
+                <w:sz w:val="17"/>
+              </w:rPr>
+              <w:t>6.337</w:t>
+            </w:r>
+          </w:p>
+        </w:tc>
+        <w:tc>
+          <w:tcPr>
+            <w:tcW w:type="dxa" w:w="2160"/>
+          </w:tcPr>
+          <w:p>
+            <w:r>
+              <w:rPr>
+                <w:b w:val="0"/>
+                <w:sz w:val="17"/>
+              </w:rPr>
+              <w:t>4.42</w:t>
+            </w:r>
+          </w:p>
+        </w:tc>
+      </w:tr>
+      <w:tr>
+        <w:tc>
+          <w:tcPr>
+            <w:tcW w:type="dxa" w:w="2160"/>
+          </w:tcPr>
+          <w:p>
+            <w:r>
+              <w:rPr>
+                <w:b w:val="0"/>
+                <w:sz w:val="17"/>
+              </w:rPr>
               <w:t>TNC</w:t>
             </w:r>
           </w:p>
@@ -2864,6 +2922,64 @@
                 <w:b w:val="0"/>
                 <w:sz w:val="17"/>
               </w:rPr>
+              <w:t>Dipole (D)</w:t>
+            </w:r>
+          </w:p>
+        </w:tc>
+        <w:tc>
+          <w:tcPr>
+            <w:tcW w:type="dxa" w:w="2160"/>
+          </w:tcPr>
+          <w:p>
+            <w:r>
+              <w:rPr>
+                <w:b w:val="0"/>
+                <w:sz w:val="17"/>
+              </w:rPr>
+              <w:t>6.143</w:t>
+            </w:r>
+          </w:p>
+        </w:tc>
+        <w:tc>
+          <w:tcPr>
+            <w:tcW w:type="dxa" w:w="2160"/>
+          </w:tcPr>
+          <w:p>
+            <w:r>
+              <w:rPr>
+                <w:b w:val="0"/>
+                <w:sz w:val="17"/>
+              </w:rPr>
+              <w:t>8.021</w:t>
+            </w:r>
+          </w:p>
+        </w:tc>
+        <w:tc>
+          <w:tcPr>
+            <w:tcW w:type="dxa" w:w="2160"/>
+          </w:tcPr>
+          <w:p>
+            <w:r>
+              <w:rPr>
+                <w:b w:val="0"/>
+                <w:sz w:val="17"/>
+              </w:rPr>
+              <w:t>3.468</w:t>
+            </w:r>
+          </w:p>
+        </w:tc>
+      </w:tr>
+      <w:tr>
+        <w:tc>
+          <w:tcPr>
+            <w:tcW w:type="dxa" w:w="2160"/>
+          </w:tcPr>
+          <w:p>
+            <w:r>
+              <w:rPr>
+                <w:b w:val="0"/>
+                <w:sz w:val="17"/>
+              </w:rPr>
               <w:t>TNC</w:t>
             </w:r>
           </w:p>
@@ -3591,6 +3707,61 @@
                 <w:b w:val="0"/>
                 <w:sz w:val="17"/>
               </w:rPr>
+              <w:t>Dipole (D)</w:t>
+            </w:r>
+          </w:p>
+        </w:tc>
+        <w:tc>
+          <w:tcPr>
+            <w:tcW w:type="dxa" w:w="2160"/>
+          </w:tcPr>
+          <w:p>
+            <w:r>
+              <w:rPr>
+                <w:b w:val="0"/>
+                <w:sz w:val="17"/>
+              </w:rPr>
+            </w:r>
+          </w:p>
+        </w:tc>
+        <w:tc>
+          <w:tcPr>
+            <w:tcW w:type="dxa" w:w="2160"/>
+          </w:tcPr>
+          <w:p>
+            <w:r>
+              <w:rPr>
+                <w:b w:val="0"/>
+                <w:sz w:val="17"/>
+              </w:rPr>
+            </w:r>
+          </w:p>
+        </w:tc>
+        <w:tc>
+          <w:tcPr>
+            <w:tcW w:type="dxa" w:w="2160"/>
+          </w:tcPr>
+          <w:p>
+            <w:r>
+              <w:rPr>
+                <w:b w:val="0"/>
+                <w:sz w:val="17"/>
+              </w:rPr>
+            </w:r>
+          </w:p>
+        </w:tc>
+      </w:tr>
+      <w:tr>
+        <w:tc>
+          <w:tcPr>
+            <w:tcW w:type="dxa" w:w="2160"/>
+          </w:tcPr>
+          <w:p>
+            <w:r>
+              <w:rPr>
+                <w:b w:val="0"/>
+                <w:sz w:val="17"/>
+              </w:rPr>
               <w:t>TNC</w:t>
             </w:r>
           </w:p>
@@ -4293,6 +4464,61 @@
                 <w:sz w:val="17"/>
               </w:rPr>
               <w:t>-0.391</w:t>
+            </w:r>
+          </w:p>
+        </w:tc>
+      </w:tr>
+      <w:tr>
+        <w:tc>
+          <w:tcPr>
+            <w:tcW w:type="dxa" w:w="2160"/>
+          </w:tcPr>
+          <w:p>
+            <w:r>
+              <w:rPr>
+                <w:b w:val="0"/>
+                <w:sz w:val="17"/>
+              </w:rPr>
+              <w:t>Dipole (D)</w:t>
+            </w:r>
+          </w:p>
+        </w:tc>
+        <w:tc>
+          <w:tcPr>
+            <w:tcW w:type="dxa" w:w="2160"/>
+          </w:tcPr>
+          <w:p>
+            <w:r>
+              <w:rPr>
+                <w:b w:val="0"/>
+                <w:sz w:val="17"/>
+              </w:rPr>
+            </w:r>
+          </w:p>
+        </w:tc>
+        <w:tc>
+          <w:tcPr>
+            <w:tcW w:type="dxa" w:w="2160"/>
+          </w:tcPr>
+          <w:p>
+            <w:r>
+              <w:rPr>
+                <w:b w:val="0"/>
+                <w:sz w:val="17"/>
+              </w:rPr>
+            </w:r>
+          </w:p>
+        </w:tc>
+        <w:tc>
+          <w:tcPr>
+            <w:tcW w:type="dxa" w:w="2160"/>
+          </w:tcPr>
+          <w:p>
+            <w:r>
+              <w:rPr>
+                <w:b w:val="0"/>
+                <w:sz w:val="17"/>
+              </w:rPr>
             </w:r>
           </w:p>
         </w:tc>
@@ -5038,6 +5264,64 @@
                 <w:sz w:val="17"/>
               </w:rPr>
               <w:t>-0.509</w:t>
+            </w:r>
+          </w:p>
+        </w:tc>
+      </w:tr>
+      <w:tr>
+        <w:tc>
+          <w:tcPr>
+            <w:tcW w:type="dxa" w:w="2160"/>
+          </w:tcPr>
+          <w:p>
+            <w:r>
+              <w:rPr>
+                <w:b w:val="0"/>
+                <w:sz w:val="17"/>
+              </w:rPr>
+              <w:t>Dipole (D)</w:t>
+            </w:r>
+          </w:p>
+        </w:tc>
+        <w:tc>
+          <w:tcPr>
+            <w:tcW w:type="dxa" w:w="2160"/>
+          </w:tcPr>
+          <w:p>
+            <w:r>
+              <w:rPr>
+                <w:b w:val="0"/>
+                <w:sz w:val="17"/>
+              </w:rPr>
+              <w:t>5.531</w:t>
+            </w:r>
+          </w:p>
+        </w:tc>
+        <w:tc>
+          <w:tcPr>
+            <w:tcW w:type="dxa" w:w="2160"/>
+          </w:tcPr>
+          <w:p>
+            <w:r>
+              <w:rPr>
+                <w:b w:val="0"/>
+                <w:sz w:val="17"/>
+              </w:rPr>
+              <w:t>6.337</w:t>
+            </w:r>
+          </w:p>
+        </w:tc>
+        <w:tc>
+          <w:tcPr>
+            <w:tcW w:type="dxa" w:w="2160"/>
+          </w:tcPr>
+          <w:p>
+            <w:r>
+              <w:rPr>
+                <w:b w:val="0"/>
+                <w:sz w:val="17"/>
+              </w:rPr>
+              <w:t>4.42</w:t>
             </w:r>
           </w:p>
         </w:tc>

--- a/cases/arghel/report/report.docx
+++ b/cases/arghel/report/report.docx
@@ -16,7 +16,7 @@
           <w:b w:val="0"/>
           <w:color w:val="718096"/>
         </w:rPr>
-        <w:t>Substrate: Fe(110)  |  Medium: 1 M HCl  |  DFT level: B3LYP/6-311++G(d,p) (ddCOSMO:water)  |  Generated 2026-07-17 07:38</w:t>
+        <w:t>Substrate: Fe(110)  |  Medium: 1 M HCl  |  DFT level: B3LYP/6-311++G(d,p) (ddCOSMO:water)  |  Generated 2026-07-18 15:09</w:t>
       </w:r>
     </w:p>
     <w:p>

--- a/cases/arghel/report/report.docx
+++ b/cases/arghel/report/report.docx
@@ -16,7 +16,7 @@
           <w:b w:val="0"/>
           <w:color w:val="718096"/>
         </w:rPr>
-        <w:t>Substrate: Fe(110)  |  Medium: 1 M HCl  |  DFT level: B3LYP/6-311++G(d,p) (ddCOSMO:water)  |  Generated 2026-07-18 15:09</w:t>
+        <w:t>Substrate: Fe(110)  |  Medium: 1 M HCl  |  DFT level: B3LYP/6-311++G(d,p) (ddCOSMO:water)  |  Generated 2026-07-18 15:37</w:t>
       </w:r>
     </w:p>
     <w:p>
@@ -517,7 +517,7 @@
                 <w:b w:val="0"/>
                 <w:sz w:val="17"/>
               </w:rPr>
-              <w:t>3.75</w:t>
+              <w:t>3.15</w:t>
             </w:r>
           </w:p>
         </w:tc>
@@ -531,7 +531,7 @@
                 <w:b w:val="0"/>
                 <w:sz w:val="17"/>
               </w:rPr>
-              <w:t>3.15</w:t>
+              <w:t>2.95</w:t>
             </w:r>
           </w:p>
         </w:tc>
@@ -6282,7 +6282,7 @@
         <w:pStyle w:val="Heading1"/>
       </w:pPr>
       <w:r>
-        <w:t>5. Brownian MD (Fe-O RDF)</w:t>
+        <w:t>5. Brownian MD (Fe-donor RDF)</w:t>
       </w:r>
     </w:p>
     <w:p>
@@ -6334,7 +6334,7 @@
           <w:color w:val="718096"/>
           <w:sz w:val="16"/>
         </w:rPr>
-        <w:t>kaempferol — Fe-O RDF</w:t>
+        <w:t>kaempferol — Fe-donor RDF</w:t>
       </w:r>
     </w:p>
     <w:p>
@@ -6386,7 +6386,7 @@
           <w:color w:val="718096"/>
           <w:sz w:val="16"/>
         </w:rPr>
-        <w:t>quercetin — Fe-O RDF</w:t>
+        <w:t>quercetin — Fe-donor RDF</w:t>
       </w:r>
     </w:p>
     <w:p>
@@ -6438,7 +6438,7 @@
           <w:color w:val="718096"/>
           <w:sz w:val="16"/>
         </w:rPr>
-        <w:t>isorhamnetin — Fe-O RDF</w:t>
+        <w:t>isorhamnetin — Fe-donor RDF</w:t>
       </w:r>
     </w:p>
     <w:p>

--- a/cases/arghel/report/report.docx
+++ b/cases/arghel/report/report.docx
@@ -16,7 +16,7 @@
           <w:b w:val="0"/>
           <w:color w:val="718096"/>
         </w:rPr>
-        <w:t>Substrate: Fe(110)  |  Medium: 1 M HCl  |  DFT level: B3LYP/6-311++G(d,p) (ddCOSMO:water)  |  Generated 2026-07-18 15:37</w:t>
+        <w:t>Substrate: Fe(110)  |  Medium: 1 M HCl  |  DFT level: B3LYP/6-311++G(d,p) (ddCOSMO:water)  |  Generated 2026-07-18 18:23</w:t>
       </w:r>
     </w:p>
     <w:p>
@@ -116,7 +116,7 @@
         <w:rPr>
           <w:b w:val="0"/>
         </w:rPr>
-        <w:t xml:space="preserve"> ranks highest on the composite electronic score (+1.39), combining the smallest HOMO–LUMO gap (3.59 eV) with the highest softness — the most readily polarised, electron-donating candidate of the set. It adsorbs flat on Fe in the physisorption regime (E_ads ≈ -16 kJ/mol). The lead holds across all 4 descriptor bases evaluated (geometry and protonation). This is a computational screening prediction requiring electrochemical confirmation (see the Method section and caveats).</w:t>
+        <w:t xml:space="preserve"> ranks highest on the composite electronic score (+0.70), which averages three independent axes — a small HOMO–LUMO gap (3.59 eV), the Lukovits ΔN and the molecular dipole — the strongest all-round electron-donating profile of the set. It adsorbs flat on Fe in the physisorption regime (E_ads ≈ -16 kJ/mol). The lead holds across all 4 descriptor bases evaluated (geometry and protonation). This is a computational screening prediction requiring electrochemical confirmation (see the Method section and caveats).</w:t>
       </w:r>
     </w:p>
     <w:tbl>
@@ -257,7 +257,7 @@
                 <w:b w:val="0"/>
                 <w:sz w:val="17"/>
               </w:rPr>
-              <w:t>Hardness η (eV)</w:t>
+              <w:t>ΔN</w:t>
             </w:r>
           </w:p>
         </w:tc>
@@ -271,7 +271,7 @@
                 <w:b/>
                 <w:sz w:val="17"/>
               </w:rPr>
-              <w:t>1.797 ✓</w:t>
+              <w:t>0.191</w:t>
             </w:r>
           </w:p>
         </w:tc>
@@ -285,7 +285,7 @@
                 <w:b w:val="0"/>
                 <w:sz w:val="17"/>
               </w:rPr>
-              <w:t>1.833</w:t>
+              <w:t>0.226</w:t>
             </w:r>
           </w:p>
         </w:tc>
@@ -299,7 +299,7 @@
                 <w:b w:val="0"/>
                 <w:sz w:val="17"/>
               </w:rPr>
-              <w:t>1.841</w:t>
+              <w:t>0.182</w:t>
             </w:r>
           </w:p>
         </w:tc>
@@ -315,7 +315,7 @@
                 <w:b w:val="0"/>
                 <w:sz w:val="17"/>
               </w:rPr>
-              <w:t>Softness σ (1/eV)</w:t>
+              <w:t>Dipole (D)</w:t>
             </w:r>
           </w:p>
         </w:tc>
@@ -329,7 +329,7 @@
                 <w:b/>
                 <w:sz w:val="17"/>
               </w:rPr>
-              <w:t>0.557 ✓</w:t>
+              <w:t>8.021</w:t>
             </w:r>
           </w:p>
         </w:tc>
@@ -343,7 +343,7 @@
                 <w:b w:val="0"/>
                 <w:sz w:val="17"/>
               </w:rPr>
-              <w:t>0.546</w:t>
+              <w:t>3.468</w:t>
             </w:r>
           </w:p>
         </w:tc>
@@ -357,7 +357,7 @@
                 <w:b w:val="0"/>
                 <w:sz w:val="17"/>
               </w:rPr>
-              <w:t>0.543</w:t>
+              <w:t>6.143</w:t>
             </w:r>
           </w:p>
         </w:tc>
@@ -373,7 +373,7 @@
                 <w:b w:val="0"/>
                 <w:sz w:val="17"/>
               </w:rPr>
-              <w:t>ΔN</w:t>
+              <w:t>E_ads (kJ/mol)</w:t>
             </w:r>
           </w:p>
         </w:tc>
@@ -387,7 +387,7 @@
                 <w:b/>
                 <w:sz w:val="17"/>
               </w:rPr>
-              <w:t>0.191</w:t>
+              <w:t>-15.97</w:t>
             </w:r>
           </w:p>
         </w:tc>
@@ -401,7 +401,7 @@
                 <w:b w:val="0"/>
                 <w:sz w:val="17"/>
               </w:rPr>
-              <w:t>0.226</w:t>
+              <w:t>-16.74 ✓</w:t>
             </w:r>
           </w:p>
         </w:tc>
@@ -415,7 +415,7 @@
                 <w:b w:val="0"/>
                 <w:sz w:val="17"/>
               </w:rPr>
-              <w:t>0.182</w:t>
+              <w:t>-16.55</w:t>
             </w:r>
           </w:p>
         </w:tc>
@@ -431,7 +431,7 @@
                 <w:b w:val="0"/>
                 <w:sz w:val="17"/>
               </w:rPr>
-              <w:t>E_ads (kJ/mol)</w:t>
+              <w:t>Fe–O (Å)</w:t>
             </w:r>
           </w:p>
         </w:tc>
@@ -445,7 +445,7 @@
                 <w:b/>
                 <w:sz w:val="17"/>
               </w:rPr>
-              <w:t>-15.97</w:t>
+              <w:t>3.25</w:t>
             </w:r>
           </w:p>
         </w:tc>
@@ -459,7 +459,7 @@
                 <w:b w:val="0"/>
                 <w:sz w:val="17"/>
               </w:rPr>
-              <w:t>-16.74 ✓</w:t>
+              <w:t>3.15</w:t>
             </w:r>
           </w:p>
         </w:tc>
@@ -473,7 +473,7 @@
                 <w:b w:val="0"/>
                 <w:sz w:val="17"/>
               </w:rPr>
-              <w:t>-16.55</w:t>
+              <w:t>2.95</w:t>
             </w:r>
           </w:p>
         </w:tc>
@@ -489,7 +489,7 @@
                 <w:b w:val="0"/>
                 <w:sz w:val="17"/>
               </w:rPr>
-              <w:t>Fe–O (Å)</w:t>
+              <w:t>Score</w:t>
             </w:r>
           </w:p>
         </w:tc>
@@ -503,7 +503,7 @@
                 <w:b/>
                 <w:sz w:val="17"/>
               </w:rPr>
-              <w:t>3.25</w:t>
+              <w:t>0.698 ✓</w:t>
             </w:r>
           </w:p>
         </w:tc>
@@ -517,7 +517,7 @@
                 <w:b w:val="0"/>
                 <w:sz w:val="17"/>
               </w:rPr>
-              <w:t>3.15</w:t>
+              <w:t>-0.133</w:t>
             </w:r>
           </w:p>
         </w:tc>
@@ -531,65 +531,7 @@
                 <w:b w:val="0"/>
                 <w:sz w:val="17"/>
               </w:rPr>
-              <w:t>2.95</w:t>
-            </w:r>
-          </w:p>
-        </w:tc>
-      </w:tr>
-      <w:tr>
-        <w:tc>
-          <w:tcPr>
-            <w:tcW w:type="dxa" w:w="2160"/>
-          </w:tcPr>
-          <w:p>
-            <w:r>
-              <w:rPr>
-                <w:b w:val="0"/>
-                <w:sz w:val="17"/>
-              </w:rPr>
-              <w:t>Score</w:t>
-            </w:r>
-          </w:p>
-        </w:tc>
-        <w:tc>
-          <w:tcPr>
-            <w:tcW w:type="dxa" w:w="2160"/>
-          </w:tcPr>
-          <w:p>
-            <w:r>
-              <w:rPr>
-                <w:b/>
-                <w:sz w:val="17"/>
-              </w:rPr>
-              <w:t>1.391 ✓</w:t>
-            </w:r>
-          </w:p>
-        </w:tc>
-        <w:tc>
-          <w:tcPr>
-            <w:tcW w:type="dxa" w:w="2160"/>
-          </w:tcPr>
-          <w:p>
-            <w:r>
-              <w:rPr>
-                <w:b w:val="0"/>
-                <w:sz w:val="17"/>
-              </w:rPr>
-              <w:t>-0.475</w:t>
-            </w:r>
-          </w:p>
-        </w:tc>
-        <w:tc>
-          <w:tcPr>
-            <w:tcW w:type="dxa" w:w="2160"/>
-          </w:tcPr>
-          <w:p>
-            <w:r>
-              <w:rPr>
-                <w:b w:val="0"/>
-                <w:sz w:val="17"/>
-              </w:rPr>
-              <w:t>-0.916</w:t>
+              <w:t>-0.565</w:t>
             </w:r>
           </w:p>
         </w:tc>
@@ -789,7 +731,7 @@
           <w:color w:val="718096"/>
           <w:sz w:val="18"/>
         </w:rPr>
-        <w:t>Scored on the HOMO–LUMO gap, hardness and softness of the canonical basis (</w:t>
+        <w:t>Scored on three independent axes of the canonical basis (</w:t>
       </w:r>
       <w:r>
         <w:rPr>
@@ -821,7 +763,7 @@
           <w:color w:val="718096"/>
           <w:sz w:val="18"/>
         </w:rPr>
-        <w:t>). The geometry / protonation panels below are a sensitivity check, not separate rankings. E_ads and the Fe–O distance validate the lead, they do not enter the score. Full method: docs/pipeline.md.</w:t>
+        <w:t>): the HOMO–LUMO gap, the Lukovits ΔN (electron donation to the metal) and the dipole (a weak tie-breaker — its direction vs efficiency is disputed). The geometry / protonation panels below are a sensitivity check, not separate rankings. E_ads and the Fe–O distance validate the lead, they do not enter the score. Full method: docs/pipeline.md.</w:t>
       </w:r>
     </w:p>
     <w:p>
